--- a/docs/MANUAL-DEL-SIMULADOR-QUIRURGICO.docx
+++ b/docs/MANUAL-DEL-SIMULADOR-QUIRURGICO.docx
@@ -153,7 +153,7 @@
           <w:sz w:val="20"/>
           <w:szCs w:val="20"/>
         </w:rPr>
-        <w:t xml:space="preserve">Versión 1.0 · 12 de octubre de 2026</w:t>
+        <w:t xml:space="preserve">Versión 1.1 · 16 de octubre de 2026</w:t>
       </w:r>
     </w:p>
     <w:p>
@@ -303,7 +303,7 @@
                 <w:sz w:val="17"/>
                 <w:szCs w:val="17"/>
               </w:rPr>
-              <w:t xml:space="preserve">Las diez zonas de la consola, los modos y por qué todo cabe en una pantalla.</w:t>
+              <w:t xml:space="preserve">Las diez zonas de la consola, los modos, la posición del paciente y por qué todo cabe en una pantalla.</w:t>
             </w:r>
           </w:p>
         </w:tc>
@@ -543,7 +543,7 @@
                 <w:sz w:val="17"/>
                 <w:szCs w:val="17"/>
               </w:rPr>
-              <w:t xml:space="preserve">Cortar, electrobisturí, pinzas, separadores, perforar, fijar, coser, mover y capas.</w:t>
+              <w:t xml:space="preserve">Cortar, electrobisturí, Metzenbaum (cortar o disecar), pinzas de a dos, separadores por plano, perforar, fijar, coser, mover y capas.</w:t>
             </w:r>
           </w:p>
         </w:tc>
@@ -591,7 +591,7 @@
                 <w:sz w:val="17"/>
                 <w:szCs w:val="17"/>
               </w:rPr>
-              <w:t xml:space="preserve">La radiografía en grises y la imagen circular del arco en C, con tres proyecciones.</w:t>
+              <w:t xml:space="preserve">La imagen circular del arco en C, con tres proyecciones, que se arrastra y no toca la escena.</w:t>
             </w:r>
           </w:p>
         </w:tc>
@@ -1958,97 +1958,7 @@
               <w:spacing w:after="30" w:line="264"/>
             </w:pPr>
             <w:r>
-              <w:t xml:space="preserve">Qué hace el ratón sobre el modelo: </w:t>
-            </w:r>
-            <w:r>
-              <w:rPr>
-                <w:b/>
-                <w:bCs/>
-              </w:rPr>
-              <w:t xml:space="preserve">Orbitar</w:t>
-            </w:r>
-            <w:r>
-              <w:t xml:space="preserve"> (girar), </w:t>
-            </w:r>
-            <w:r>
-              <w:rPr>
-                <w:b/>
-                <w:bCs/>
-              </w:rPr>
-              <w:t xml:space="preserve">Trazar</w:t>
-            </w:r>
-            <w:r>
-              <w:t xml:space="preserve"> (la incisión), </w:t>
-            </w:r>
-            <w:r>
-              <w:rPr>
-                <w:b/>
-                <w:bCs/>
-              </w:rPr>
-              <w:t xml:space="preserve">Mover</w:t>
-            </w:r>
-            <w:r>
-              <w:t xml:space="preserve"> y </w:t>
-            </w:r>
-            <w:r>
-              <w:rPr>
-                <w:b/>
-                <w:bCs/>
-              </w:rPr>
-              <w:t xml:space="preserve">Señalar</w:t>
-            </w:r>
-            <w:r>
-              <w:t xml:space="preserve"> (solo en el editor). Con un instrumento en la mano aparece además el modo que le corresponde (</w:t>
-            </w:r>
-            <w:r>
-              <w:rPr>
-                <w:b/>
-                <w:bCs/>
-              </w:rPr>
-              <w:t xml:space="preserve">Separar</w:t>
-            </w:r>
-            <w:r>
-              <w:t xml:space="preserve">, </w:t>
-            </w:r>
-            <w:r>
-              <w:rPr>
-                <w:b/>
-                <w:bCs/>
-              </w:rPr>
-              <w:t xml:space="preserve">Pinzar</w:t>
-            </w:r>
-            <w:r>
-              <w:t xml:space="preserve">, </w:t>
-            </w:r>
-            <w:r>
-              <w:rPr>
-                <w:b/>
-                <w:bCs/>
-              </w:rPr>
-              <w:t xml:space="preserve">Perforar</w:t>
-            </w:r>
-            <w:r>
-              <w:t xml:space="preserve">, </w:t>
-            </w:r>
-            <w:r>
-              <w:rPr>
-                <w:b/>
-                <w:bCs/>
-              </w:rPr>
-              <w:t xml:space="preserve">Fijar</w:t>
-            </w:r>
-            <w:r>
-              <w:t xml:space="preserve">, </w:t>
-            </w:r>
-            <w:r>
-              <w:rPr>
-                <w:b/>
-                <w:bCs/>
-              </w:rPr>
-              <w:t xml:space="preserve">Coser</w:t>
-            </w:r>
-            <w:r>
-              <w:t xml:space="preserve">). El modo que el paso pide lleva la etiqueta «Paso».</w:t>
+              <w:t xml:space="preserve">Qué hace el ratón sobre el modelo: Orbitar (girar), Trazar (la incisión), Mover y Señalar (solo en el editor). Con un instrumento en la mano aparece además el modo que le corresponde (Separar, Pinzar, Disecar, Perforar, Fijar, Coser). El modo que el paso pide lleva la etiqueta «Paso».</w:t>
             </w:r>
           </w:p>
         </w:tc>
@@ -3296,7 +3206,7 @@
               <w:spacing w:after="30" w:line="264"/>
             </w:pPr>
             <w:r>
-              <w:t xml:space="preserve">Clic en la herida para colocar el separador; la rueda lo abre.</w:t>
+              <w:t xml:space="preserve">Clic en la herida para colocar el separador en el plano elegido (piel o músculo); la rueda lo abre.</w:t>
             </w:r>
           </w:p>
         </w:tc>
@@ -3378,7 +3288,7 @@
               <w:spacing w:after="30" w:line="264"/>
             </w:pPr>
             <w:r>
-              <w:t xml:space="preserve">Clic junto al borde de la herida: la pinza toma la piel y la levanta.</w:t>
+              <w:t xml:space="preserve">Un clic pone la pareja de pinzas, una frente a la otra, a los dos lados de la herida; la rueda las separa o las junta.</w:t>
             </w:r>
           </w:p>
         </w:tc>
@@ -3434,7 +3344,7 @@
               <w:spacing w:after="30" w:line="264"/>
             </w:pPr>
             <w:r>
-              <w:t xml:space="preserve">Perforar</w:t>
+              <w:t xml:space="preserve">Disecar</w:t>
             </w:r>
           </w:p>
         </w:tc>
@@ -3459,7 +3369,7 @@
               <w:spacing w:after="30" w:line="264"/>
             </w:pPr>
             <w:r>
-              <w:t xml:space="preserve">Mantener pulsado sobre el hueso: la broca gira y avanza.</w:t>
+              <w:t xml:space="preserve">Un clic apoya la punta cerrada de la tijera en el tejido; la rueda abre las ramas y el plano se separa por tensión, sin cortar.</w:t>
             </w:r>
           </w:p>
         </w:tc>
@@ -3484,7 +3394,7 @@
               <w:spacing w:after="30" w:line="264"/>
             </w:pPr>
             <w:r>
-              <w:t xml:space="preserve">Con una broca</w:t>
+              <w:t xml:space="preserve">Con la tijera de Metzenbaum, en «Disección roma»</w:t>
             </w:r>
           </w:p>
         </w:tc>
@@ -3515,7 +3425,7 @@
               <w:spacing w:after="30" w:line="264"/>
             </w:pPr>
             <w:r>
-              <w:t xml:space="preserve">Fijar</w:t>
+              <w:t xml:space="preserve">Perforar</w:t>
             </w:r>
           </w:p>
         </w:tc>
@@ -3541,7 +3451,7 @@
               <w:spacing w:after="30" w:line="264"/>
             </w:pPr>
             <w:r>
-              <w:t xml:space="preserve">Clic sobre el hueso para apoyar la placa; clic en un agujero para el tornillo.</w:t>
+              <w:t xml:space="preserve">Mantener pulsado sobre el hueso: la broca gira y avanza.</w:t>
             </w:r>
           </w:p>
         </w:tc>
@@ -3567,7 +3477,7 @@
               <w:spacing w:after="30" w:line="264"/>
             </w:pPr>
             <w:r>
-              <w:t xml:space="preserve">Con placa, tornillo o medidor</w:t>
+              <w:t xml:space="preserve">Con una broca</w:t>
             </w:r>
           </w:p>
         </w:tc>
@@ -3597,6 +3507,87 @@
               <w:spacing w:after="30" w:line="264"/>
             </w:pPr>
             <w:r>
+              <w:t xml:space="preserve">Fijar</w:t>
+            </w:r>
+          </w:p>
+        </w:tc>
+        <w:tc>
+          <w:tcPr>
+            <w:tcW w:type="dxa" w:w="5560"/>
+            <w:tcBorders>
+              <w:top w:val="single" w:color="C9D3E3" w:sz="4"/>
+              <w:left w:val="single" w:color="C9D3E3" w:sz="4"/>
+              <w:bottom w:val="single" w:color="C9D3E3" w:sz="4"/>
+              <w:right w:val="single" w:color="C9D3E3" w:sz="4"/>
+            </w:tcBorders>
+            <w:tcMar>
+              <w:top w:type="dxa" w:w="70"/>
+              <w:left w:type="dxa" w:w="110"/>
+              <w:bottom w:type="dxa" w:w="70"/>
+              <w:right w:type="dxa" w:w="110"/>
+            </w:tcMar>
+          </w:tcPr>
+          <w:p>
+            <w:pPr>
+              <w:spacing w:after="30" w:line="264"/>
+            </w:pPr>
+            <w:r>
+              <w:t xml:space="preserve">Clic sobre el hueso para apoyar la placa; clic en un agujero para el tornillo.</w:t>
+            </w:r>
+          </w:p>
+        </w:tc>
+        <w:tc>
+          <w:tcPr>
+            <w:tcW w:type="dxa" w:w="2300"/>
+            <w:tcBorders>
+              <w:top w:val="single" w:color="C9D3E3" w:sz="4"/>
+              <w:left w:val="single" w:color="C9D3E3" w:sz="4"/>
+              <w:bottom w:val="single" w:color="C9D3E3" w:sz="4"/>
+              <w:right w:val="single" w:color="C9D3E3" w:sz="4"/>
+            </w:tcBorders>
+            <w:tcMar>
+              <w:top w:type="dxa" w:w="70"/>
+              <w:left w:type="dxa" w:w="110"/>
+              <w:bottom w:type="dxa" w:w="70"/>
+              <w:right w:type="dxa" w:w="110"/>
+            </w:tcMar>
+          </w:tcPr>
+          <w:p>
+            <w:pPr>
+              <w:spacing w:after="30" w:line="264"/>
+            </w:pPr>
+            <w:r>
+              <w:t xml:space="preserve">Con placa, tornillo o medidor</w:t>
+            </w:r>
+          </w:p>
+        </w:tc>
+      </w:tr>
+      <w:tr>
+        <w:trPr>
+          <w:cantSplit/>
+        </w:trPr>
+        <w:tc>
+          <w:tcPr>
+            <w:tcW w:type="dxa" w:w="1500"/>
+            <w:tcBorders>
+              <w:top w:val="single" w:color="C9D3E3" w:sz="4"/>
+              <w:left w:val="single" w:color="C9D3E3" w:sz="4"/>
+              <w:bottom w:val="single" w:color="C9D3E3" w:sz="4"/>
+              <w:right w:val="single" w:color="C9D3E3" w:sz="4"/>
+            </w:tcBorders>
+            <w:shd w:fill="F6F8FC" w:color="auto" w:val="clear"/>
+            <w:tcMar>
+              <w:top w:type="dxa" w:w="70"/>
+              <w:left w:type="dxa" w:w="110"/>
+              <w:bottom w:type="dxa" w:w="70"/>
+              <w:right w:type="dxa" w:w="110"/>
+            </w:tcMar>
+          </w:tcPr>
+          <w:p>
+            <w:pPr>
+              <w:spacing w:after="30" w:line="264"/>
+            </w:pPr>
+            <w:r>
               <w:t xml:space="preserve">Coser</w:t>
             </w:r>
           </w:p>
@@ -3610,6 +3601,7 @@
               <w:bottom w:val="single" w:color="C9D3E3" w:sz="4"/>
               <w:right w:val="single" w:color="C9D3E3" w:sz="4"/>
             </w:tcBorders>
+            <w:shd w:fill="F6F8FC" w:color="auto" w:val="clear"/>
             <w:tcMar>
               <w:top w:type="dxa" w:w="70"/>
               <w:left w:type="dxa" w:w="110"/>
@@ -3635,6 +3627,7 @@
               <w:bottom w:val="single" w:color="C9D3E3" w:sz="4"/>
               <w:right w:val="single" w:color="C9D3E3" w:sz="4"/>
             </w:tcBorders>
+            <w:shd w:fill="F6F8FC" w:color="auto" w:val="clear"/>
             <w:tcMar>
               <w:top w:type="dxa" w:w="70"/>
               <w:left w:type="dxa" w:w="110"/>
@@ -3712,7 +3705,7 @@
               <w:spacing w:after="60" w:line="276"/>
             </w:pPr>
             <w:r>
-              <w:t xml:space="preserve">Con un instrumento que se maneja con la rueda (tijeras, separador, tornillo, sutura) la rueda es del instrumento. Para acercar el modelo, mantenga </w:t>
+              <w:t xml:space="preserve">Con un instrumento que se maneja con la rueda (tijeras, pinzas, separador, tornillo, sutura) la rueda es del instrumento. Para acercar el modelo, mantenga </w:t>
             </w:r>
             <w:r>
               <w:rPr>
@@ -3728,6 +3721,213 @@
         </w:tc>
       </w:tr>
     </w:tbl>
+    <w:p>
+      <w:pPr>
+        <w:pStyle w:val="Heading2"/>
+      </w:pPr>
+      <w:r>
+        <w:t xml:space="preserve">La posición del paciente</w:t>
+      </w:r>
+    </w:p>
+    <w:p>
+      <w:pPr>
+        <w:spacing w:after="120" w:line="288"/>
+      </w:pPr>
+      <w:r>
+        <w:t xml:space="preserve">Debajo de los modos, el bloque </w:t>
+      </w:r>
+      <w:r>
+        <w:rPr>
+          <w:b/>
+          <w:bCs/>
+        </w:rPr>
+        <w:t xml:space="preserve">Paciente</w:t>
+      </w:r>
+      <w:r>
+        <w:t xml:space="preserve"> tiene tres botones: </w:t>
+      </w:r>
+      <w:r>
+        <w:rPr>
+          <w:b/>
+          <w:bCs/>
+        </w:rPr>
+        <w:t xml:space="preserve">De pie</w:t>
+      </w:r>
+      <w:r>
+        <w:t xml:space="preserve">, </w:t>
+      </w:r>
+      <w:r>
+        <w:rPr>
+          <w:b/>
+          <w:bCs/>
+        </w:rPr>
+        <w:t xml:space="preserve">Supino</w:t>
+      </w:r>
+      <w:r>
+        <w:t xml:space="preserve"> y </w:t>
+      </w:r>
+      <w:r>
+        <w:rPr>
+          <w:b/>
+          <w:bCs/>
+        </w:rPr>
+        <w:t xml:space="preserve">Prono</w:t>
+      </w:r>
+      <w:r>
+        <w:t xml:space="preserve">. Con un clic el paciente se acuesta. </w:t>
+      </w:r>
+      <w:r>
+        <w:rPr>
+          <w:b/>
+          <w:bCs/>
+        </w:rPr>
+        <w:t xml:space="preserve">Supino</w:t>
+      </w:r>
+      <w:r>
+        <w:t xml:space="preserve"> lo deja boca arriba, con el miembro en horizontal, visto desde arriba y con la cabeza del paciente a la izquierda de la pantalla; </w:t>
+      </w:r>
+      <w:r>
+        <w:rPr>
+          <w:b/>
+          <w:bCs/>
+        </w:rPr>
+        <w:t xml:space="preserve">Prono</w:t>
+      </w:r>
+      <w:r>
+        <w:t xml:space="preserve"> lo deja boca abajo, visto por detrás. Es la posición en que se opera, y desde ahí se sigue orbitando como siempre.</w:t>
+      </w:r>
+    </w:p>
+    <w:p>
+      <w:pPr>
+        <w:spacing w:after="120" w:line="288"/>
+      </w:pPr>
+      <w:r>
+        <w:t xml:space="preserve">Lo que cambia es </w:t>
+      </w:r>
+      <w:r>
+        <w:rPr>
+          <w:b/>
+          <w:bCs/>
+        </w:rPr>
+        <w:t xml:space="preserve">la vista, no el modelo</w:t>
+      </w:r>
+      <w:r>
+        <w:t xml:space="preserve">: los separadores, las pinzas, el hilo y la placa que ya estén puestos no se mueven de donde están. «Encuadrar» conserva la posición elegida.</w:t>
+      </w:r>
+    </w:p>
+    <w:p>
+      <w:pPr>
+        <w:pStyle w:val="ListParagraph"/>
+        <w:numPr>
+          <w:ilvl w:val="0"/>
+          <w:numId w:val="4"/>
+        </w:numPr>
+        <w:spacing w:after="70" w:line="276"/>
+      </w:pPr>
+      <w:r>
+        <w:rPr>
+          <w:b/>
+          <w:bCs/>
+        </w:rPr>
+        <w:t xml:space="preserve">Giro libre.</w:t>
+      </w:r>
+      <w:r>
+        <w:t xml:space="preserve"> Con el interruptor encendido, arrastrar da la vuelta al paciente en cualquier dirección, sin un «arriba» fijo: sirve para acostarlo a la medida o para mirarlo desde la planta del pie. Al girar a mano, los tres botones se apagan.</w:t>
+      </w:r>
+    </w:p>
+    <w:p>
+      <w:pPr>
+        <w:pStyle w:val="ListParagraph"/>
+        <w:numPr>
+          <w:ilvl w:val="0"/>
+          <w:numId w:val="4"/>
+        </w:numPr>
+        <w:spacing w:after="70" w:line="276"/>
+      </w:pPr>
+      <w:r>
+        <w:rPr>
+          <w:b/>
+          <w:bCs/>
+        </w:rPr>
+        <w:t xml:space="preserve">↻ 90°.</w:t>
+      </w:r>
+      <w:r>
+        <w:t xml:space="preserve"> Gira la vista un cuarto de vuelta en el plano de la pantalla: tumba al paciente o lo levanta.</w:t>
+      </w:r>
+    </w:p>
+    <w:p>
+      <w:pPr>
+        <w:keepNext/>
+        <w:spacing w:after="40" w:before="40"/>
+        <w:jc w:val="center"/>
+      </w:pPr>
+      <w:r>
+        <w:drawing>
+          <wp:inline distT="0" distB="0" distL="0" distR="0">
+            <wp:extent cx="3200400" cy="2999232"/>
+            <wp:effectExtent t="0" r="0" b="0" l="0"/>
+            <wp:docPr id="901" name="z01-paciente-supino" descr="El bloque Paciente con Supino elegido y el miembro acostado con la incisión" title="El bloque Paciente con Supino elegido y el miembro acostado con la incisión"/>
+            <wp:cNvGraphicFramePr>
+              <a:graphicFrameLocks xmlns:a="http://schemas.openxmlformats.org/drawingml/2006/main" noChangeAspect="1"/>
+            </wp:cNvGraphicFramePr>
+            <a:graphic xmlns:a="http://schemas.openxmlformats.org/drawingml/2006/main">
+              <a:graphicData uri="http://schemas.openxmlformats.org/drawingml/2006/picture">
+                <pic:pic xmlns:pic="http://schemas.openxmlformats.org/drawingml/2006/picture">
+                  <pic:nvPicPr>
+                    <pic:cNvPr id="0" name="" descr=""/>
+                    <pic:cNvPicPr>
+                      <a:picLocks noChangeAspect="1" noChangeArrowheads="1"/>
+                    </pic:cNvPicPr>
+                  </pic:nvPicPr>
+                  <pic:blipFill>
+                    <a:blip r:embed="rId901" cstate="none"/>
+                    <a:srcRect/>
+                    <a:stretch>
+                      <a:fillRect/>
+                    </a:stretch>
+                  </pic:blipFill>
+                  <pic:spPr bwMode="auto">
+                    <a:xfrm>
+                      <a:off x="0" y="0"/>
+                      <a:ext cx="3200400" cy="2999232"/>
+                    </a:xfrm>
+                    <a:prstGeom prst="rect">
+                      <a:avLst/>
+                    </a:prstGeom>
+                  </pic:spPr>
+                </pic:pic>
+              </a:graphicData>
+            </a:graphic>
+          </wp:inline>
+        </w:drawing>
+      </w:r>
+    </w:p>
+    <w:p>
+      <w:pPr>
+        <w:spacing w:after="200"/>
+        <w:jc w:val="center"/>
+      </w:pPr>
+      <w:r>
+        <w:rPr>
+          <w:b/>
+          <w:bCs/>
+          <w:color w:val="5B6577"/>
+          <w:sz w:val="19"/>
+          <w:szCs w:val="19"/>
+        </w:rPr>
+        <w:t xml:space="preserve">Figura 2. </w:t>
+      </w:r>
+      <w:r>
+        <w:rPr>
+          <w:i/>
+          <w:iCs/>
+          <w:color w:val="5B6577"/>
+          <w:sz w:val="19"/>
+          <w:szCs w:val="19"/>
+        </w:rPr>
+        <w:t xml:space="preserve">El paciente en decúbito supino: el bloque «Paciente» (izquierda) y el miembro acostado, con la incisión marcada.</w:t>
+      </w:r>
+    </w:p>
     <w:p>
       <w:pPr>
         <w:pStyle w:val="Heading1"/>
@@ -3845,7 +4045,7 @@
           <w:sz w:val="19"/>
           <w:szCs w:val="19"/>
         </w:rPr>
-        <w:t xml:space="preserve">Figura 2. </w:t>
+        <w:t xml:space="preserve">Figura 3. </w:t>
       </w:r>
       <w:r>
         <w:rPr>
@@ -4426,7 +4626,7 @@
           <w:sz w:val="19"/>
           <w:szCs w:val="19"/>
         </w:rPr>
-        <w:t xml:space="preserve">Figura 3. </w:t>
+        <w:t xml:space="preserve">Figura 4. </w:t>
       </w:r>
       <w:r>
         <w:rPr>
@@ -4537,7 +4737,7 @@
           <w:sz w:val="19"/>
           <w:szCs w:val="19"/>
         </w:rPr>
-        <w:t xml:space="preserve">Figura 4. </w:t>
+        <w:t xml:space="preserve">Figura 5. </w:t>
       </w:r>
       <w:r>
         <w:rPr>
@@ -4822,7 +5022,7 @@
           <w:sz w:val="19"/>
           <w:szCs w:val="19"/>
         </w:rPr>
-        <w:t xml:space="preserve">Figura 5. </w:t>
+        <w:t xml:space="preserve">Figura 6. </w:t>
       </w:r>
       <w:r>
         <w:rPr>
@@ -5134,7 +5334,7 @@
           <w:sz w:val="19"/>
           <w:szCs w:val="19"/>
         </w:rPr>
-        <w:t xml:space="preserve">Figura 6. </w:t>
+        <w:t xml:space="preserve">Figura 7. </w:t>
       </w:r>
       <w:r>
         <w:rPr>
@@ -5726,7 +5926,7 @@
           <w:sz w:val="19"/>
           <w:szCs w:val="19"/>
         </w:rPr>
-        <w:t xml:space="preserve">Figura 7. </w:t>
+        <w:t xml:space="preserve">Figura 8. </w:t>
       </w:r>
       <w:r>
         <w:rPr>
@@ -6393,7 +6593,7 @@
           <w:sz w:val="19"/>
           <w:szCs w:val="19"/>
         </w:rPr>
-        <w:t xml:space="preserve">Figura 8. </w:t>
+        <w:t xml:space="preserve">Figura 9. </w:t>
       </w:r>
       <w:r>
         <w:rPr>
@@ -7007,6 +7207,139 @@
     <w:p>
       <w:pPr>
         <w:spacing w:after="100"/>
+      </w:pPr>
+    </w:p>
+    <w:tbl>
+      <w:tblPr>
+        <w:tblW w:type="dxa" w:w="9360"/>
+        <w:tblBorders>
+          <w:top w:val="single" w:color="auto" w:sz="4"/>
+          <w:left w:val="single" w:color="auto" w:sz="4"/>
+          <w:bottom w:val="single" w:color="auto" w:sz="4"/>
+          <w:right w:val="single" w:color="auto" w:sz="4"/>
+          <w:insideH w:val="single" w:color="auto" w:sz="4"/>
+          <w:insideV w:val="single" w:color="auto" w:sz="4"/>
+        </w:tblBorders>
+      </w:tblPr>
+      <w:tblGrid>
+        <w:gridCol w:w="9360"/>
+      </w:tblGrid>
+      <w:tr>
+        <w:trPr>
+          <w:cantSplit/>
+        </w:trPr>
+        <w:tc>
+          <w:tcPr>
+            <w:tcW w:type="dxa" w:w="9360"/>
+            <w:tcBorders>
+              <w:top w:val="single" w:color="EEF3FB" w:sz="1"/>
+              <w:left w:val="single" w:color="1F5FBF" w:sz="24"/>
+              <w:bottom w:val="single" w:color="EEF3FB" w:sz="1"/>
+              <w:right w:val="single" w:color="EEF3FB" w:sz="1"/>
+            </w:tcBorders>
+            <w:shd w:fill="EEF3FB" w:color="auto" w:val="clear"/>
+            <w:tcMar>
+              <w:top w:type="dxa" w:w="100"/>
+              <w:left w:type="dxa" w:w="180"/>
+              <w:bottom w:type="dxa" w:w="80"/>
+              <w:right w:type="dxa" w:w="180"/>
+            </w:tcMar>
+          </w:tcPr>
+          <w:p>
+            <w:pPr>
+              <w:spacing w:after="60"/>
+            </w:pPr>
+            <w:r>
+              <w:rPr>
+                <w:b/>
+                <w:bCs/>
+                <w:color w:val="1F5FBF"/>
+              </w:rPr>
+              <w:t xml:space="preserve">Atajo: enlaces dentro de un texto</w:t>
+            </w:r>
+          </w:p>
+          <w:p>
+            <w:pPr>
+              <w:spacing w:after="60" w:line="276"/>
+            </w:pPr>
+            <w:r>
+              <w:t xml:space="preserve">«Qué se hace», «Estructura o principio en juego» y los bloques de texto de las fichas admiten </w:t>
+            </w:r>
+            <w:r>
+              <w:rPr>
+                <w:b/>
+                <w:bCs/>
+              </w:rPr>
+              <w:t xml:space="preserve">enlaces</w:t>
+            </w:r>
+            <w:r>
+              <w:t xml:space="preserve">. Seleccione la palabra o la frase, pulse el botón de la cadena de la barra del campo («Insertar enlace»), escriba o pegue la dirección en «Dirección del enlace» y pulse </w:t>
+            </w:r>
+            <w:r>
+              <w:rPr>
+                <w:b/>
+                <w:bCs/>
+              </w:rPr>
+              <w:t xml:space="preserve">Aplicar</w:t>
+            </w:r>
+            <w:r>
+              <w:t xml:space="preserve">. Con el cursor sobre un enlace, «Quitar enlace» lo deshace; una dirección pegada suelta se vuelve enlace sola.</w:t>
+            </w:r>
+          </w:p>
+          <w:p>
+            <w:pPr>
+              <w:spacing w:after="60" w:line="276"/>
+            </w:pPr>
+            <w:r>
+              <w:t xml:space="preserve">Valen las direcciones que empiezan por </w:t>
+            </w:r>
+            <w:r>
+              <w:rPr>
+                <w:b/>
+                <w:bCs/>
+              </w:rPr>
+              <w:t xml:space="preserve">http</w:t>
+            </w:r>
+            <w:r>
+              <w:t xml:space="preserve">, </w:t>
+            </w:r>
+            <w:r>
+              <w:rPr>
+                <w:b/>
+                <w:bCs/>
+              </w:rPr>
+              <w:t xml:space="preserve">https</w:t>
+            </w:r>
+            <w:r>
+              <w:t xml:space="preserve">, </w:t>
+            </w:r>
+            <w:r>
+              <w:rPr>
+                <w:b/>
+                <w:bCs/>
+              </w:rPr>
+              <w:t xml:space="preserve">mailto</w:t>
+            </w:r>
+            <w:r>
+              <w:t xml:space="preserve"> o </w:t>
+            </w:r>
+            <w:r>
+              <w:rPr>
+                <w:b/>
+                <w:bCs/>
+              </w:rPr>
+              <w:t xml:space="preserve">tel</w:t>
+            </w:r>
+            <w:r>
+              <w:t xml:space="preserve">, y las rutas de la propia plataforma (por ejemplo `/biblioteca/12`); cualquier otra se descarta. El residente ve el texto subrayado y el enlace se abre en otra pestaña.</w:t>
+            </w:r>
+          </w:p>
+        </w:tc>
+      </w:tr>
+    </w:tbl>
+    <w:p>
+      <w:pPr>
+        <w:spacing w:after="60"/>
       </w:pPr>
     </w:p>
     <w:p>
@@ -7732,7 +8065,7 @@
           <w:sz w:val="19"/>
           <w:szCs w:val="19"/>
         </w:rPr>
-        <w:t xml:space="preserve">Figura 9. </w:t>
+        <w:t xml:space="preserve">Figura 10. </w:t>
       </w:r>
       <w:r>
         <w:rPr>
@@ -7938,7 +8271,7 @@
           <w:sz w:val="19"/>
           <w:szCs w:val="19"/>
         </w:rPr>
-        <w:t xml:space="preserve">Figura 10. </w:t>
+        <w:t xml:space="preserve">Figura 11. </w:t>
       </w:r>
       <w:r>
         <w:rPr>
@@ -8376,7 +8709,7 @@
           <w:sz w:val="19"/>
           <w:szCs w:val="19"/>
         </w:rPr>
-        <w:t xml:space="preserve">Figura 11. </w:t>
+        <w:t xml:space="preserve">Figura 12. </w:t>
       </w:r>
       <w:r>
         <w:rPr>
@@ -8563,7 +8896,7 @@
           <w:sz w:val="19"/>
           <w:szCs w:val="19"/>
         </w:rPr>
-        <w:t xml:space="preserve">Figura 12. </w:t>
+        <w:t xml:space="preserve">Figura 13. </w:t>
       </w:r>
       <w:r>
         <w:rPr>
@@ -9127,7 +9460,7 @@
           <w:sz w:val="19"/>
           <w:szCs w:val="19"/>
         </w:rPr>
-        <w:t xml:space="preserve">Figura 13. </w:t>
+        <w:t xml:space="preserve">Figura 14. </w:t>
       </w:r>
       <w:r>
         <w:rPr>
@@ -9276,7 +9609,7 @@
           <w:sz w:val="19"/>
           <w:szCs w:val="19"/>
         </w:rPr>
-        <w:t xml:space="preserve">Figura 14. </w:t>
+        <w:t xml:space="preserve">Figura 15. </w:t>
       </w:r>
       <w:r>
         <w:rPr>
@@ -9335,7 +9668,7 @@
                 <w:bCs/>
                 <w:color w:val="B45309"/>
               </w:rPr>
-              <w:t xml:space="preserve">Cambiar de instrumento no borra la incisión</w:t>
+              <w:t xml:space="preserve">Cambiar de paso, de capa o de instrumento no borra la incisión</w:t>
             </w:r>
           </w:p>
           <w:p>
@@ -9343,7 +9676,7 @@
               <w:spacing w:after="60" w:line="276"/>
             </w:pPr>
             <w:r>
-              <w:t xml:space="preserve">Pasar del bisturí de piel a un separador o al bisturí profundo </w:t>
+              <w:t xml:space="preserve">Pasar del bisturí de piel a un separador o al bisturí profundo, pasar al paso siguiente o apagar y encender capas </w:t>
             </w:r>
             <w:r>
               <w:rPr>
@@ -9363,7 +9696,7 @@
               <w:t xml:space="preserve">«Cerrar la herida»</w:t>
             </w:r>
             <w:r>
-              <w:t xml:space="preserve">, «Borrar trazo» o «Reiniciar el ensayo». Si usted ve desaparecer una incisión al cambiar de instrumento, no es algo que haya hecho mal: avise (ver el capítulo 12).</w:t>
+              <w:t xml:space="preserve">, «Borrar trazo» o «Reiniciar el ensayo». Hasta el 16 de octubre de 2026 la cinta roja se apagaba al cambiar de paso o de capa, y una incisión limpia parecía haber desaparecido: está corregido. Si aun así la ve desaparecer, avise (ver el capítulo 12).</w:t>
             </w:r>
           </w:p>
         </w:tc>
@@ -9706,7 +10039,7 @@
           <w:sz w:val="19"/>
           <w:szCs w:val="19"/>
         </w:rPr>
-        <w:t xml:space="preserve">Figura 15. </w:t>
+        <w:t xml:space="preserve">Figura 16. </w:t>
       </w:r>
       <w:r>
         <w:rPr>
@@ -10046,7 +10379,77 @@
         <w:spacing w:after="120" w:line="288"/>
       </w:pPr>
       <w:r>
-        <w:t xml:space="preserve">Se maneja </w:t>
+        <w:t xml:space="preserve">La tijera de Metzenbaum se usa de </w:t>
+      </w:r>
+      <w:r>
+        <w:rPr>
+          <w:b/>
+          <w:bCs/>
+        </w:rPr>
+        <w:t xml:space="preserve">dos maneras</w:t>
+      </w:r>
+      <w:r>
+        <w:t xml:space="preserve">, que se eligen con los botones </w:t>
+      </w:r>
+      <w:r>
+        <w:rPr>
+          <w:b/>
+          <w:bCs/>
+        </w:rPr>
+        <w:t xml:space="preserve">«Cortar»</w:t>
+      </w:r>
+      <w:r>
+        <w:t xml:space="preserve"> y </w:t>
+      </w:r>
+      <w:r>
+        <w:rPr>
+          <w:b/>
+          <w:bCs/>
+        </w:rPr>
+        <w:t xml:space="preserve">«Disección roma»</w:t>
+      </w:r>
+      <w:r>
+        <w:t xml:space="preserve"> del recuadro del instrumento:</w:t>
+      </w:r>
+    </w:p>
+    <w:p>
+      <w:pPr>
+        <w:pStyle w:val="ListParagraph"/>
+        <w:numPr>
+          <w:ilvl w:val="0"/>
+          <w:numId w:val="4"/>
+        </w:numPr>
+        <w:spacing w:after="70" w:line="276"/>
+      </w:pPr>
+      <w:r>
+        <w:rPr>
+          <w:b/>
+          <w:bCs/>
+        </w:rPr>
+        <w:t xml:space="preserve">Cortar.</w:t>
+      </w:r>
+      <w:r>
+        <w:t xml:space="preserve"> Como cualquier tijera: modo «Trazar», dos clics para la incisión y se parten los planos profundos. Las tijeras de Mayo y otros instrumentos articulados funcionan igual.</w:t>
+      </w:r>
+    </w:p>
+    <w:p>
+      <w:pPr>
+        <w:pStyle w:val="ListParagraph"/>
+        <w:numPr>
+          <w:ilvl w:val="0"/>
+          <w:numId w:val="4"/>
+        </w:numPr>
+        <w:spacing w:after="70" w:line="276"/>
+      </w:pPr>
+      <w:r>
+        <w:rPr>
+          <w:b/>
+          <w:bCs/>
+        </w:rPr>
+        <w:t xml:space="preserve">Disección roma.</w:t>
+      </w:r>
+      <w:r>
+        <w:t xml:space="preserve"> No corta: se mete la punta </w:t>
       </w:r>
       <w:r>
         <w:rPr>
@@ -10056,17 +10459,17 @@
         <w:t xml:space="preserve">cerrada</w:t>
       </w:r>
       <w:r>
-        <w:t xml:space="preserve"> y se va </w:t>
-      </w:r>
-      <w:r>
-        <w:rPr>
-          <w:b/>
-          <w:bCs/>
-        </w:rPr>
-        <w:t xml:space="preserve">abriendo poco a poco</w:t>
-      </w:r>
-      <w:r>
-        <w:t xml:space="preserve"> con la rueda del ratón (o con el deslizador «Abrir» del recuadro), a medida que se avanza. Se usa para llegar a los planos profundos con cuidado cuando hay estructuras delicadas. Las tijeras de Mayo y otros instrumentos articulados funcionan igual.</w:t>
+        <w:t xml:space="preserve"> en el tejido, se </w:t>
+      </w:r>
+      <w:r>
+        <w:rPr>
+          <w:b/>
+          <w:bCs/>
+        </w:rPr>
+        <w:t xml:space="preserve">abren las ramas</w:t>
+      </w:r>
+      <w:r>
+        <w:t xml:space="preserve"> y el plano se separa por tensión, no por corte. Es lo que se hace para llegar a los planos profundos con cuidado cuando hay estructuras delicadas. Se maneja con la rueda del ratón (o con el deslizador «Abrir» del recuadro).</w:t>
       </w:r>
     </w:p>
     <w:tbl>
@@ -10261,7 +10664,7 @@
           <w:sz w:val="19"/>
           <w:szCs w:val="19"/>
         </w:rPr>
-        <w:t xml:space="preserve">Figura 16. </w:t>
+        <w:t xml:space="preserve">Figura 17. </w:t>
       </w:r>
       <w:r>
         <w:rPr>
@@ -10276,6 +10679,247 @@
     </w:p>
     <w:p>
       <w:pPr>
+        <w:keepNext/>
+        <w:spacing w:before="120" w:after="60"/>
+      </w:pPr>
+      <w:r>
+        <w:rPr>
+          <w:b/>
+          <w:bCs/>
+        </w:rPr>
+        <w:t xml:space="preserve">Cómo se hace la disección roma</w:t>
+      </w:r>
+    </w:p>
+    <w:p>
+      <w:pPr>
+        <w:pStyle w:val="ListParagraph"/>
+        <w:numPr>
+          <w:ilvl w:val="0"/>
+          <w:numId w:val="9"/>
+        </w:numPr>
+        <w:spacing w:after="70" w:line="276"/>
+      </w:pPr>
+      <w:r>
+        <w:t xml:space="preserve">Coja la Metzenbaum y pulse «Disección roma»: la consola pasa al modo </w:t>
+      </w:r>
+      <w:r>
+        <w:rPr>
+          <w:b/>
+          <w:bCs/>
+        </w:rPr>
+        <w:t xml:space="preserve">Disecar</w:t>
+      </w:r>
+      <w:r>
+        <w:t xml:space="preserve">.</w:t>
+      </w:r>
+    </w:p>
+    <w:p>
+      <w:pPr>
+        <w:pStyle w:val="ListParagraph"/>
+        <w:numPr>
+          <w:ilvl w:val="0"/>
+          <w:numId w:val="9"/>
+        </w:numPr>
+        <w:spacing w:after="70" w:line="276"/>
+      </w:pPr>
+      <w:r>
+        <w:t xml:space="preserve">Haga clic en el tejido: en la piel o, con la piel abierta, en el músculo. La punta queda apoyada y una etiqueta lo confirma. No se apoya en el hueso.</w:t>
+      </w:r>
+    </w:p>
+    <w:p>
+      <w:pPr>
+        <w:pStyle w:val="ListParagraph"/>
+        <w:numPr>
+          <w:ilvl w:val="0"/>
+          <w:numId w:val="9"/>
+        </w:numPr>
+        <w:spacing w:after="70" w:line="276"/>
+      </w:pPr>
+      <w:r>
+        <w:t xml:space="preserve">Abra las ramas con la rueda. Pasado un umbral, ese punto entra en la herida del plano y se abre por tensión tanto como se abran las ramas (hasta unos 14 mm).</w:t>
+      </w:r>
+    </w:p>
+    <w:p>
+      <w:pPr>
+        <w:pStyle w:val="ListParagraph"/>
+        <w:numPr>
+          <w:ilvl w:val="0"/>
+          <w:numId w:val="9"/>
+        </w:numPr>
+        <w:spacing w:after="70" w:line="276"/>
+      </w:pPr>
+      <w:r>
+        <w:t xml:space="preserve">Para </w:t>
+      </w:r>
+      <w:r>
+        <w:rPr>
+          <w:b/>
+          <w:bCs/>
+        </w:rPr>
+        <w:t xml:space="preserve">avanzar</w:t>
+      </w:r>
+      <w:r>
+        <w:t xml:space="preserve">, haga clic un poco más allá: las ramas vuelven a cerrarse y se vuelve a abrir. La herida del plano es la línea que pasa por todos los puntos donde se separó.</w:t>
+      </w:r>
+    </w:p>
+    <w:p>
+      <w:pPr>
+        <w:spacing w:after="120" w:line="288"/>
+      </w:pPr>
+      <w:r>
+        <w:t xml:space="preserve">Con las ramas cerradas el plano queda disecado, pero sus labios se juntan; después se exponen con separadores (7.5). El registro anota «Disección roma: el tejido se separó por tensión, sin cortar».</w:t>
+      </w:r>
+    </w:p>
+    <w:tbl>
+      <w:tblPr>
+        <w:tblW w:type="dxa" w:w="9360"/>
+        <w:tblBorders>
+          <w:top w:val="single" w:color="auto" w:sz="4"/>
+          <w:left w:val="single" w:color="auto" w:sz="4"/>
+          <w:bottom w:val="single" w:color="auto" w:sz="4"/>
+          <w:right w:val="single" w:color="auto" w:sz="4"/>
+          <w:insideH w:val="single" w:color="auto" w:sz="4"/>
+          <w:insideV w:val="single" w:color="auto" w:sz="4"/>
+        </w:tblBorders>
+      </w:tblPr>
+      <w:tblGrid>
+        <w:gridCol w:w="9360"/>
+      </w:tblGrid>
+      <w:tr>
+        <w:trPr>
+          <w:cantSplit/>
+        </w:trPr>
+        <w:tc>
+          <w:tcPr>
+            <w:tcW w:type="dxa" w:w="9360"/>
+            <w:tcBorders>
+              <w:top w:val="single" w:color="FEF3E2" w:sz="1"/>
+              <w:left w:val="single" w:color="B45309" w:sz="24"/>
+              <w:bottom w:val="single" w:color="FEF3E2" w:sz="1"/>
+              <w:right w:val="single" w:color="FEF3E2" w:sz="1"/>
+            </w:tcBorders>
+            <w:shd w:fill="FEF3E2" w:color="auto" w:val="clear"/>
+            <w:tcMar>
+              <w:top w:type="dxa" w:w="100"/>
+              <w:left w:type="dxa" w:w="180"/>
+              <w:bottom w:type="dxa" w:w="80"/>
+              <w:right w:type="dxa" w:w="180"/>
+            </w:tcMar>
+          </w:tcPr>
+          <w:p>
+            <w:pPr>
+              <w:spacing w:after="60"/>
+            </w:pPr>
+            <w:r>
+              <w:rPr>
+                <w:b/>
+                <w:bCs/>
+                <w:color w:val="B45309"/>
+              </w:rPr>
+              <w:t xml:space="preserve">Una disección no borra una incisión que no hizo ella</w:t>
+            </w:r>
+          </w:p>
+          <w:p>
+            <w:pPr>
+              <w:spacing w:after="60" w:line="276"/>
+            </w:pPr>
+            <w:r>
+              <w:t xml:space="preserve">Si en ese plano ya hay una herida hecha con bisturí, las ramas la </w:t>
+            </w:r>
+            <w:r>
+              <w:rPr>
+                <w:b/>
+                <w:bCs/>
+              </w:rPr>
+              <w:t xml:space="preserve">abren</w:t>
+            </w:r>
+            <w:r>
+              <w:t xml:space="preserve"> por donde está la punta (a menos de 30 mm) y la incisión se queda como estaba. Apoyar la punta en la piel intacta es posible, pero la piel se incide con bisturí: la consola lo recuerda.</w:t>
+            </w:r>
+          </w:p>
+        </w:tc>
+      </w:tr>
+    </w:tbl>
+    <w:p>
+      <w:pPr>
+        <w:spacing w:after="60"/>
+      </w:pPr>
+    </w:p>
+    <w:p>
+      <w:pPr>
+        <w:keepNext/>
+        <w:spacing w:after="40" w:before="40"/>
+        <w:jc w:val="center"/>
+      </w:pPr>
+      <w:r>
+        <w:drawing>
+          <wp:inline distT="0" distB="0" distL="0" distR="0">
+            <wp:extent cx="3200400" cy="3017520"/>
+            <wp:effectExtent t="0" r="0" b="0" l="0"/>
+            <wp:docPr id="902" name="z02-diseccion-roma" descr="Disección roma en el músculo: selector Cortar o Disección roma, estado de la punta y herida abierta por tensión" title="Disección roma en el músculo: selector Cortar o Disección roma, estado de la punta y herida abierta por tensión"/>
+            <wp:cNvGraphicFramePr>
+              <a:graphicFrameLocks xmlns:a="http://schemas.openxmlformats.org/drawingml/2006/main" noChangeAspect="1"/>
+            </wp:cNvGraphicFramePr>
+            <a:graphic xmlns:a="http://schemas.openxmlformats.org/drawingml/2006/main">
+              <a:graphicData uri="http://schemas.openxmlformats.org/drawingml/2006/picture">
+                <pic:pic xmlns:pic="http://schemas.openxmlformats.org/drawingml/2006/picture">
+                  <pic:nvPicPr>
+                    <pic:cNvPr id="0" name="" descr=""/>
+                    <pic:cNvPicPr>
+                      <a:picLocks noChangeAspect="1" noChangeArrowheads="1"/>
+                    </pic:cNvPicPr>
+                  </pic:nvPicPr>
+                  <pic:blipFill>
+                    <a:blip r:embed="rId902" cstate="none"/>
+                    <a:srcRect/>
+                    <a:stretch>
+                      <a:fillRect/>
+                    </a:stretch>
+                  </pic:blipFill>
+                  <pic:spPr bwMode="auto">
+                    <a:xfrm>
+                      <a:off x="0" y="0"/>
+                      <a:ext cx="3200400" cy="3017520"/>
+                    </a:xfrm>
+                    <a:prstGeom prst="rect">
+                      <a:avLst/>
+                    </a:prstGeom>
+                  </pic:spPr>
+                </pic:pic>
+              </a:graphicData>
+            </a:graphic>
+          </wp:inline>
+        </w:drawing>
+      </w:r>
+    </w:p>
+    <w:p>
+      <w:pPr>
+        <w:spacing w:after="200"/>
+        <w:jc w:val="center"/>
+      </w:pPr>
+      <w:r>
+        <w:rPr>
+          <w:b/>
+          <w:bCs/>
+          <w:color w:val="5B6577"/>
+          <w:sz w:val="19"/>
+          <w:szCs w:val="19"/>
+        </w:rPr>
+        <w:t xml:space="preserve">Figura 18. </w:t>
+      </w:r>
+      <w:r>
+        <w:rPr>
+          <w:i/>
+          <w:iCs/>
+          <w:color w:val="5B6577"/>
+          <w:sz w:val="19"/>
+          <w:szCs w:val="19"/>
+        </w:rPr>
+        <w:t xml:space="preserve">Disección roma en el músculo: el selector «Cortar | Disección roma», el estado de la punta y la herida abierta por tensión.</w:t>
+      </w:r>
+    </w:p>
+    <w:p>
+      <w:pPr>
         <w:pStyle w:val="Heading2"/>
       </w:pPr>
       <w:r>
@@ -10287,47 +10931,27 @@
         <w:spacing w:after="120" w:line="288"/>
       </w:pPr>
       <w:r>
-        <w:t xml:space="preserve">La pinza de disección </w:t>
-      </w:r>
-      <w:r>
-        <w:rPr>
-          <w:b/>
-          <w:bCs/>
-        </w:rPr>
-        <w:t xml:space="preserve">con dientes</w:t>
-      </w:r>
-      <w:r>
-        <w:t xml:space="preserve"> (Adson 1×2) </w:t>
-      </w:r>
-      <w:r>
-        <w:rPr>
-          <w:b/>
-          <w:bCs/>
-        </w:rPr>
-        <w:t xml:space="preserve">pellizca la piel hacia arriba</w:t>
-      </w:r>
-      <w:r>
-        <w:t xml:space="preserve">. Con ella en la mano, la consola pasa a </w:t>
-      </w:r>
-      <w:r>
-        <w:rPr>
-          <w:b/>
-          <w:bCs/>
-        </w:rPr>
-        <w:t xml:space="preserve">Pinzar</w:t>
-      </w:r>
-      <w:r>
-        <w:t xml:space="preserve">: haga clic </w:t>
-      </w:r>
-      <w:r>
-        <w:rPr>
-          <w:b/>
-          <w:bCs/>
-        </w:rPr>
-        <w:t xml:space="preserve">junto al borde de la herida</w:t>
-      </w:r>
-      <w:r>
-        <w:t xml:space="preserve"> y se levanta un pliegue de piel; arrastre hacia arriba para levantarlo más, o use la rueda (la barra «Levantar» lo muestra en milímetros).</w:t>
+        <w:t xml:space="preserve">La pinza de disección con dientes (Adson 1×2) pellizca la piel hacia arriba. En el pabellón se usan </w:t>
+      </w:r>
+      <w:r>
+        <w:rPr>
+          <w:b/>
+          <w:bCs/>
+        </w:rPr>
+        <w:t xml:space="preserve">dos, una frente a la otra</w:t>
+      </w:r>
+      <w:r>
+        <w:t xml:space="preserve">: una la toma quien opera y la otra el ayudante, una por cada borde. Por eso el simulador las pone de a dos: con una en la mano, la consola pasa a «Pinzar» y </w:t>
+      </w:r>
+      <w:r>
+        <w:rPr>
+          <w:b/>
+          <w:bCs/>
+        </w:rPr>
+        <w:t xml:space="preserve">un clic pone la pareja</w:t>
+      </w:r>
+      <w:r>
+        <w:t xml:space="preserve">, a los dos lados de la herida o, si todavía no hay herida, de donde irá la incisión.</w:t>
       </w:r>
     </w:p>
     <w:p>
@@ -10335,27 +10959,47 @@
         <w:spacing w:after="120" w:line="288"/>
       </w:pPr>
       <w:r>
-        <w:t xml:space="preserve">En el pabellón se usan </w:t>
-      </w:r>
-      <w:r>
-        <w:rPr>
-          <w:b/>
-          <w:bCs/>
-        </w:rPr>
-        <w:t xml:space="preserve">dos</w:t>
-      </w:r>
-      <w:r>
-        <w:t xml:space="preserve">: una la toma quien opera y la otra el ayudante, una por cada borde. Así se da </w:t>
-      </w:r>
-      <w:r>
-        <w:rPr>
-          <w:b/>
-          <w:bCs/>
-        </w:rPr>
-        <w:t xml:space="preserve">tensión</w:t>
-      </w:r>
-      <w:r>
-        <w:t xml:space="preserve"> a la piel para cortarla por completo. La consola lo refleja:</w:t>
+        <w:t xml:space="preserve">Con la pareja puesta, la </w:t>
+      </w:r>
+      <w:r>
+        <w:rPr>
+          <w:b/>
+          <w:bCs/>
+        </w:rPr>
+        <w:t xml:space="preserve">rueda</w:t>
+      </w:r>
+      <w:r>
+        <w:t xml:space="preserve"> del ratón las </w:t>
+      </w:r>
+      <w:r>
+        <w:rPr>
+          <w:b/>
+          <w:bCs/>
+        </w:rPr>
+        <w:t xml:space="preserve">separa o las junta</w:t>
+      </w:r>
+      <w:r>
+        <w:t xml:space="preserve">: tiran de los bordes de la piel hacia fuera y la herida se abre unos milímetros, que es la tensión que se da antes de cortar. Con </w:t>
+      </w:r>
+      <w:r>
+        <w:rPr>
+          <w:b/>
+          <w:bCs/>
+        </w:rPr>
+        <w:t xml:space="preserve">Mayúsculas + rueda</w:t>
+      </w:r>
+      <w:r>
+        <w:t xml:space="preserve"> se </w:t>
+      </w:r>
+      <w:r>
+        <w:rPr>
+          <w:b/>
+          <w:bCs/>
+        </w:rPr>
+        <w:t xml:space="preserve">abren o cierran las mandíbulas</w:t>
+      </w:r>
+      <w:r>
+        <w:t xml:space="preserve">: con las mandíbulas abiertas la pinza suelta la piel; cerradas, la sostienen. Los deslizadores «Separar», «Mandíbulas» y «Levantar» del recuadro hacen lo mismo con el ratón, y arrastrar una pinza hacia arriba levanta más el pliegue. La consola lo refleja:</w:t>
       </w:r>
     </w:p>
     <w:tbl>
@@ -10629,7 +11273,7 @@
           <w:sz w:val="19"/>
           <w:szCs w:val="19"/>
         </w:rPr>
-        <w:t xml:space="preserve">Figura 17. </w:t>
+        <w:t xml:space="preserve">Figura 19. </w:t>
       </w:r>
       <w:r>
         <w:rPr>
@@ -10929,6 +11573,87 @@
     </w:p>
     <w:p>
       <w:pPr>
+        <w:spacing w:after="120" w:line="288"/>
+      </w:pPr>
+      <w:r>
+        <w:t xml:space="preserve">Si se suelta una, el siguiente clic completa la pareja con la del lado contrario. Para tensar la piel hacen falta las dos con dientes y con las mandíbulas cerradas.</w:t>
+      </w:r>
+    </w:p>
+    <w:p>
+      <w:pPr>
+        <w:keepNext/>
+        <w:spacing w:after="40" w:before="40"/>
+        <w:jc w:val="center"/>
+      </w:pPr>
+      <w:r>
+        <w:drawing>
+          <wp:inline distT="0" distB="0" distL="0" distR="0">
+            <wp:extent cx="3200400" cy="2999232"/>
+            <wp:effectExtent t="0" r="0" b="0" l="0"/>
+            <wp:docPr id="903" name="z03-pareja-de-pinzas" descr="La pareja de pinzas, una frente a la otra, separadas 8 milímetros, con la incisión abierta" title="La pareja de pinzas, una frente a la otra, separadas 8 milímetros, con la incisión abierta"/>
+            <wp:cNvGraphicFramePr>
+              <a:graphicFrameLocks xmlns:a="http://schemas.openxmlformats.org/drawingml/2006/main" noChangeAspect="1"/>
+            </wp:cNvGraphicFramePr>
+            <a:graphic xmlns:a="http://schemas.openxmlformats.org/drawingml/2006/main">
+              <a:graphicData uri="http://schemas.openxmlformats.org/drawingml/2006/picture">
+                <pic:pic xmlns:pic="http://schemas.openxmlformats.org/drawingml/2006/picture">
+                  <pic:nvPicPr>
+                    <pic:cNvPr id="0" name="" descr=""/>
+                    <pic:cNvPicPr>
+                      <a:picLocks noChangeAspect="1" noChangeArrowheads="1"/>
+                    </pic:cNvPicPr>
+                  </pic:nvPicPr>
+                  <pic:blipFill>
+                    <a:blip r:embed="rId903" cstate="none"/>
+                    <a:srcRect/>
+                    <a:stretch>
+                      <a:fillRect/>
+                    </a:stretch>
+                  </pic:blipFill>
+                  <pic:spPr bwMode="auto">
+                    <a:xfrm>
+                      <a:off x="0" y="0"/>
+                      <a:ext cx="3200400" cy="2999232"/>
+                    </a:xfrm>
+                    <a:prstGeom prst="rect">
+                      <a:avLst/>
+                    </a:prstGeom>
+                  </pic:spPr>
+                </pic:pic>
+              </a:graphicData>
+            </a:graphic>
+          </wp:inline>
+        </w:drawing>
+      </w:r>
+    </w:p>
+    <w:p>
+      <w:pPr>
+        <w:spacing w:after="200"/>
+        <w:jc w:val="center"/>
+      </w:pPr>
+      <w:r>
+        <w:rPr>
+          <w:b/>
+          <w:bCs/>
+          <w:color w:val="5B6577"/>
+          <w:sz w:val="19"/>
+          <w:szCs w:val="19"/>
+        </w:rPr>
+        <w:t xml:space="preserve">Figura 20. </w:t>
+      </w:r>
+      <w:r>
+        <w:rPr>
+          <w:i/>
+          <w:iCs/>
+          <w:color w:val="5B6577"/>
+          <w:sz w:val="19"/>
+          <w:szCs w:val="19"/>
+        </w:rPr>
+        <w:t xml:space="preserve">La pareja de pinzas a los dos lados de la incisión, separadas 8 mm cada una: la piel se tensa y la herida se abre.</w:t>
+      </w:r>
+    </w:p>
+    <w:p>
+      <w:pPr>
         <w:pStyle w:val="Heading2"/>
       </w:pPr>
       <w:r>
@@ -10940,17 +11665,7 @@
         <w:spacing w:after="120" w:line="288"/>
       </w:pPr>
       <w:r>
-        <w:t xml:space="preserve">Abrir una herida con un separador se hace en </w:t>
-      </w:r>
-      <w:r>
-        <w:rPr>
-          <w:b/>
-          <w:bCs/>
-        </w:rPr>
-        <w:t xml:space="preserve">tres tiempos</w:t>
-      </w:r>
-      <w:r>
-        <w:t xml:space="preserve">:</w:t>
+        <w:t xml:space="preserve">Abrir una herida con un separador se hace en cuatro tiempos:</w:t>
       </w:r>
     </w:p>
     <w:p>
@@ -10981,6 +11696,29 @@
       </w:r>
       <w:r>
         <w:t xml:space="preserve">.</w:t>
+      </w:r>
+    </w:p>
+    <w:p>
+      <w:pPr>
+        <w:pStyle w:val="ListParagraph"/>
+        <w:numPr>
+          <w:ilvl w:val="0"/>
+          <w:numId w:val="5"/>
+        </w:numPr>
+        <w:spacing w:after="70" w:line="276"/>
+      </w:pPr>
+      <w:r>
+        <w:t xml:space="preserve">Elegir </w:t>
+      </w:r>
+      <w:r>
+        <w:rPr>
+          <w:b/>
+          <w:bCs/>
+        </w:rPr>
+        <w:t xml:space="preserve">en qué plano</w:t>
+      </w:r>
+      <w:r>
+        <w:t xml:space="preserve"> se apoya, con los botones «Piel» y «Músculo» de arriba del recuadro: en la piel abre campo; en el músculo separa el plano profundo.</w:t>
       </w:r>
     </w:p>
     <w:p>
@@ -11314,7 +12052,7 @@
           <w:sz w:val="19"/>
           <w:szCs w:val="19"/>
         </w:rPr>
-        <w:t xml:space="preserve">Figura 18. </w:t>
+        <w:t xml:space="preserve">Figura 21. </w:t>
       </w:r>
       <w:r>
         <w:rPr>
@@ -11919,7 +12657,7 @@
           <w:sz w:val="19"/>
           <w:szCs w:val="19"/>
         </w:rPr>
-        <w:t xml:space="preserve">Figura 19. </w:t>
+        <w:t xml:space="preserve">Figura 22. </w:t>
       </w:r>
       <w:r>
         <w:rPr>
@@ -11958,6 +12696,250 @@
       </w:r>
       <w:r>
         <w:t xml:space="preserve"> los quita todos.</w:t>
+      </w:r>
+    </w:p>
+    <w:p>
+      <w:pPr>
+        <w:keepNext/>
+        <w:spacing w:before="120" w:after="60"/>
+      </w:pPr>
+      <w:r>
+        <w:rPr>
+          <w:b/>
+          <w:bCs/>
+        </w:rPr>
+        <w:t xml:space="preserve">Por planos: de la piel al músculo</w:t>
+      </w:r>
+    </w:p>
+    <w:p>
+      <w:pPr>
+        <w:spacing w:after="120" w:line="288"/>
+      </w:pPr>
+      <w:r>
+        <w:t xml:space="preserve">Una cirugía se expone por planos: primero la piel, después el músculo. Un separador </w:t>
+      </w:r>
+      <w:r>
+        <w:rPr>
+          <w:b/>
+          <w:bCs/>
+        </w:rPr>
+        <w:t xml:space="preserve">abre su plano y todos los de encima</w:t>
+      </w:r>
+      <w:r>
+        <w:t xml:space="preserve">: apoyado en la piel, abre solo la piel; apoyado en el músculo, abre el músculo y también la piel que tiene encima, porque su hoja pasa por la piel para llegar. El Hohmann no elige plano: se apoya siempre en el hueso.</w:t>
+      </w:r>
+    </w:p>
+    <w:p>
+      <w:pPr>
+        <w:pStyle w:val="ListParagraph"/>
+        <w:numPr>
+          <w:ilvl w:val="0"/>
+          <w:numId w:val="10"/>
+        </w:numPr>
+        <w:spacing w:after="70" w:line="276"/>
+      </w:pPr>
+      <w:r>
+        <w:t xml:space="preserve">Con la piel abierta, corte el músculo con el bisturí profundo: el bloque «Herida» pasa a decir «Piel y Planos profundos».</w:t>
+      </w:r>
+    </w:p>
+    <w:p>
+      <w:pPr>
+        <w:pStyle w:val="ListParagraph"/>
+        <w:numPr>
+          <w:ilvl w:val="0"/>
+          <w:numId w:val="10"/>
+        </w:numPr>
+        <w:spacing w:after="70" w:line="276"/>
+      </w:pPr>
+      <w:r>
+        <w:t xml:space="preserve">En la lista del recuadro, el separador que ya está puesto tiene el botón </w:t>
+      </w:r>
+      <w:r>
+        <w:rPr>
+          <w:b/>
+          <w:bCs/>
+        </w:rPr>
+        <w:t xml:space="preserve">«Al músculo»</w:t>
+      </w:r>
+      <w:r>
+        <w:t xml:space="preserve">. Al pulsarlo, la hoja baja por la normal hasta la superficie del músculo y queda del mismo lado de la herida; </w:t>
+      </w:r>
+      <w:r>
+        <w:rPr>
+          <w:b/>
+          <w:bCs/>
+        </w:rPr>
+        <w:t xml:space="preserve">«A la piel»</w:t>
+      </w:r>
+      <w:r>
+        <w:t xml:space="preserve"> la vuelve a subir. Cada plano recuerda su sitio.</w:t>
+      </w:r>
+    </w:p>
+    <w:p>
+      <w:pPr>
+        <w:pStyle w:val="ListParagraph"/>
+        <w:numPr>
+          <w:ilvl w:val="0"/>
+          <w:numId w:val="10"/>
+        </w:numPr>
+        <w:spacing w:after="70" w:line="276"/>
+      </w:pPr>
+      <w:r>
+        <w:t xml:space="preserve">También se puede poner uno nuevo directamente en el músculo: se elige «Músculo» antes de hacer clic, y la hoja se apoya en el músculo por el hueco que dejó la piel abierta.</w:t>
+      </w:r>
+    </w:p>
+    <w:p>
+      <w:pPr>
+        <w:spacing w:after="120" w:line="288"/>
+      </w:pPr>
+      <w:r>
+        <w:t xml:space="preserve">Si el músculo todavía no está cortado, la consola lo dice («Todavía no hay herida en el músculo…») y el separador se queda donde está.</w:t>
+      </w:r>
+    </w:p>
+    <w:p>
+      <w:pPr>
+        <w:keepNext/>
+        <w:spacing w:after="40" w:before="40"/>
+        <w:jc w:val="center"/>
+      </w:pPr>
+      <w:r>
+        <w:drawing>
+          <wp:inline distT="0" distB="0" distL="0" distR="0">
+            <wp:extent cx="3200400" cy="3017520"/>
+            <wp:effectExtent t="0" r="0" b="0" l="0"/>
+            <wp:docPr id="904" name="z04-separador-en-la-piel" descr="Un Farabeuf apoyado en la piel, con el selector de plano y el botón Al músculo" title="Un Farabeuf apoyado en la piel, con el selector de plano y el botón Al músculo"/>
+            <wp:cNvGraphicFramePr>
+              <a:graphicFrameLocks xmlns:a="http://schemas.openxmlformats.org/drawingml/2006/main" noChangeAspect="1"/>
+            </wp:cNvGraphicFramePr>
+            <a:graphic xmlns:a="http://schemas.openxmlformats.org/drawingml/2006/main">
+              <a:graphicData uri="http://schemas.openxmlformats.org/drawingml/2006/picture">
+                <pic:pic xmlns:pic="http://schemas.openxmlformats.org/drawingml/2006/picture">
+                  <pic:nvPicPr>
+                    <pic:cNvPr id="0" name="" descr=""/>
+                    <pic:cNvPicPr>
+                      <a:picLocks noChangeAspect="1" noChangeArrowheads="1"/>
+                    </pic:cNvPicPr>
+                  </pic:nvPicPr>
+                  <pic:blipFill>
+                    <a:blip r:embed="rId904" cstate="none"/>
+                    <a:srcRect/>
+                    <a:stretch>
+                      <a:fillRect/>
+                    </a:stretch>
+                  </pic:blipFill>
+                  <pic:spPr bwMode="auto">
+                    <a:xfrm>
+                      <a:off x="0" y="0"/>
+                      <a:ext cx="3200400" cy="3017520"/>
+                    </a:xfrm>
+                    <a:prstGeom prst="rect">
+                      <a:avLst/>
+                    </a:prstGeom>
+                  </pic:spPr>
+                </pic:pic>
+              </a:graphicData>
+            </a:graphic>
+          </wp:inline>
+        </w:drawing>
+      </w:r>
+    </w:p>
+    <w:p>
+      <w:pPr>
+        <w:spacing w:after="200"/>
+        <w:jc w:val="center"/>
+      </w:pPr>
+      <w:r>
+        <w:rPr>
+          <w:b/>
+          <w:bCs/>
+          <w:color w:val="5B6577"/>
+          <w:sz w:val="19"/>
+          <w:szCs w:val="19"/>
+        </w:rPr>
+        <w:t xml:space="preserve">Figura 23. </w:t>
+      </w:r>
+      <w:r>
+        <w:rPr>
+          <w:i/>
+          <w:iCs/>
+          <w:color w:val="5B6577"/>
+          <w:sz w:val="19"/>
+          <w:szCs w:val="19"/>
+        </w:rPr>
+        <w:t xml:space="preserve">Un Farabeuf apoyado en la piel: el selector «Piel | Músculo» (arriba) y, en la lista, el botón «Al músculo».</w:t>
+      </w:r>
+    </w:p>
+    <w:p>
+      <w:pPr>
+        <w:keepNext/>
+        <w:spacing w:after="40" w:before="40"/>
+        <w:jc w:val="center"/>
+      </w:pPr>
+      <w:r>
+        <w:drawing>
+          <wp:inline distT="0" distB="0" distL="0" distR="0">
+            <wp:extent cx="3200400" cy="3017520"/>
+            <wp:effectExtent t="0" r="0" b="0" l="0"/>
+            <wp:docPr id="905" name="z05-separador-en-el-musculo" descr="El mismo Farabeuf apoyado en el músculo, con el botón A la piel" title="El mismo Farabeuf apoyado en el músculo, con el botón A la piel"/>
+            <wp:cNvGraphicFramePr>
+              <a:graphicFrameLocks xmlns:a="http://schemas.openxmlformats.org/drawingml/2006/main" noChangeAspect="1"/>
+            </wp:cNvGraphicFramePr>
+            <a:graphic xmlns:a="http://schemas.openxmlformats.org/drawingml/2006/main">
+              <a:graphicData uri="http://schemas.openxmlformats.org/drawingml/2006/picture">
+                <pic:pic xmlns:pic="http://schemas.openxmlformats.org/drawingml/2006/picture">
+                  <pic:nvPicPr>
+                    <pic:cNvPr id="0" name="" descr=""/>
+                    <pic:cNvPicPr>
+                      <a:picLocks noChangeAspect="1" noChangeArrowheads="1"/>
+                    </pic:cNvPicPr>
+                  </pic:nvPicPr>
+                  <pic:blipFill>
+                    <a:blip r:embed="rId905" cstate="none"/>
+                    <a:srcRect/>
+                    <a:stretch>
+                      <a:fillRect/>
+                    </a:stretch>
+                  </pic:blipFill>
+                  <pic:spPr bwMode="auto">
+                    <a:xfrm>
+                      <a:off x="0" y="0"/>
+                      <a:ext cx="3200400" cy="3017520"/>
+                    </a:xfrm>
+                    <a:prstGeom prst="rect">
+                      <a:avLst/>
+                    </a:prstGeom>
+                  </pic:spPr>
+                </pic:pic>
+              </a:graphicData>
+            </a:graphic>
+          </wp:inline>
+        </w:drawing>
+      </w:r>
+    </w:p>
+    <w:p>
+      <w:pPr>
+        <w:spacing w:after="200"/>
+        <w:jc w:val="center"/>
+      </w:pPr>
+      <w:r>
+        <w:rPr>
+          <w:b/>
+          <w:bCs/>
+          <w:color w:val="5B6577"/>
+          <w:sz w:val="19"/>
+          <w:szCs w:val="19"/>
+        </w:rPr>
+        <w:t xml:space="preserve">Figura 24. </w:t>
+      </w:r>
+      <w:r>
+        <w:rPr>
+          <w:i/>
+          <w:iCs/>
+          <w:color w:val="5B6577"/>
+          <w:sz w:val="19"/>
+          <w:szCs w:val="19"/>
+        </w:rPr>
+        <w:t xml:space="preserve">El mismo Farabeuf bajado al músculo: abre el músculo y la piel que tiene encima; «A la piel» lo devuelve.</w:t>
       </w:r>
     </w:p>
     <w:p>
@@ -12307,7 +13289,7 @@
           <w:sz w:val="19"/>
           <w:szCs w:val="19"/>
         </w:rPr>
-        <w:t xml:space="preserve">Figura 20. </w:t>
+        <w:t xml:space="preserve">Figura 25. </w:t>
       </w:r>
       <w:r>
         <w:rPr>
@@ -12658,7 +13640,7 @@
           <w:sz w:val="19"/>
           <w:szCs w:val="19"/>
         </w:rPr>
-        <w:t xml:space="preserve">Figura 21. </w:t>
+        <w:t xml:space="preserve">Figura 26. </w:t>
       </w:r>
       <w:r>
         <w:rPr>
@@ -13117,7 +14099,7 @@
           <w:sz w:val="19"/>
           <w:szCs w:val="19"/>
         </w:rPr>
-        <w:t xml:space="preserve">Figura 22. </w:t>
+        <w:t xml:space="preserve">Figura 27. </w:t>
       </w:r>
       <w:r>
         <w:rPr>
@@ -13532,7 +14514,7 @@
           <w:sz w:val="19"/>
           <w:szCs w:val="19"/>
         </w:rPr>
-        <w:t xml:space="preserve">Figura 23. </w:t>
+        <w:t xml:space="preserve">Figura 28. </w:t>
       </w:r>
       <w:r>
         <w:rPr>
@@ -13633,7 +14615,7 @@
           <w:sz w:val="19"/>
           <w:szCs w:val="19"/>
         </w:rPr>
-        <w:t xml:space="preserve">Figura 24. </w:t>
+        <w:t xml:space="preserve">Figura 29. </w:t>
       </w:r>
       <w:r>
         <w:rPr>
@@ -13662,57 +14644,17 @@
         <w:spacing w:after="120" w:line="288"/>
       </w:pPr>
       <w:r>
-        <w:t xml:space="preserve">El botón </w:t>
-      </w:r>
-      <w:r>
-        <w:rPr>
-          <w:b/>
-          <w:bCs/>
-        </w:rPr>
-        <w:t xml:space="preserve">«Fluoroscopia»</w:t>
-      </w:r>
-      <w:r>
-        <w:t xml:space="preserve"> de la barra del lienzo abre un menú con </w:t>
-      </w:r>
-      <w:r>
-        <w:rPr>
-          <w:b/>
-          <w:bCs/>
-        </w:rPr>
-        <w:t xml:space="preserve">tres proyecciones</w:t>
-      </w:r>
-      <w:r>
-        <w:t xml:space="preserve"> del arco en C: </w:t>
-      </w:r>
-      <w:r>
-        <w:rPr>
-          <w:b/>
-          <w:bCs/>
-        </w:rPr>
-        <w:t xml:space="preserve">AP</w:t>
-      </w:r>
-      <w:r>
-        <w:t xml:space="preserve"> (de frente), </w:t>
-      </w:r>
-      <w:r>
-        <w:rPr>
-          <w:b/>
-          <w:bCs/>
-        </w:rPr>
-        <w:t xml:space="preserve">Lateral</w:t>
-      </w:r>
-      <w:r>
-        <w:t xml:space="preserve"> (de lado, a 90° de la AP) y </w:t>
-      </w:r>
-      <w:r>
-        <w:rPr>
-          <w:b/>
-          <w:bCs/>
-        </w:rPr>
-        <w:t xml:space="preserve">Oblicua</w:t>
-      </w:r>
-      <w:r>
-        <w:t xml:space="preserve"> (a medio camino, 45°). Al elegir una, pasan dos cosas a la vez:</w:t>
+        <w:t xml:space="preserve">El botón «Fluoroscopia» de la barra del lienzo abre un menú con tres proyecciones del arco en C: AP (de frente), Lateral (de lado, a 90° de la AP) y Oblicua (a medio camino, 45°). Al elegir una se abre un recuadro con la imagen circular del arco en C, </w:t>
+      </w:r>
+      <w:r>
+        <w:rPr>
+          <w:b/>
+          <w:bCs/>
+        </w:rPr>
+        <w:t xml:space="preserve">al lado del lienzo</w:t>
+      </w:r>
+      <w:r>
+        <w:t xml:space="preserve">: lo más denso se ve más oscuro, como en la pantalla del pabellón (el hueso casi negro, el músculo gris medio, la piel apenas), y no se ven vasos ni nervios, como en una placa de verdad. Dos cosas importan:</w:t>
       </w:r>
     </w:p>
     <w:p>
@@ -13725,27 +14667,14 @@
         <w:spacing w:after="70" w:line="276"/>
       </w:pPr>
       <w:r>
-        <w:t xml:space="preserve">el lienzo pasa a verse </w:t>
-      </w:r>
-      <w:r>
-        <w:rPr>
-          <w:b/>
-          <w:bCs/>
-        </w:rPr>
-        <w:t xml:space="preserve">como una radiografía</w:t>
-      </w:r>
-      <w:r>
-        <w:t xml:space="preserve">: fondo negro y cada tejido en un gris según su densidad (el hueso, casi blanco; el músculo, gris medio; la piel, apenas). </w:t>
-      </w:r>
-      <w:r>
-        <w:rPr>
-          <w:b/>
-          <w:bCs/>
-        </w:rPr>
-        <w:t xml:space="preserve">No se ven vasos ni nervios</w:t>
-      </w:r>
-      <w:r>
-        <w:t xml:space="preserve">, como en una placa de verdad;</w:t>
+        <w:rPr>
+          <w:b/>
+          <w:bCs/>
+        </w:rPr>
+        <w:t xml:space="preserve">El lienzo no cambia.</w:t>
+      </w:r>
+      <w:r>
+        <w:t xml:space="preserve"> Se sigue viendo la escena como estaba —en color, con el instrumento, la herida, los separadores y la posición del paciente—: el arco tiene su propia cámara y la proyección solo cambia la imagen del recuadro. En el editor, donde el lienzo es más angosto, el recuadro se pone encima y ocupa a lo sumo la mitad.</w:t>
       </w:r>
     </w:p>
     <w:p>
@@ -13758,37 +14687,14 @@
         <w:spacing w:after="70" w:line="276"/>
       </w:pPr>
       <w:r>
-        <w:t xml:space="preserve">se abre, </w:t>
-      </w:r>
-      <w:r>
-        <w:rPr>
-          <w:b/>
-          <w:bCs/>
-        </w:rPr>
-        <w:t xml:space="preserve">al lado del lienzo</w:t>
-      </w:r>
-      <w:r>
-        <w:t xml:space="preserve">, un recuadro con la </w:t>
-      </w:r>
-      <w:r>
-        <w:rPr>
-          <w:b/>
-          <w:bCs/>
-        </w:rPr>
-        <w:t xml:space="preserve">imagen circular</w:t>
-      </w:r>
-      <w:r>
-        <w:t xml:space="preserve"> del arco en C, donde </w:t>
-      </w:r>
-      <w:r>
-        <w:rPr>
-          <w:b/>
-          <w:bCs/>
-        </w:rPr>
-        <w:t xml:space="preserve">lo más denso se ve más oscuro</w:t>
-      </w:r>
-      <w:r>
-        <w:t xml:space="preserve">, como en la pantalla del pabellón.</w:t>
+        <w:rPr>
+          <w:b/>
+          <w:bCs/>
+        </w:rPr>
+        <w:t xml:space="preserve">La imagen se arrastra.</w:t>
+      </w:r>
+      <w:r>
+        <w:t xml:space="preserve"> En el pabellón el arco está quieto y es el miembro el que se mueve. Arrastre la imagen hacia arriba o hacia abajo (o use las flechas del teclado) para subir o bajar la extremidad bajo el arco y llevar al centro el foco de fractura o la punta del clavo; «Centrar» la devuelve a su sitio.</w:t>
       </w:r>
     </w:p>
     <w:p>
@@ -13851,7 +14757,7 @@
           <w:sz w:val="19"/>
           <w:szCs w:val="19"/>
         </w:rPr>
-        <w:t xml:space="preserve">Figura 25. </w:t>
+        <w:t xml:space="preserve">Figura 30. </w:t>
       </w:r>
       <w:r>
         <w:rPr>
@@ -13873,7 +14779,7 @@
       <w:r>
         <w:drawing>
           <wp:inline distT="0" distB="0" distL="0" distR="0">
-            <wp:extent cx="4191000" cy="4429125"/>
+            <wp:extent cx="5486400" cy="2803270"/>
             <wp:effectExtent t="0" r="0" b="0" l="0"/>
             <wp:docPr id="47" name="z07-fluoro-ap" descr="Fluoroscopia en proyección AP: la radiografía en el lienzo y la imagen circular en el recuadro." title="Fluoroscopia en proyección AP: la radiografía en el lienzo y la imagen circular en el recuadro."/>
             <wp:cNvGraphicFramePr>
@@ -13898,7 +14804,7 @@
                   <pic:spPr bwMode="auto">
                     <a:xfrm>
                       <a:off x="0" y="0"/>
-                      <a:ext cx="4191000" cy="4429125"/>
+                      <a:ext cx="5486400" cy="2803270"/>
                     </a:xfrm>
                     <a:prstGeom prst="rect">
                       <a:avLst/>
@@ -13924,7 +14830,7 @@
           <w:sz w:val="19"/>
           <w:szCs w:val="19"/>
         </w:rPr>
-        <w:t xml:space="preserve">Figura 26. </w:t>
+        <w:t xml:space="preserve">Figura 31. </w:t>
       </w:r>
       <w:r>
         <w:rPr>
@@ -13934,7 +14840,7 @@
           <w:sz w:val="19"/>
           <w:szCs w:val="19"/>
         </w:rPr>
-        <w:t xml:space="preserve">Fluoroscopia en proyección AP: la radiografía en el lienzo y la imagen circular en el recuadro.</w:t>
+        <w:t xml:space="preserve">Fluoroscopia en proyección AP con el paciente acostado: el lienzo conserva su vista y el recuadro, a su lado, enseña la imagen del arco en C con la extremidad movida hacia arriba.</w:t>
       </w:r>
     </w:p>
     <w:tbl>
@@ -13983,7 +14889,7 @@
             <w:r>
               <w:drawing>
                 <wp:inline distT="0" distB="0" distL="0" distR="0">
-                  <wp:extent cx="2876550" cy="3038475"/>
+                  <wp:extent cx="4800600" cy="2452861"/>
                   <wp:effectExtent t="0" r="0" b="0" l="0"/>
                   <wp:docPr id="48" name="z08-fluoro-lateral" descr="Lateral" title="Lateral"/>
                   <wp:cNvGraphicFramePr>
@@ -14008,7 +14914,7 @@
                         <pic:spPr bwMode="auto">
                           <a:xfrm>
                             <a:off x="0" y="0"/>
-                            <a:ext cx="2876550" cy="3038475"/>
+                            <a:ext cx="4800600" cy="2452861"/>
                           </a:xfrm>
                           <a:prstGeom prst="rect">
                             <a:avLst/>
@@ -14061,7 +14967,7 @@
             <w:r>
               <w:drawing>
                 <wp:inline distT="0" distB="0" distL="0" distR="0">
-                  <wp:extent cx="2876550" cy="3038475"/>
+                  <wp:extent cx="4800600" cy="2452861"/>
                   <wp:effectExtent t="0" r="0" b="0" l="0"/>
                   <wp:docPr id="49" name="z09-fluoro-oblicua" descr="Oblicua (45°)" title="Oblicua (45°)"/>
                   <wp:cNvGraphicFramePr>
@@ -14086,7 +14992,7 @@
                         <pic:spPr bwMode="auto">
                           <a:xfrm>
                             <a:off x="0" y="0"/>
-                            <a:ext cx="2876550" cy="3038475"/>
+                            <a:ext cx="4800600" cy="2452861"/>
                           </a:xfrm>
                           <a:prstGeom prst="rect">
                             <a:avLst/>
@@ -14118,7 +15024,7 @@
     </w:tbl>
     <w:p>
       <w:pPr>
-        <w:spacing w:after="200" w:before="60"/>
+        <w:spacing w:after="200"/>
         <w:jc w:val="center"/>
       </w:pPr>
       <w:r>
@@ -14129,7 +15035,7 @@
           <w:sz w:val="19"/>
           <w:szCs w:val="19"/>
         </w:rPr>
-        <w:t xml:space="preserve">Figura 27. </w:t>
+        <w:t xml:space="preserve">Figura 32. </w:t>
       </w:r>
       <w:r>
         <w:rPr>
@@ -14139,7 +15045,7 @@
           <w:sz w:val="19"/>
           <w:szCs w:val="19"/>
         </w:rPr>
-        <w:t xml:space="preserve">Las otras dos proyecciones.</w:t>
+        <w:t xml:space="preserve">Las otras dos proyecciones: lateral y oblicua (45°). El lienzo no cambia; solo cambia la imagen del recuadro.</w:t>
       </w:r>
     </w:p>
     <w:p>
@@ -14371,7 +15277,7 @@
               <w:spacing w:after="30" w:line="264"/>
             </w:pPr>
             <w:r>
-              <w:t xml:space="preserve">Guía de ejes</w:t>
+              <w:t xml:space="preserve">Arrastrar la imagen</w:t>
             </w:r>
           </w:p>
         </w:tc>
@@ -14396,7 +15302,7 @@
               <w:spacing w:after="30" w:line="264"/>
             </w:pPr>
             <w:r>
-              <w:t xml:space="preserve">Dibuja el eje del hueso fijo (verde) y el del fragmento (ámbar), en la vista de la izquierda, y dice cuántos grados hay entre los dos (y si se pasa del tope del paso).</w:t>
+              <w:t xml:space="preserve">Sube o baja la extremidad bajo el arco, como en pabellón se mueve el miembro con el arco quieto. Con el teclado, las flechas; «Centrar» la devuelve.</w:t>
             </w:r>
           </w:p>
         </w:tc>
@@ -14427,7 +15333,7 @@
               <w:spacing w:after="30" w:line="264"/>
             </w:pPr>
             <w:r>
-              <w:t xml:space="preserve">Dónde debe quedar</w:t>
+              <w:t xml:space="preserve">Guía de ejes</w:t>
             </w:r>
           </w:p>
         </w:tc>
@@ -14453,7 +15359,7 @@
               <w:spacing w:after="30" w:line="264"/>
             </w:pPr>
             <w:r>
-              <w:t xml:space="preserve">La silueta verde del fragmento reducido. Es una ayuda para aprender y se apaga: en una fluoroscopia real nadie dibuja dónde debe quedar el hueso.</w:t>
+              <w:t xml:space="preserve">Dibuja el eje del hueso fijo (verde) y el del fragmento (ámbar), en el lienzo, y dice cuántos grados hay entre los dos (y si se pasa del tope del paso).</w:t>
             </w:r>
           </w:p>
         </w:tc>
@@ -14483,7 +15389,7 @@
               <w:spacing w:after="30" w:line="264"/>
             </w:pPr>
             <w:r>
-              <w:t xml:space="preserve">Tiempo de escopia</w:t>
+              <w:t xml:space="preserve">Dónde debe quedar</w:t>
             </w:r>
           </w:p>
         </w:tc>
@@ -14508,7 +15414,7 @@
               <w:spacing w:after="30" w:line="264"/>
             </w:pPr>
             <w:r>
-              <w:t xml:space="preserve">Cuenta los segundos con la fluoroscopia encendida. Con más de 20 s avisa de «mucha exposición». No resta puntos.</w:t>
+              <w:t xml:space="preserve">La silueta verde del fragmento reducido. Es una ayuda para aprender y se apaga: en una fluoroscopia real nadie dibuja dónde debe quedar el hueso.</w:t>
             </w:r>
           </w:p>
         </w:tc>
@@ -14539,6 +15445,62 @@
               <w:spacing w:after="30" w:line="264"/>
             </w:pPr>
             <w:r>
+              <w:t xml:space="preserve">Tiempo de escopia</w:t>
+            </w:r>
+          </w:p>
+        </w:tc>
+        <w:tc>
+          <w:tcPr>
+            <w:tcW w:type="dxa" w:w="6660"/>
+            <w:tcBorders>
+              <w:top w:val="single" w:color="C9D3E3" w:sz="4"/>
+              <w:left w:val="single" w:color="C9D3E3" w:sz="4"/>
+              <w:bottom w:val="single" w:color="C9D3E3" w:sz="4"/>
+              <w:right w:val="single" w:color="C9D3E3" w:sz="4"/>
+            </w:tcBorders>
+            <w:shd w:fill="F6F8FC" w:color="auto" w:val="clear"/>
+            <w:tcMar>
+              <w:top w:type="dxa" w:w="70"/>
+              <w:left w:type="dxa" w:w="110"/>
+              <w:bottom w:type="dxa" w:w="70"/>
+              <w:right w:type="dxa" w:w="110"/>
+            </w:tcMar>
+          </w:tcPr>
+          <w:p>
+            <w:pPr>
+              <w:spacing w:after="30" w:line="264"/>
+            </w:pPr>
+            <w:r>
+              <w:t xml:space="preserve">Cuenta los segundos con la fluoroscopia encendida. Con más de 20 s avisa de «mucha exposición». No resta puntos.</w:t>
+            </w:r>
+          </w:p>
+        </w:tc>
+      </w:tr>
+      <w:tr>
+        <w:trPr>
+          <w:cantSplit/>
+        </w:trPr>
+        <w:tc>
+          <w:tcPr>
+            <w:tcW w:type="dxa" w:w="2700"/>
+            <w:tcBorders>
+              <w:top w:val="single" w:color="C9D3E3" w:sz="4"/>
+              <w:left w:val="single" w:color="C9D3E3" w:sz="4"/>
+              <w:bottom w:val="single" w:color="C9D3E3" w:sz="4"/>
+              <w:right w:val="single" w:color="C9D3E3" w:sz="4"/>
+            </w:tcBorders>
+            <w:tcMar>
+              <w:top w:type="dxa" w:w="70"/>
+              <w:left w:type="dxa" w:w="110"/>
+              <w:bottom w:type="dxa" w:w="70"/>
+              <w:right w:type="dxa" w:w="110"/>
+            </w:tcMar>
+          </w:tcPr>
+          <w:p>
+            <w:pPr>
+              <w:spacing w:after="30" w:line="264"/>
+            </w:pPr>
+            <w:r>
               <w:t xml:space="preserve">Apagar la fluoroscopia</w:t>
             </w:r>
           </w:p>
@@ -14552,20 +15514,19 @@
               <w:bottom w:val="single" w:color="C9D3E3" w:sz="4"/>
               <w:right w:val="single" w:color="C9D3E3" w:sz="4"/>
             </w:tcBorders>
-            <w:shd w:fill="F6F8FC" w:color="auto" w:val="clear"/>
-            <w:tcMar>
-              <w:top w:type="dxa" w:w="70"/>
-              <w:left w:type="dxa" w:w="110"/>
-              <w:bottom w:type="dxa" w:w="70"/>
-              <w:right w:type="dxa" w:w="110"/>
-            </w:tcMar>
-          </w:tcPr>
-          <w:p>
-            <w:pPr>
-              <w:spacing w:after="30" w:line="264"/>
-            </w:pPr>
-            <w:r>
-              <w:t xml:space="preserve">Cierra el recuadro y devuelve el lienzo a su aspecto normal.</w:t>
+            <w:tcMar>
+              <w:top w:type="dxa" w:w="70"/>
+              <w:left w:type="dxa" w:w="110"/>
+              <w:bottom w:type="dxa" w:w="70"/>
+              <w:right w:type="dxa" w:w="110"/>
+            </w:tcMar>
+          </w:tcPr>
+          <w:p>
+            <w:pPr>
+              <w:spacing w:after="30" w:line="264"/>
+            </w:pPr>
+            <w:r>
+              <w:t xml:space="preserve">Cierra el recuadro. El lienzo no se tocó, así que no hay nada que devolver.</w:t>
             </w:r>
           </w:p>
         </w:tc>
@@ -14835,7 +15796,7 @@
           <w:sz w:val="19"/>
           <w:szCs w:val="19"/>
         </w:rPr>
-        <w:t xml:space="preserve">Figura 28. </w:t>
+        <w:t xml:space="preserve">Figura 33. </w:t>
       </w:r>
       <w:r>
         <w:rPr>
@@ -15053,7 +16014,7 @@
           <w:sz w:val="19"/>
           <w:szCs w:val="19"/>
         </w:rPr>
-        <w:t xml:space="preserve">Figura 29. </w:t>
+        <w:t xml:space="preserve">Figura 34. </w:t>
       </w:r>
       <w:r>
         <w:rPr>
@@ -15338,7 +16299,7 @@
           <w:sz w:val="19"/>
           <w:szCs w:val="19"/>
         </w:rPr>
-        <w:t xml:space="preserve">Figura 30. </w:t>
+        <w:t xml:space="preserve">Figura 35. </w:t>
       </w:r>
       <w:r>
         <w:rPr>
@@ -17722,7 +18683,7 @@
               <w:spacing w:after="30" w:line="264"/>
             </w:pPr>
             <w:r>
-              <w:t xml:space="preserve">La incisión desaparece al cambiar de instrumento o al guardar por primera vez</w:t>
+              <w:t xml:space="preserve">La incisión desaparece al cambiar de paso, de capa o de instrumento, o al guardar por primera vez</w:t>
             </w:r>
           </w:p>
         </w:tc>
@@ -17747,37 +18708,7 @@
               <w:spacing w:after="30" w:line="264"/>
             </w:pPr>
             <w:r>
-              <w:t xml:space="preserve">En una cirugía </w:t>
-            </w:r>
-            <w:r>
-              <w:rPr>
-                <w:b/>
-                <w:bCs/>
-              </w:rPr>
-              <w:t xml:space="preserve">nueva</w:t>
-            </w:r>
-            <w:r>
-              <w:t xml:space="preserve">, el primer «Guardar borrador» cambia la dirección de la página y vuelve a montar la consola. Desde la versión de octubre de 2026 el editor recuerda el paso, el instrumento, el modo y lo cortado mientras la pestaña esté abierta. Si aun así se pierde, </w:t>
-            </w:r>
-            <w:r>
-              <w:rPr>
-                <w:b/>
-                <w:bCs/>
-              </w:rPr>
-              <w:t xml:space="preserve">no es algo que haya hecho mal</w:t>
-            </w:r>
-            <w:r>
-              <w:t xml:space="preserve">: avise. Una incisión de piel </w:t>
-            </w:r>
-            <w:r>
-              <w:rPr>
-                <w:b/>
-                <w:bCs/>
-              </w:rPr>
-              <w:t xml:space="preserve">no</w:t>
-            </w:r>
-            <w:r>
-              <w:t xml:space="preserve"> se borra al coger un separador o el bisturí profundo; solo la deshacen «Cerrar la herida», «Borrar trazo» y «Reiniciar el ensayo».</w:t>
+              <w:t xml:space="preserve">Había dos causas y las dos están corregidas. Hasta el 16 de octubre de 2026 la cinta roja de la herida se apagaba al cambiar de paso o de capa, y una incisión limpia —con los labios pegados— parecía haber desaparecido: ya no. Y en una cirugía nueva, el primer «Guardar borrador» cambia la dirección de la página y vuelve a montar la consola: desde la versión de octubre de 2026 el editor recuerda el paso, el instrumento, el modo y lo cortado mientras la pestaña esté abierta. Si aun así se pierde, no es algo que haya hecho mal: avise. Una incisión de piel no se borra al coger un separador o el bisturí profundo; solo la deshacen «Cerrar la herida», «Borrar trazo» y «Reiniciar el ensayo».</w:t>
             </w:r>
           </w:p>
         </w:tc>
@@ -18058,17 +18989,7 @@
               <w:spacing w:after="30" w:line="264"/>
             </w:pPr>
             <w:r>
-              <w:t xml:space="preserve">Primero hay que </w:t>
-            </w:r>
-            <w:r>
-              <w:rPr>
-                <w:b/>
-                <w:bCs/>
-              </w:rPr>
-              <w:t xml:space="preserve">colocarlo</w:t>
-            </w:r>
-            <w:r>
-              <w:t xml:space="preserve">: clic en el punto de la incisión. Si aún no hay herida, la consola lo dice: «Aún no hay herida: corte antes con un bisturí». Después se abre con la rueda o con la barra «Apertura».</w:t>
+              <w:t xml:space="preserve">Primero hay que colocarlo: clic en el punto de la incisión, en el plano elegido («Piel» o «Músculo»). Si aún no hay herida en ese plano, la consola lo dice: «Aún no hay herida: corte antes con un bisturí» o «Todavía no hay herida en el músculo…». Después se abre con la rueda o con la barra «Apertura».</w:t>
             </w:r>
           </w:p>
         </w:tc>
@@ -18098,6 +19019,174 @@
               <w:spacing w:after="30" w:line="264"/>
             </w:pPr>
             <w:r>
+              <w:t xml:space="preserve">La Metzenbaum no hace nada al abrirla</w:t>
+            </w:r>
+          </w:p>
+        </w:tc>
+        <w:tc>
+          <w:tcPr>
+            <w:tcW w:type="dxa" w:w="6260"/>
+            <w:tcBorders>
+              <w:top w:val="single" w:color="C9D3E3" w:sz="4"/>
+              <w:left w:val="single" w:color="C9D3E3" w:sz="4"/>
+              <w:bottom w:val="single" w:color="C9D3E3" w:sz="4"/>
+              <w:right w:val="single" w:color="C9D3E3" w:sz="4"/>
+            </w:tcBorders>
+            <w:tcMar>
+              <w:top w:type="dxa" w:w="70"/>
+              <w:left w:type="dxa" w:w="110"/>
+              <w:bottom w:type="dxa" w:w="70"/>
+              <w:right w:type="dxa" w:w="110"/>
+            </w:tcMar>
+          </w:tcPr>
+          <w:p>
+            <w:pPr>
+              <w:spacing w:after="30" w:line="264"/>
+            </w:pPr>
+            <w:r>
+              <w:t xml:space="preserve">En «Disección roma» hay que apoyar primero la punta con un clic en el tejido («Primero apoye la punta en el tejido…»); la rueda solo abre las ramas. No se apoya en el hueso. Y sobre una herida ya hecha, la punta tiene que estar a menos de 30 mm de ella.</w:t>
+            </w:r>
+          </w:p>
+        </w:tc>
+      </w:tr>
+      <w:tr>
+        <w:trPr>
+          <w:cantSplit/>
+        </w:trPr>
+        <w:tc>
+          <w:tcPr>
+            <w:tcW w:type="dxa" w:w="3100"/>
+            <w:tcBorders>
+              <w:top w:val="single" w:color="C9D3E3" w:sz="4"/>
+              <w:left w:val="single" w:color="C9D3E3" w:sz="4"/>
+              <w:bottom w:val="single" w:color="C9D3E3" w:sz="4"/>
+              <w:right w:val="single" w:color="C9D3E3" w:sz="4"/>
+            </w:tcBorders>
+            <w:shd w:fill="F6F8FC" w:color="auto" w:val="clear"/>
+            <w:tcMar>
+              <w:top w:type="dxa" w:w="70"/>
+              <w:left w:type="dxa" w:w="110"/>
+              <w:bottom w:type="dxa" w:w="70"/>
+              <w:right w:type="dxa" w:w="110"/>
+            </w:tcMar>
+          </w:tcPr>
+          <w:p>
+            <w:pPr>
+              <w:spacing w:after="30" w:line="264"/>
+            </w:pPr>
+            <w:r>
+              <w:t xml:space="preserve">Las pinzas no levantan la piel</w:t>
+            </w:r>
+          </w:p>
+        </w:tc>
+        <w:tc>
+          <w:tcPr>
+            <w:tcW w:type="dxa" w:w="6260"/>
+            <w:tcBorders>
+              <w:top w:val="single" w:color="C9D3E3" w:sz="4"/>
+              <w:left w:val="single" w:color="C9D3E3" w:sz="4"/>
+              <w:bottom w:val="single" w:color="C9D3E3" w:sz="4"/>
+              <w:right w:val="single" w:color="C9D3E3" w:sz="4"/>
+            </w:tcBorders>
+            <w:shd w:fill="F6F8FC" w:color="auto" w:val="clear"/>
+            <w:tcMar>
+              <w:top w:type="dxa" w:w="70"/>
+              <w:left w:type="dxa" w:w="110"/>
+              <w:bottom w:type="dxa" w:w="70"/>
+              <w:right w:type="dxa" w:w="110"/>
+            </w:tcMar>
+          </w:tcPr>
+          <w:p>
+            <w:pPr>
+              <w:spacing w:after="30" w:line="264"/>
+            </w:pPr>
+            <w:r>
+              <w:t xml:space="preserve">Con las mandíbulas abiertas la pinza suelta la piel («Mandíbulas abiertas: las pinzas sueltan la piel»). Ciérrelas con Mayúsculas + rueda o con el deslizador «Mandíbulas».</w:t>
+            </w:r>
+          </w:p>
+        </w:tc>
+      </w:tr>
+      <w:tr>
+        <w:trPr>
+          <w:cantSplit/>
+        </w:trPr>
+        <w:tc>
+          <w:tcPr>
+            <w:tcW w:type="dxa" w:w="3100"/>
+            <w:tcBorders>
+              <w:top w:val="single" w:color="C9D3E3" w:sz="4"/>
+              <w:left w:val="single" w:color="C9D3E3" w:sz="4"/>
+              <w:bottom w:val="single" w:color="C9D3E3" w:sz="4"/>
+              <w:right w:val="single" w:color="C9D3E3" w:sz="4"/>
+            </w:tcBorders>
+            <w:tcMar>
+              <w:top w:type="dxa" w:w="70"/>
+              <w:left w:type="dxa" w:w="110"/>
+              <w:bottom w:type="dxa" w:w="70"/>
+              <w:right w:type="dxa" w:w="110"/>
+            </w:tcMar>
+          </w:tcPr>
+          <w:p>
+            <w:pPr>
+              <w:spacing w:after="30" w:line="264"/>
+            </w:pPr>
+            <w:r>
+              <w:t xml:space="preserve">El recuadro de la fluoroscopia tapa el modelo</w:t>
+            </w:r>
+          </w:p>
+        </w:tc>
+        <w:tc>
+          <w:tcPr>
+            <w:tcW w:type="dxa" w:w="6260"/>
+            <w:tcBorders>
+              <w:top w:val="single" w:color="C9D3E3" w:sz="4"/>
+              <w:left w:val="single" w:color="C9D3E3" w:sz="4"/>
+              <w:bottom w:val="single" w:color="C9D3E3" w:sz="4"/>
+              <w:right w:val="single" w:color="C9D3E3" w:sz="4"/>
+            </w:tcBorders>
+            <w:tcMar>
+              <w:top w:type="dxa" w:w="70"/>
+              <w:left w:type="dxa" w:w="110"/>
+              <w:bottom w:type="dxa" w:w="70"/>
+              <w:right w:type="dxa" w:w="110"/>
+            </w:tcMar>
+          </w:tcPr>
+          <w:p>
+            <w:pPr>
+              <w:spacing w:after="30" w:line="264"/>
+            </w:pPr>
+            <w:r>
+              <w:t xml:space="preserve">En el editor el lienzo es angosto y el recuadro se pone encima, a lo sumo en la mitad. En la consola del residente, con la pantalla ancha, va al lado y no tapa nada.</w:t>
+            </w:r>
+          </w:p>
+        </w:tc>
+      </w:tr>
+      <w:tr>
+        <w:trPr>
+          <w:cantSplit/>
+        </w:trPr>
+        <w:tc>
+          <w:tcPr>
+            <w:tcW w:type="dxa" w:w="3100"/>
+            <w:tcBorders>
+              <w:top w:val="single" w:color="C9D3E3" w:sz="4"/>
+              <w:left w:val="single" w:color="C9D3E3" w:sz="4"/>
+              <w:bottom w:val="single" w:color="C9D3E3" w:sz="4"/>
+              <w:right w:val="single" w:color="C9D3E3" w:sz="4"/>
+            </w:tcBorders>
+            <w:shd w:fill="F6F8FC" w:color="auto" w:val="clear"/>
+            <w:tcMar>
+              <w:top w:type="dxa" w:w="70"/>
+              <w:left w:type="dxa" w:w="110"/>
+              <w:bottom w:type="dxa" w:w="70"/>
+              <w:right w:type="dxa" w:w="110"/>
+            </w:tcMar>
+          </w:tcPr>
+          <w:p>
+            <w:pPr>
+              <w:spacing w:after="30" w:line="264"/>
+            </w:pPr>
+            <w:r>
               <w:t xml:space="preserve">La rueda no acerca el modelo</w:t>
             </w:r>
           </w:p>
@@ -18111,6 +19200,7 @@
               <w:bottom w:val="single" w:color="C9D3E3" w:sz="4"/>
               <w:right w:val="single" w:color="C9D3E3" w:sz="4"/>
             </w:tcBorders>
+            <w:shd w:fill="F6F8FC" w:color="auto" w:val="clear"/>
             <w:tcMar>
               <w:top w:type="dxa" w:w="70"/>
               <w:left w:type="dxa" w:w="110"/>
@@ -18154,7 +19244,6 @@
               <w:bottom w:val="single" w:color="C9D3E3" w:sz="4"/>
               <w:right w:val="single" w:color="C9D3E3" w:sz="4"/>
             </w:tcBorders>
-            <w:shd w:fill="F6F8FC" w:color="auto" w:val="clear"/>
             <w:tcMar>
               <w:top w:type="dxa" w:w="70"/>
               <w:left w:type="dxa" w:w="110"/>
@@ -18180,7 +19269,6 @@
               <w:bottom w:val="single" w:color="C9D3E3" w:sz="4"/>
               <w:right w:val="single" w:color="C9D3E3" w:sz="4"/>
             </w:tcBorders>
-            <w:shd w:fill="F6F8FC" w:color="auto" w:val="clear"/>
             <w:tcMar>
               <w:top w:type="dxa" w:w="70"/>
               <w:left w:type="dxa" w:w="110"/>
@@ -18221,6 +19309,7 @@
               <w:bottom w:val="single" w:color="C9D3E3" w:sz="4"/>
               <w:right w:val="single" w:color="C9D3E3" w:sz="4"/>
             </w:tcBorders>
+            <w:shd w:fill="F6F8FC" w:color="auto" w:val="clear"/>
             <w:tcMar>
               <w:top w:type="dxa" w:w="70"/>
               <w:left w:type="dxa" w:w="110"/>
@@ -18246,6 +19335,7 @@
               <w:bottom w:val="single" w:color="C9D3E3" w:sz="4"/>
               <w:right w:val="single" w:color="C9D3E3" w:sz="4"/>
             </w:tcBorders>
+            <w:shd w:fill="F6F8FC" w:color="auto" w:val="clear"/>
             <w:tcMar>
               <w:top w:type="dxa" w:w="70"/>
               <w:left w:type="dxa" w:w="110"/>
@@ -18276,7 +19366,6 @@
               <w:bottom w:val="single" w:color="C9D3E3" w:sz="4"/>
               <w:right w:val="single" w:color="C9D3E3" w:sz="4"/>
             </w:tcBorders>
-            <w:shd w:fill="F6F8FC" w:color="auto" w:val="clear"/>
             <w:tcMar>
               <w:top w:type="dxa" w:w="70"/>
               <w:left w:type="dxa" w:w="110"/>
@@ -18302,7 +19391,6 @@
               <w:bottom w:val="single" w:color="C9D3E3" w:sz="4"/>
               <w:right w:val="single" w:color="C9D3E3" w:sz="4"/>
             </w:tcBorders>
-            <w:shd w:fill="F6F8FC" w:color="auto" w:val="clear"/>
             <w:tcMar>
               <w:top w:type="dxa" w:w="70"/>
               <w:left w:type="dxa" w:w="110"/>
@@ -18333,6 +19421,7 @@
               <w:bottom w:val="single" w:color="C9D3E3" w:sz="4"/>
               <w:right w:val="single" w:color="C9D3E3" w:sz="4"/>
             </w:tcBorders>
+            <w:shd w:fill="F6F8FC" w:color="auto" w:val="clear"/>
             <w:tcMar>
               <w:top w:type="dxa" w:w="70"/>
               <w:left w:type="dxa" w:w="110"/>
@@ -18358,6 +19447,7 @@
               <w:bottom w:val="single" w:color="C9D3E3" w:sz="4"/>
               <w:right w:val="single" w:color="C9D3E3" w:sz="4"/>
             </w:tcBorders>
+            <w:shd w:fill="F6F8FC" w:color="auto" w:val="clear"/>
             <w:tcMar>
               <w:top w:type="dxa" w:w="70"/>
               <w:left w:type="dxa" w:w="110"/>
@@ -18669,7 +19759,7 @@
               <w:spacing w:after="30" w:line="264"/>
             </w:pPr>
             <w:r>
-              <w:t xml:space="preserve">Cortan (el de piel, la piel; los demás, los planos profundos). El electrobisturí trae potencia en vatios; la Metzenbaum se abre poco a poco; la pinza con dientes pellizca la piel.</w:t>
+              <w:t xml:space="preserve">Cortan (el de piel, la piel; los demás, los planos profundos). El electrobisturí trae potencia en vatios; la Metzenbaum corta o diseca por tensión; las pinzas con dientes van de a dos y pellizcan la piel.</w:t>
             </w:r>
           </w:p>
         </w:tc>
@@ -18832,7 +19922,7 @@
               <w:spacing w:after="30" w:line="264"/>
             </w:pPr>
             <w:r>
-              <w:t xml:space="preserve">Se colocan en la herida y se abren con la rueda. El Hohmann se apoya en el hueso.</w:t>
+              <w:t xml:space="preserve">Se colocan en la herida, en la piel o en el músculo, y se abren con la rueda. El Hohmann se apoya en el hueso.</w:t>
             </w:r>
           </w:p>
         </w:tc>
@@ -19694,7 +20784,7 @@
               <w:spacing w:after="30" w:line="264"/>
             </w:pPr>
             <w:r>
-              <w:t xml:space="preserve">Maneja el instrumento si este se maneja con la rueda (abre tijeras y pinzas, abre separadores y herida, cambia el largo del tornillo, tira del hilo, sube la potencia del electrobisturí, levanta la piel con la pinza). Si no, acerca el modelo.</w:t>
+              <w:t xml:space="preserve">Maneja el instrumento si este se maneja con la rueda (abre tijeras y separadores, separa las dos pinzas, cambia el largo del tornillo, tira del hilo, sube la potencia del electrobisturí). Si no, acerca el modelo.</w:t>
             </w:r>
           </w:p>
         </w:tc>
@@ -19760,6 +20850,230 @@
             </w:pPr>
             <w:r>
               <w:t xml:space="preserve">Acerca o aleja el modelo aunque el instrumento use la rueda.</w:t>
+            </w:r>
+          </w:p>
+        </w:tc>
+      </w:tr>
+      <w:tr>
+        <w:trPr>
+          <w:cantSplit/>
+        </w:trPr>
+        <w:tc>
+          <w:tcPr>
+            <w:tcW w:type="dxa" w:w="3300"/>
+            <w:tcBorders>
+              <w:top w:val="single" w:color="C9D3E3" w:sz="4"/>
+              <w:left w:val="single" w:color="C9D3E3" w:sz="4"/>
+              <w:bottom w:val="single" w:color="C9D3E3" w:sz="4"/>
+              <w:right w:val="single" w:color="C9D3E3" w:sz="4"/>
+            </w:tcBorders>
+            <w:shd w:fill="F6F8FC" w:color="auto" w:val="clear"/>
+            <w:tcMar>
+              <w:top w:type="dxa" w:w="70"/>
+              <w:left w:type="dxa" w:w="110"/>
+              <w:bottom w:type="dxa" w:w="70"/>
+              <w:right w:type="dxa" w:w="110"/>
+            </w:tcMar>
+          </w:tcPr>
+          <w:p>
+            <w:pPr>
+              <w:spacing w:after="30" w:line="264"/>
+            </w:pPr>
+            <w:r>
+              <w:t xml:space="preserve">Mayúsculas + rueda (pinzas)</w:t>
+            </w:r>
+          </w:p>
+        </w:tc>
+        <w:tc>
+          <w:tcPr>
+            <w:tcW w:type="dxa" w:w="6060"/>
+            <w:tcBorders>
+              <w:top w:val="single" w:color="C9D3E3" w:sz="4"/>
+              <w:left w:val="single" w:color="C9D3E3" w:sz="4"/>
+              <w:bottom w:val="single" w:color="C9D3E3" w:sz="4"/>
+              <w:right w:val="single" w:color="C9D3E3" w:sz="4"/>
+            </w:tcBorders>
+            <w:shd w:fill="F6F8FC" w:color="auto" w:val="clear"/>
+            <w:tcMar>
+              <w:top w:type="dxa" w:w="70"/>
+              <w:left w:type="dxa" w:w="110"/>
+              <w:bottom w:type="dxa" w:w="70"/>
+              <w:right w:type="dxa" w:w="110"/>
+            </w:tcMar>
+          </w:tcPr>
+          <w:p>
+            <w:pPr>
+              <w:spacing w:after="30" w:line="264"/>
+            </w:pPr>
+            <w:r>
+              <w:t xml:space="preserve">Abre o cierra las mandíbulas de las pinzas. Con otros instrumentos acerca el modelo.</w:t>
+            </w:r>
+          </w:p>
+        </w:tc>
+      </w:tr>
+      <w:tr>
+        <w:trPr>
+          <w:cantSplit/>
+        </w:trPr>
+        <w:tc>
+          <w:tcPr>
+            <w:tcW w:type="dxa" w:w="3300"/>
+            <w:tcBorders>
+              <w:top w:val="single" w:color="C9D3E3" w:sz="4"/>
+              <w:left w:val="single" w:color="C9D3E3" w:sz="4"/>
+              <w:bottom w:val="single" w:color="C9D3E3" w:sz="4"/>
+              <w:right w:val="single" w:color="C9D3E3" w:sz="4"/>
+            </w:tcBorders>
+            <w:tcMar>
+              <w:top w:type="dxa" w:w="70"/>
+              <w:left w:type="dxa" w:w="110"/>
+              <w:bottom w:type="dxa" w:w="70"/>
+              <w:right w:type="dxa" w:w="110"/>
+            </w:tcMar>
+          </w:tcPr>
+          <w:p>
+            <w:pPr>
+              <w:spacing w:after="30" w:line="264"/>
+            </w:pPr>
+            <w:r>
+              <w:t xml:space="preserve">Clic (modo Disecar)</w:t>
+            </w:r>
+          </w:p>
+        </w:tc>
+        <w:tc>
+          <w:tcPr>
+            <w:tcW w:type="dxa" w:w="6060"/>
+            <w:tcBorders>
+              <w:top w:val="single" w:color="C9D3E3" w:sz="4"/>
+              <w:left w:val="single" w:color="C9D3E3" w:sz="4"/>
+              <w:bottom w:val="single" w:color="C9D3E3" w:sz="4"/>
+              <w:right w:val="single" w:color="C9D3E3" w:sz="4"/>
+            </w:tcBorders>
+            <w:tcMar>
+              <w:top w:type="dxa" w:w="70"/>
+              <w:left w:type="dxa" w:w="110"/>
+              <w:bottom w:type="dxa" w:w="70"/>
+              <w:right w:type="dxa" w:w="110"/>
+            </w:tcMar>
+          </w:tcPr>
+          <w:p>
+            <w:pPr>
+              <w:spacing w:after="30" w:line="264"/>
+            </w:pPr>
+            <w:r>
+              <w:t xml:space="preserve">Apoya la punta cerrada de la tijera; la rueda abre las ramas y el plano se separa por tensión.</w:t>
+            </w:r>
+          </w:p>
+        </w:tc>
+      </w:tr>
+      <w:tr>
+        <w:trPr>
+          <w:cantSplit/>
+        </w:trPr>
+        <w:tc>
+          <w:tcPr>
+            <w:tcW w:type="dxa" w:w="3300"/>
+            <w:tcBorders>
+              <w:top w:val="single" w:color="C9D3E3" w:sz="4"/>
+              <w:left w:val="single" w:color="C9D3E3" w:sz="4"/>
+              <w:bottom w:val="single" w:color="C9D3E3" w:sz="4"/>
+              <w:right w:val="single" w:color="C9D3E3" w:sz="4"/>
+            </w:tcBorders>
+            <w:shd w:fill="F6F8FC" w:color="auto" w:val="clear"/>
+            <w:tcMar>
+              <w:top w:type="dxa" w:w="70"/>
+              <w:left w:type="dxa" w:w="110"/>
+              <w:bottom w:type="dxa" w:w="70"/>
+              <w:right w:type="dxa" w:w="110"/>
+            </w:tcMar>
+          </w:tcPr>
+          <w:p>
+            <w:pPr>
+              <w:spacing w:after="30" w:line="264"/>
+            </w:pPr>
+            <w:r>
+              <w:t xml:space="preserve">Arrastrar (con «Giro libre»)</w:t>
+            </w:r>
+          </w:p>
+        </w:tc>
+        <w:tc>
+          <w:tcPr>
+            <w:tcW w:type="dxa" w:w="6060"/>
+            <w:tcBorders>
+              <w:top w:val="single" w:color="C9D3E3" w:sz="4"/>
+              <w:left w:val="single" w:color="C9D3E3" w:sz="4"/>
+              <w:bottom w:val="single" w:color="C9D3E3" w:sz="4"/>
+              <w:right w:val="single" w:color="C9D3E3" w:sz="4"/>
+            </w:tcBorders>
+            <w:shd w:fill="F6F8FC" w:color="auto" w:val="clear"/>
+            <w:tcMar>
+              <w:top w:type="dxa" w:w="70"/>
+              <w:left w:type="dxa" w:w="110"/>
+              <w:bottom w:type="dxa" w:w="70"/>
+              <w:right w:type="dxa" w:w="110"/>
+            </w:tcMar>
+          </w:tcPr>
+          <w:p>
+            <w:pPr>
+              <w:spacing w:after="30" w:line="264"/>
+            </w:pPr>
+            <w:r>
+              <w:t xml:space="preserve">Da la vuelta al paciente en cualquier dirección, sin «arriba» fijo.</w:t>
+            </w:r>
+          </w:p>
+        </w:tc>
+      </w:tr>
+      <w:tr>
+        <w:trPr>
+          <w:cantSplit/>
+        </w:trPr>
+        <w:tc>
+          <w:tcPr>
+            <w:tcW w:type="dxa" w:w="3300"/>
+            <w:tcBorders>
+              <w:top w:val="single" w:color="C9D3E3" w:sz="4"/>
+              <w:left w:val="single" w:color="C9D3E3" w:sz="4"/>
+              <w:bottom w:val="single" w:color="C9D3E3" w:sz="4"/>
+              <w:right w:val="single" w:color="C9D3E3" w:sz="4"/>
+            </w:tcBorders>
+            <w:tcMar>
+              <w:top w:type="dxa" w:w="70"/>
+              <w:left w:type="dxa" w:w="110"/>
+              <w:bottom w:type="dxa" w:w="70"/>
+              <w:right w:type="dxa" w:w="110"/>
+            </w:tcMar>
+          </w:tcPr>
+          <w:p>
+            <w:pPr>
+              <w:spacing w:after="30" w:line="264"/>
+            </w:pPr>
+            <w:r>
+              <w:t xml:space="preserve">Arrastrar la imagen de la fluoroscopia</w:t>
+            </w:r>
+          </w:p>
+        </w:tc>
+        <w:tc>
+          <w:tcPr>
+            <w:tcW w:type="dxa" w:w="6060"/>
+            <w:tcBorders>
+              <w:top w:val="single" w:color="C9D3E3" w:sz="4"/>
+              <w:left w:val="single" w:color="C9D3E3" w:sz="4"/>
+              <w:bottom w:val="single" w:color="C9D3E3" w:sz="4"/>
+              <w:right w:val="single" w:color="C9D3E3" w:sz="4"/>
+            </w:tcBorders>
+            <w:tcMar>
+              <w:top w:type="dxa" w:w="70"/>
+              <w:left w:type="dxa" w:w="110"/>
+              <w:bottom w:type="dxa" w:w="70"/>
+              <w:right w:type="dxa" w:w="110"/>
+            </w:tcMar>
+          </w:tcPr>
+          <w:p>
+            <w:pPr>
+              <w:spacing w:after="30" w:line="264"/>
+            </w:pPr>
+            <w:r>
+              <w:t xml:space="preserve">Sube o baja la extremidad bajo el arco.</w:t>
             </w:r>
           </w:p>
         </w:tc>
@@ -20433,7 +21747,7 @@
         <w:sz w:val="17"/>
         <w:szCs w:val="17"/>
       </w:rPr>
-      <w:t xml:space="preserve">Versión 1.0 · octubre de 2026</w:t>
+      <w:t xml:space="preserve">Versión 1.1 · octubre de 2026</w:t>
     </w:r>
     <w:r>
       <w:rPr>
@@ -20699,6 +22013,18 @@
     </w:lvlOverride>
   </w:num>
   <w:num w:numId="8">
+    <w:abstractNumId w:val="3"/>
+    <w:lvlOverride w:ilvl="0">
+      <w:startOverride w:val="1"/>
+    </w:lvlOverride>
+  </w:num>
+  <w:num w:numId="9">
+    <w:abstractNumId w:val="3"/>
+    <w:lvlOverride w:ilvl="0">
+      <w:startOverride w:val="1"/>
+    </w:lvlOverride>
+  </w:num>
+  <w:num w:numId="10">
     <w:abstractNumId w:val="3"/>
     <w:lvlOverride w:ilvl="0">
       <w:startOverride w:val="1"/>

--- a/docs/MANUAL-DEL-SIMULADOR-QUIRURGICO.docx
+++ b/docs/MANUAL-DEL-SIMULADOR-QUIRURGICO.docx
@@ -153,7 +153,7 @@
           <w:sz w:val="20"/>
           <w:szCs w:val="20"/>
         </w:rPr>
-        <w:t xml:space="preserve">Versión 1.1 · 16 de octubre de 2026</w:t>
+        <w:t xml:space="preserve">Versión 1.2 · 16 de octubre de 2026</w:t>
       </w:r>
     </w:p>
     <w:p>
@@ -3043,7 +3043,17 @@
               <w:spacing w:after="30" w:line="264"/>
             </w:pPr>
             <w:r>
-              <w:t xml:space="preserve">Arrastrar coloca. «Todo junto» mueve piel, músculo y hueso a la vez; «Un trozo» agarra el trozo de hueso que se toque.</w:t>
+              <w:t xml:space="preserve">Arrastrar coloca. «Todo junto» mueve piel, músculo y hueso a la vez; «Un trozo» agarra el trozo de hueso que se toque y le pone sus </w:t>
+            </w:r>
+            <w:r>
+              <w:rPr>
+                <w:b/>
+                <w:bCs/>
+              </w:rPr>
+              <w:t xml:space="preserve">asas</w:t>
+            </w:r>
+            <w:r>
+              <w:t xml:space="preserve"> (flechas y aros) para moverlo y girarlo en cada eje.</w:t>
             </w:r>
           </w:p>
         </w:tc>
@@ -13379,6 +13389,24 @@
               <w:t xml:space="preserve"> en «Capas». Elija la broca AO de 3,2 mm, mantenga pulsado sobre la tibia y suelte: el registro dice «Perforación de Ø 3,2 mm y 19 mm, bicortical, 86° con el eje del hueso». Si la broca pasa de largo la cortical opuesta, lo dice.</w:t>
             </w:r>
           </w:p>
+          <w:p>
+            <w:pPr>
+              <w:spacing w:after="120" w:line="288"/>
+            </w:pPr>
+            <w:r>
+              <w:t xml:space="preserve">El agujero se dibuja solo </w:t>
+            </w:r>
+            <w:r>
+              <w:rPr>
+                <w:b/>
+                <w:bCs/>
+              </w:rPr>
+              <w:t xml:space="preserve">hasta la cortical opuesta</w:t>
+            </w:r>
+            <w:r>
+              <w:t xml:space="preserve">. Lo que la broca se pasó de largo no deja ningún cilindro suelto fuera del hueso, pero sigue contando: la consola lo avisa mientras ocurre y el paso lo puntúa como complicación si pasa de 3 mm.</w:t>
+            </w:r>
+          </w:p>
         </w:tc>
       </w:tr>
     </w:tbl>
@@ -14243,6 +14271,197 @@
         <w:t xml:space="preserve">.</w:t>
       </w:r>
     </w:p>
+    <w:p>
+      <w:pPr>
+        <w:spacing w:after="80" w:line="288"/>
+      </w:pPr>
+      <w:r>
+        <w:rPr>
+          <w:b/>
+          <w:bCs/>
+        </w:rPr>
+        <w:t xml:space="preserve">Las asas del trozo.</w:t>
+      </w:r>
+      <w:r>
+        <w:t xml:space="preserve"> Al agarrar un trozo con «Un trozo» aparecen sobre él las asas del taller anatómico. Con ellas se mueve y se gira el hueso </w:t>
+      </w:r>
+      <w:r>
+        <w:rPr>
+          <w:b/>
+          <w:bCs/>
+        </w:rPr>
+        <w:t xml:space="preserve">en cada eje</w:t>
+      </w:r>
+      <w:r>
+        <w:t xml:space="preserve">, que es lo que hace falta para corregir una angulación por todos los lados y hacer coincidir los fragmentos:</w:t>
+      </w:r>
+    </w:p>
+    <w:p>
+      <w:pPr>
+        <w:pStyle w:val="ListParagraph"/>
+        <w:numPr>
+          <w:ilvl w:val="0"/>
+          <w:numId w:val="4"/>
+        </w:numPr>
+        <w:spacing w:after="70" w:line="276"/>
+      </w:pPr>
+      <w:r>
+        <w:rPr>
+          <w:b/>
+          <w:bCs/>
+        </w:rPr>
+        <w:t xml:space="preserve">Las tres flechas</w:t>
+      </w:r>
+      <w:r>
+        <w:t xml:space="preserve"> (roja X, verde Y, azul Z) lo mueven a lo largo de ese eje: sirven para llevarlo hacia dentro o hacia fuera de la imagen, que con el ratón solo no se puede.</w:t>
+      </w:r>
+    </w:p>
+    <w:p>
+      <w:pPr>
+        <w:pStyle w:val="ListParagraph"/>
+        <w:numPr>
+          <w:ilvl w:val="0"/>
+          <w:numId w:val="4"/>
+        </w:numPr>
+        <w:spacing w:after="70" w:line="276"/>
+      </w:pPr>
+      <w:r>
+        <w:rPr>
+          <w:b/>
+          <w:bCs/>
+        </w:rPr>
+        <w:t xml:space="preserve">Los tres aros</w:t>
+      </w:r>
+      <w:r>
+        <w:t xml:space="preserve"> lo giran sobre ese eje, siempre sobre el centro del propio trozo: el hueso gira donde está, no describe un arco.</w:t>
+      </w:r>
+    </w:p>
+    <w:p>
+      <w:pPr>
+        <w:pStyle w:val="ListParagraph"/>
+        <w:numPr>
+          <w:ilvl w:val="0"/>
+          <w:numId w:val="4"/>
+        </w:numPr>
+        <w:spacing w:after="70" w:line="276"/>
+      </w:pPr>
+      <w:r>
+        <w:rPr>
+          <w:b/>
+          <w:bCs/>
+        </w:rPr>
+        <w:t xml:space="preserve">El aro blanco</w:t>
+      </w:r>
+      <w:r>
+        <w:t xml:space="preserve">, el más grande, lo gira sobre la línea de visión. Con </w:t>
+      </w:r>
+      <w:r>
+        <w:rPr>
+          <w:b/>
+          <w:bCs/>
+        </w:rPr>
+        <w:t xml:space="preserve">Ctrl</w:t>
+      </w:r>
+      <w:r>
+        <w:t xml:space="preserve"> pulsado el giro salta de cinco en cinco grados.</w:t>
+      </w:r>
+    </w:p>
+    <w:p>
+      <w:pPr>
+        <w:pStyle w:val="ListParagraph"/>
+        <w:numPr>
+          <w:ilvl w:val="0"/>
+          <w:numId w:val="4"/>
+        </w:numPr>
+        <w:spacing w:after="70" w:line="276"/>
+      </w:pPr>
+      <w:r>
+        <w:t xml:space="preserve">Arrastrar el hueso mismo sigue moviéndolo sobre la pantalla. Puede girar la vista (arrastrando en el vacío) sin perder la selección; un </w:t>
+      </w:r>
+      <w:r>
+        <w:rPr>
+          <w:b/>
+          <w:bCs/>
+        </w:rPr>
+        <w:t xml:space="preserve">clic en el vacío</w:t>
+      </w:r>
+      <w:r>
+        <w:t xml:space="preserve"> suelta el trozo y esconde las asas.</w:t>
+      </w:r>
+    </w:p>
+    <w:tbl>
+      <w:tblPr>
+        <w:tblW w:type="dxa" w:w="9360"/>
+        <w:tblBorders>
+          <w:top w:val="single" w:color="auto" w:sz="4"/>
+          <w:left w:val="single" w:color="auto" w:sz="4"/>
+          <w:bottom w:val="single" w:color="auto" w:sz="4"/>
+          <w:right w:val="single" w:color="auto" w:sz="4"/>
+          <w:insideH w:val="single" w:color="auto" w:sz="4"/>
+          <w:insideV w:val="single" w:color="auto" w:sz="4"/>
+        </w:tblBorders>
+      </w:tblPr>
+      <w:tblGrid>
+        <w:gridCol w:w="9360"/>
+      </w:tblGrid>
+      <w:tr>
+        <w:trPr>
+          <w:cantSplit/>
+        </w:trPr>
+        <w:tc>
+          <w:tcPr>
+            <w:tcW w:type="dxa" w:w="9360"/>
+            <w:tcBorders>
+              <w:top w:val="single" w:color="EEF3FB" w:sz="1"/>
+              <w:left w:val="single" w:color="1F5FBF" w:sz="24"/>
+              <w:bottom w:val="single" w:color="EEF3FB" w:sz="1"/>
+              <w:right w:val="single" w:color="EEF3FB" w:sz="1"/>
+            </w:tcBorders>
+            <w:shd w:fill="EEF3FB" w:color="auto" w:val="clear"/>
+            <w:tcMar>
+              <w:top w:type="dxa" w:w="100"/>
+              <w:left w:type="dxa" w:w="180"/>
+              <w:bottom w:type="dxa" w:w="80"/>
+              <w:right w:type="dxa" w:w="180"/>
+            </w:tcMar>
+          </w:tcPr>
+          <w:p>
+            <w:pPr>
+              <w:spacing w:after="60"/>
+            </w:pPr>
+            <w:r>
+              <w:rPr>
+                <w:b/>
+                <w:bCs/>
+                <w:color w:val="1F5FBF"/>
+              </w:rPr>
+              <w:t xml:space="preserve">Las asas y los deslizadores</w:t>
+            </w:r>
+          </w:p>
+          <w:p>
+            <w:pPr>
+              <w:spacing w:after="60" w:line="276"/>
+            </w:pPr>
+            <w:r>
+              <w:t xml:space="preserve">Los ejes de las asas son los del modelo, no los del hueso. En el paso de reducir, los deslizadores «Varo / valgo», «Ante / recurvatum» y «Rotación» afinan la angulación; los dos caminos se actualizan entre sí al soltar el ratón, y el panel de medidas (desplazamiento, angulación, diástasis) siempre dice dónde quedó.</w:t>
+            </w:r>
+          </w:p>
+          <w:p>
+            <w:pPr>
+              <w:spacing w:after="60" w:line="276"/>
+            </w:pPr>
+            <w:r>
+              <w:t xml:space="preserve">Las asas valen para cualquier trozo de hueso, no solo para el fragmento que el caso mide; solo ese cambia las medidas. «Volver al desplazamiento inicial» devuelve todos a su sitio.</w:t>
+            </w:r>
+          </w:p>
+        </w:tc>
+      </w:tr>
+    </w:tbl>
+    <w:p>
+      <w:pPr>
+        <w:spacing w:after="60"/>
+      </w:pPr>
+    </w:p>
     <w:tbl>
       <w:tblPr>
         <w:tblW w:type="dxa" w:w="9360"/>
@@ -19131,6 +19350,118 @@
               <w:spacing w:after="30" w:line="264"/>
             </w:pPr>
             <w:r>
+              <w:t xml:space="preserve">No aparecen las asas al agarrar el hueso</w:t>
+            </w:r>
+          </w:p>
+        </w:tc>
+        <w:tc>
+          <w:tcPr>
+            <w:tcW w:type="dxa" w:w="6260"/>
+            <w:tcBorders>
+              <w:top w:val="single" w:color="C9D3E3" w:sz="4"/>
+              <w:left w:val="single" w:color="C9D3E3" w:sz="4"/>
+              <w:bottom w:val="single" w:color="C9D3E3" w:sz="4"/>
+              <w:right w:val="single" w:color="C9D3E3" w:sz="4"/>
+            </w:tcBorders>
+            <w:tcMar>
+              <w:top w:type="dxa" w:w="70"/>
+              <w:left w:type="dxa" w:w="110"/>
+              <w:bottom w:type="dxa" w:w="70"/>
+              <w:right w:type="dxa" w:w="110"/>
+            </w:tcMar>
+          </w:tcPr>
+          <w:p>
+            <w:pPr>
+              <w:spacing w:after="30" w:line="264"/>
+            </w:pPr>
+            <w:r>
+              <w:t xml:space="preserve">Solo salen en «Mover» con el submodo «Un trozo» y con la capa «Hueso» encendida; con «Todo junto» el arrastre mueve el modelo entero. Un clic en el vacío las suelta: vuelva a pulsar el hueso.</w:t>
+            </w:r>
+          </w:p>
+        </w:tc>
+      </w:tr>
+      <w:tr>
+        <w:trPr>
+          <w:cantSplit/>
+        </w:trPr>
+        <w:tc>
+          <w:tcPr>
+            <w:tcW w:type="dxa" w:w="3100"/>
+            <w:tcBorders>
+              <w:top w:val="single" w:color="C9D3E3" w:sz="4"/>
+              <w:left w:val="single" w:color="C9D3E3" w:sz="4"/>
+              <w:bottom w:val="single" w:color="C9D3E3" w:sz="4"/>
+              <w:right w:val="single" w:color="C9D3E3" w:sz="4"/>
+            </w:tcBorders>
+            <w:shd w:fill="F6F8FC" w:color="auto" w:val="clear"/>
+            <w:tcMar>
+              <w:top w:type="dxa" w:w="70"/>
+              <w:left w:type="dxa" w:w="110"/>
+              <w:bottom w:type="dxa" w:w="70"/>
+              <w:right w:type="dxa" w:w="110"/>
+            </w:tcMar>
+          </w:tcPr>
+          <w:p>
+            <w:pPr>
+              <w:spacing w:after="30" w:line="264"/>
+            </w:pPr>
+            <w:r>
+              <w:t xml:space="preserve">Agarro una flecha y gira el hueso (o al revés)</w:t>
+            </w:r>
+          </w:p>
+        </w:tc>
+        <w:tc>
+          <w:tcPr>
+            <w:tcW w:type="dxa" w:w="6260"/>
+            <w:tcBorders>
+              <w:top w:val="single" w:color="C9D3E3" w:sz="4"/>
+              <w:left w:val="single" w:color="C9D3E3" w:sz="4"/>
+              <w:bottom w:val="single" w:color="C9D3E3" w:sz="4"/>
+              <w:right w:val="single" w:color="C9D3E3" w:sz="4"/>
+            </w:tcBorders>
+            <w:shd w:fill="F6F8FC" w:color="auto" w:val="clear"/>
+            <w:tcMar>
+              <w:top w:type="dxa" w:w="70"/>
+              <w:left w:type="dxa" w:w="110"/>
+              <w:bottom w:type="dxa" w:w="70"/>
+              <w:right w:type="dxa" w:w="110"/>
+            </w:tcMar>
+          </w:tcPr>
+          <w:p>
+            <w:pPr>
+              <w:spacing w:after="30" w:line="264"/>
+            </w:pPr>
+            <w:r>
+              <w:t xml:space="preserve">Donde una flecha cruza un aro se pueden confundir. Acerque el modelo con Ctrl + rueda para separarlos, o agarre la flecha por la punta, que queda fuera de los aros.</w:t>
+            </w:r>
+          </w:p>
+        </w:tc>
+      </w:tr>
+      <w:tr>
+        <w:trPr>
+          <w:cantSplit/>
+        </w:trPr>
+        <w:tc>
+          <w:tcPr>
+            <w:tcW w:type="dxa" w:w="3100"/>
+            <w:tcBorders>
+              <w:top w:val="single" w:color="C9D3E3" w:sz="4"/>
+              <w:left w:val="single" w:color="C9D3E3" w:sz="4"/>
+              <w:bottom w:val="single" w:color="C9D3E3" w:sz="4"/>
+              <w:right w:val="single" w:color="C9D3E3" w:sz="4"/>
+            </w:tcBorders>
+            <w:tcMar>
+              <w:top w:type="dxa" w:w="70"/>
+              <w:left w:type="dxa" w:w="110"/>
+              <w:bottom w:type="dxa" w:w="70"/>
+              <w:right w:type="dxa" w:w="110"/>
+            </w:tcMar>
+          </w:tcPr>
+          <w:p>
+            <w:pPr>
+              <w:spacing w:after="30" w:line="264"/>
+            </w:pPr>
+            <w:r>
               <w:t xml:space="preserve">El recuadro de la fluoroscopia tapa el modelo</w:t>
             </w:r>
           </w:p>
@@ -21104,6 +21435,174 @@
               <w:spacing w:after="30" w:line="264"/>
             </w:pPr>
             <w:r>
+              <w:t xml:space="preserve">Arrastrar una flecha (Mover → Un trozo)</w:t>
+            </w:r>
+          </w:p>
+        </w:tc>
+        <w:tc>
+          <w:tcPr>
+            <w:tcW w:type="dxa" w:w="6060"/>
+            <w:tcBorders>
+              <w:top w:val="single" w:color="C9D3E3" w:sz="4"/>
+              <w:left w:val="single" w:color="C9D3E3" w:sz="4"/>
+              <w:bottom w:val="single" w:color="C9D3E3" w:sz="4"/>
+              <w:right w:val="single" w:color="C9D3E3" w:sz="4"/>
+            </w:tcBorders>
+            <w:shd w:fill="F6F8FC" w:color="auto" w:val="clear"/>
+            <w:tcMar>
+              <w:top w:type="dxa" w:w="70"/>
+              <w:left w:type="dxa" w:w="110"/>
+              <w:bottom w:type="dxa" w:w="70"/>
+              <w:right w:type="dxa" w:w="110"/>
+            </w:tcMar>
+          </w:tcPr>
+          <w:p>
+            <w:pPr>
+              <w:spacing w:after="30" w:line="264"/>
+            </w:pPr>
+            <w:r>
+              <w:t xml:space="preserve">Mueve el trozo elegido a lo largo de ese eje.</w:t>
+            </w:r>
+          </w:p>
+        </w:tc>
+      </w:tr>
+      <w:tr>
+        <w:trPr>
+          <w:cantSplit/>
+        </w:trPr>
+        <w:tc>
+          <w:tcPr>
+            <w:tcW w:type="dxa" w:w="3300"/>
+            <w:tcBorders>
+              <w:top w:val="single" w:color="C9D3E3" w:sz="4"/>
+              <w:left w:val="single" w:color="C9D3E3" w:sz="4"/>
+              <w:bottom w:val="single" w:color="C9D3E3" w:sz="4"/>
+              <w:right w:val="single" w:color="C9D3E3" w:sz="4"/>
+            </w:tcBorders>
+            <w:tcMar>
+              <w:top w:type="dxa" w:w="70"/>
+              <w:left w:type="dxa" w:w="110"/>
+              <w:bottom w:type="dxa" w:w="70"/>
+              <w:right w:type="dxa" w:w="110"/>
+            </w:tcMar>
+          </w:tcPr>
+          <w:p>
+            <w:pPr>
+              <w:spacing w:after="30" w:line="264"/>
+            </w:pPr>
+            <w:r>
+              <w:t xml:space="preserve">Arrastrar un aro (Mover → Un trozo)</w:t>
+            </w:r>
+          </w:p>
+        </w:tc>
+        <w:tc>
+          <w:tcPr>
+            <w:tcW w:type="dxa" w:w="6060"/>
+            <w:tcBorders>
+              <w:top w:val="single" w:color="C9D3E3" w:sz="4"/>
+              <w:left w:val="single" w:color="C9D3E3" w:sz="4"/>
+              <w:bottom w:val="single" w:color="C9D3E3" w:sz="4"/>
+              <w:right w:val="single" w:color="C9D3E3" w:sz="4"/>
+            </w:tcBorders>
+            <w:tcMar>
+              <w:top w:type="dxa" w:w="70"/>
+              <w:left w:type="dxa" w:w="110"/>
+              <w:bottom w:type="dxa" w:w="70"/>
+              <w:right w:type="dxa" w:w="110"/>
+            </w:tcMar>
+          </w:tcPr>
+          <w:p>
+            <w:pPr>
+              <w:spacing w:after="30" w:line="264"/>
+            </w:pPr>
+            <w:r>
+              <w:t xml:space="preserve">Gira el trozo sobre ese eje; con Ctrl, de cinco en cinco grados. El aro blanco gira sobre la línea de visión.</w:t>
+            </w:r>
+          </w:p>
+        </w:tc>
+      </w:tr>
+      <w:tr>
+        <w:trPr>
+          <w:cantSplit/>
+        </w:trPr>
+        <w:tc>
+          <w:tcPr>
+            <w:tcW w:type="dxa" w:w="3300"/>
+            <w:tcBorders>
+              <w:top w:val="single" w:color="C9D3E3" w:sz="4"/>
+              <w:left w:val="single" w:color="C9D3E3" w:sz="4"/>
+              <w:bottom w:val="single" w:color="C9D3E3" w:sz="4"/>
+              <w:right w:val="single" w:color="C9D3E3" w:sz="4"/>
+            </w:tcBorders>
+            <w:shd w:fill="F6F8FC" w:color="auto" w:val="clear"/>
+            <w:tcMar>
+              <w:top w:type="dxa" w:w="70"/>
+              <w:left w:type="dxa" w:w="110"/>
+              <w:bottom w:type="dxa" w:w="70"/>
+              <w:right w:type="dxa" w:w="110"/>
+            </w:tcMar>
+          </w:tcPr>
+          <w:p>
+            <w:pPr>
+              <w:spacing w:after="30" w:line="264"/>
+            </w:pPr>
+            <w:r>
+              <w:t xml:space="preserve">Clic en el vacío (Mover → Un trozo)</w:t>
+            </w:r>
+          </w:p>
+        </w:tc>
+        <w:tc>
+          <w:tcPr>
+            <w:tcW w:type="dxa" w:w="6060"/>
+            <w:tcBorders>
+              <w:top w:val="single" w:color="C9D3E3" w:sz="4"/>
+              <w:left w:val="single" w:color="C9D3E3" w:sz="4"/>
+              <w:bottom w:val="single" w:color="C9D3E3" w:sz="4"/>
+              <w:right w:val="single" w:color="C9D3E3" w:sz="4"/>
+            </w:tcBorders>
+            <w:shd w:fill="F6F8FC" w:color="auto" w:val="clear"/>
+            <w:tcMar>
+              <w:top w:type="dxa" w:w="70"/>
+              <w:left w:type="dxa" w:w="110"/>
+              <w:bottom w:type="dxa" w:w="70"/>
+              <w:right w:type="dxa" w:w="110"/>
+            </w:tcMar>
+          </w:tcPr>
+          <w:p>
+            <w:pPr>
+              <w:spacing w:after="30" w:line="264"/>
+            </w:pPr>
+            <w:r>
+              <w:t xml:space="preserve">Suelta el trozo elegido y esconde sus asas.</w:t>
+            </w:r>
+          </w:p>
+        </w:tc>
+      </w:tr>
+      <w:tr>
+        <w:trPr>
+          <w:cantSplit/>
+        </w:trPr>
+        <w:tc>
+          <w:tcPr>
+            <w:tcW w:type="dxa" w:w="3300"/>
+            <w:tcBorders>
+              <w:top w:val="single" w:color="C9D3E3" w:sz="4"/>
+              <w:left w:val="single" w:color="C9D3E3" w:sz="4"/>
+              <w:bottom w:val="single" w:color="C9D3E3" w:sz="4"/>
+              <w:right w:val="single" w:color="C9D3E3" w:sz="4"/>
+            </w:tcBorders>
+            <w:tcMar>
+              <w:top w:type="dxa" w:w="70"/>
+              <w:left w:type="dxa" w:w="110"/>
+              <w:bottom w:type="dxa" w:w="70"/>
+              <w:right w:type="dxa" w:w="110"/>
+            </w:tcMar>
+          </w:tcPr>
+          <w:p>
+            <w:pPr>
+              <w:spacing w:after="30" w:line="264"/>
+            </w:pPr>
+            <w:r>
               <w:t xml:space="preserve">Dos clics (modo Trazar, línea recta)</w:t>
             </w:r>
           </w:p>
@@ -21117,7 +21616,6 @@
               <w:bottom w:val="single" w:color="C9D3E3" w:sz="4"/>
               <w:right w:val="single" w:color="C9D3E3" w:sz="4"/>
             </w:tcBorders>
-            <w:shd w:fill="F6F8FC" w:color="auto" w:val="clear"/>
             <w:tcMar>
               <w:top w:type="dxa" w:w="70"/>
               <w:left w:type="dxa" w:w="110"/>
@@ -21161,6 +21659,7 @@
               <w:bottom w:val="single" w:color="C9D3E3" w:sz="4"/>
               <w:right w:val="single" w:color="C9D3E3" w:sz="4"/>
             </w:tcBorders>
+            <w:shd w:fill="F6F8FC" w:color="auto" w:val="clear"/>
             <w:tcMar>
               <w:top w:type="dxa" w:w="70"/>
               <w:left w:type="dxa" w:w="110"/>
@@ -21186,6 +21685,7 @@
               <w:bottom w:val="single" w:color="C9D3E3" w:sz="4"/>
               <w:right w:val="single" w:color="C9D3E3" w:sz="4"/>
             </w:tcBorders>
+            <w:shd w:fill="F6F8FC" w:color="auto" w:val="clear"/>
             <w:tcMar>
               <w:top w:type="dxa" w:w="70"/>
               <w:left w:type="dxa" w:w="110"/>
@@ -21216,7 +21716,6 @@
               <w:bottom w:val="single" w:color="C9D3E3" w:sz="4"/>
               <w:right w:val="single" w:color="C9D3E3" w:sz="4"/>
             </w:tcBorders>
-            <w:shd w:fill="F6F8FC" w:color="auto" w:val="clear"/>
             <w:tcMar>
               <w:top w:type="dxa" w:w="70"/>
               <w:left w:type="dxa" w:w="110"/>
@@ -21242,7 +21741,6 @@
               <w:bottom w:val="single" w:color="C9D3E3" w:sz="4"/>
               <w:right w:val="single" w:color="C9D3E3" w:sz="4"/>
             </w:tcBorders>
-            <w:shd w:fill="F6F8FC" w:color="auto" w:val="clear"/>
             <w:tcMar>
               <w:top w:type="dxa" w:w="70"/>
               <w:left w:type="dxa" w:w="110"/>
@@ -21273,6 +21771,7 @@
               <w:bottom w:val="single" w:color="C9D3E3" w:sz="4"/>
               <w:right w:val="single" w:color="C9D3E3" w:sz="4"/>
             </w:tcBorders>
+            <w:shd w:fill="F6F8FC" w:color="auto" w:val="clear"/>
             <w:tcMar>
               <w:top w:type="dxa" w:w="70"/>
               <w:left w:type="dxa" w:w="110"/>
@@ -21298,6 +21797,7 @@
               <w:bottom w:val="single" w:color="C9D3E3" w:sz="4"/>
               <w:right w:val="single" w:color="C9D3E3" w:sz="4"/>
             </w:tcBorders>
+            <w:shd w:fill="F6F8FC" w:color="auto" w:val="clear"/>
             <w:tcMar>
               <w:top w:type="dxa" w:w="70"/>
               <w:left w:type="dxa" w:w="110"/>
@@ -21328,7 +21828,6 @@
               <w:bottom w:val="single" w:color="C9D3E3" w:sz="4"/>
               <w:right w:val="single" w:color="C9D3E3" w:sz="4"/>
             </w:tcBorders>
-            <w:shd w:fill="F6F8FC" w:color="auto" w:val="clear"/>
             <w:tcMar>
               <w:top w:type="dxa" w:w="70"/>
               <w:left w:type="dxa" w:w="110"/>
@@ -21364,7 +21863,6 @@
               <w:bottom w:val="single" w:color="C9D3E3" w:sz="4"/>
               <w:right w:val="single" w:color="C9D3E3" w:sz="4"/>
             </w:tcBorders>
-            <w:shd w:fill="F6F8FC" w:color="auto" w:val="clear"/>
             <w:tcMar>
               <w:top w:type="dxa" w:w="70"/>
               <w:left w:type="dxa" w:w="110"/>
@@ -21395,6 +21893,7 @@
               <w:bottom w:val="single" w:color="C9D3E3" w:sz="4"/>
               <w:right w:val="single" w:color="C9D3E3" w:sz="4"/>
             </w:tcBorders>
+            <w:shd w:fill="F6F8FC" w:color="auto" w:val="clear"/>
             <w:tcMar>
               <w:top w:type="dxa" w:w="70"/>
               <w:left w:type="dxa" w:w="110"/>
@@ -21430,6 +21929,7 @@
               <w:bottom w:val="single" w:color="C9D3E3" w:sz="4"/>
               <w:right w:val="single" w:color="C9D3E3" w:sz="4"/>
             </w:tcBorders>
+            <w:shd w:fill="F6F8FC" w:color="auto" w:val="clear"/>
             <w:tcMar>
               <w:top w:type="dxa" w:w="70"/>
               <w:left w:type="dxa" w:w="110"/>
@@ -21747,7 +22247,7 @@
         <w:sz w:val="17"/>
         <w:szCs w:val="17"/>
       </w:rPr>
-      <w:t xml:space="preserve">Versión 1.1 · octubre de 2026</w:t>
+      <w:t xml:space="preserve">Versión 1.2 · octubre de 2026</w:t>
     </w:r>
     <w:r>
       <w:rPr>

--- a/docs/MANUAL-DEL-SIMULADOR-QUIRURGICO.docx
+++ b/docs/MANUAL-DEL-SIMULADOR-QUIRURGICO.docx
@@ -153,7 +153,7 @@
           <w:sz w:val="20"/>
           <w:szCs w:val="20"/>
         </w:rPr>
-        <w:t xml:space="preserve">Versión 1.2 · 16 de octubre de 2026</w:t>
+        <w:t xml:space="preserve">Versión 1.3 · 16 de octubre de 2026</w:t>
       </w:r>
     </w:p>
     <w:p>
@@ -15466,7 +15466,27 @@
               <w:spacing w:after="30" w:line="264"/>
             </w:pPr>
             <w:r>
-              <w:t xml:space="preserve">Un deslizador de 0,6× a 2×.</w:t>
+              <w:t xml:space="preserve">Un deslizador de 0,6× a </w:t>
+            </w:r>
+            <w:r>
+              <w:rPr>
+                <w:b/>
+                <w:bCs/>
+              </w:rPr>
+              <w:t xml:space="preserve">4×</w:t>
+            </w:r>
+            <w:r>
+              <w:t xml:space="preserve">, tres botones de un toque (1×, 2×, 4×) y la </w:t>
+            </w:r>
+            <w:r>
+              <w:rPr>
+                <w:b/>
+                <w:bCs/>
+              </w:rPr>
+              <w:t xml:space="preserve">rueda del ratón</w:t>
+            </w:r>
+            <w:r>
+              <w:t xml:space="preserve"> sobre la imagen. Con el teclado, más y menos. A 4× el foco de una fractura o la punta de un clavo se ven con detalle; la extremidad se puede correr hasta su extremo.</w:t>
             </w:r>
           </w:p>
         </w:tc>
@@ -15496,7 +15516,7 @@
               <w:spacing w:after="30" w:line="264"/>
             </w:pPr>
             <w:r>
-              <w:t xml:space="preserve">Arrastrar la imagen</w:t>
+              <w:t xml:space="preserve">Tamaño de la imagen</w:t>
             </w:r>
           </w:p>
         </w:tc>
@@ -15521,7 +15541,17 @@
               <w:spacing w:after="30" w:line="264"/>
             </w:pPr>
             <w:r>
-              <w:t xml:space="preserve">Sube o baja la extremidad bajo el arco, como en pabellón se mueve el miembro con el arco quieto. Con el teclado, las flechas; «Centrar» la devuelve.</w:t>
+              <w:t xml:space="preserve">Arrastre el </w:t>
+            </w:r>
+            <w:r>
+              <w:rPr>
+                <w:b/>
+                <w:bCs/>
+              </w:rPr>
+              <w:t xml:space="preserve">borde izquierdo</w:t>
+            </w:r>
+            <w:r>
+              <w:t xml:space="preserve"> del recuadro (o use el deslizador «Tamaño», o las flechas con el borde enfocado) para hacerlo más grande o más pequeño, entre 220 y 720 px. La imagen se vuelve a dibujar con más píxeles, así que ampliada no se ve borrosa. Se recuerda en este navegador.</w:t>
             </w:r>
           </w:p>
         </w:tc>
@@ -15552,7 +15582,7 @@
               <w:spacing w:after="30" w:line="264"/>
             </w:pPr>
             <w:r>
-              <w:t xml:space="preserve">Guía de ejes</w:t>
+              <w:t xml:space="preserve">Arrastrar la imagen</w:t>
             </w:r>
           </w:p>
         </w:tc>
@@ -15578,7 +15608,7 @@
               <w:spacing w:after="30" w:line="264"/>
             </w:pPr>
             <w:r>
-              <w:t xml:space="preserve">Dibuja el eje del hueso fijo (verde) y el del fragmento (ámbar), en el lienzo, y dice cuántos grados hay entre los dos (y si se pasa del tope del paso).</w:t>
+              <w:t xml:space="preserve">Sube o baja la extremidad bajo el arco, como en pabellón se mueve el miembro con el arco quieto. Con el teclado, las flechas; «Centrar» la devuelve.</w:t>
             </w:r>
           </w:p>
         </w:tc>
@@ -15608,7 +15638,7 @@
               <w:spacing w:after="30" w:line="264"/>
             </w:pPr>
             <w:r>
-              <w:t xml:space="preserve">Dónde debe quedar</w:t>
+              <w:t xml:space="preserve">Guía de ejes</w:t>
             </w:r>
           </w:p>
         </w:tc>
@@ -15633,7 +15663,7 @@
               <w:spacing w:after="30" w:line="264"/>
             </w:pPr>
             <w:r>
-              <w:t xml:space="preserve">La silueta verde del fragmento reducido. Es una ayuda para aprender y se apaga: en una fluoroscopia real nadie dibuja dónde debe quedar el hueso.</w:t>
+              <w:t xml:space="preserve">Dibuja el eje del hueso fijo (verde) y el del fragmento (ámbar), en el lienzo, y dice cuántos grados hay entre los dos (y si se pasa del tope del paso).</w:t>
             </w:r>
           </w:p>
         </w:tc>
@@ -15664,7 +15694,7 @@
               <w:spacing w:after="30" w:line="264"/>
             </w:pPr>
             <w:r>
-              <w:t xml:space="preserve">Tiempo de escopia</w:t>
+              <w:t xml:space="preserve">Dónde debe quedar</w:t>
             </w:r>
           </w:p>
         </w:tc>
@@ -15690,7 +15720,7 @@
               <w:spacing w:after="30" w:line="264"/>
             </w:pPr>
             <w:r>
-              <w:t xml:space="preserve">Cuenta los segundos con la fluoroscopia encendida. Con más de 20 s avisa de «mucha exposición». No resta puntos.</w:t>
+              <w:t xml:space="preserve">La silueta verde del fragmento reducido. Es una ayuda para aprender y se apaga: en una fluoroscopia real nadie dibuja dónde debe quedar el hueso.</w:t>
             </w:r>
           </w:p>
         </w:tc>
@@ -15720,6 +15750,62 @@
               <w:spacing w:after="30" w:line="264"/>
             </w:pPr>
             <w:r>
+              <w:t xml:space="preserve">Tiempo de escopia</w:t>
+            </w:r>
+          </w:p>
+        </w:tc>
+        <w:tc>
+          <w:tcPr>
+            <w:tcW w:type="dxa" w:w="6660"/>
+            <w:tcBorders>
+              <w:top w:val="single" w:color="C9D3E3" w:sz="4"/>
+              <w:left w:val="single" w:color="C9D3E3" w:sz="4"/>
+              <w:bottom w:val="single" w:color="C9D3E3" w:sz="4"/>
+              <w:right w:val="single" w:color="C9D3E3" w:sz="4"/>
+            </w:tcBorders>
+            <w:tcMar>
+              <w:top w:type="dxa" w:w="70"/>
+              <w:left w:type="dxa" w:w="110"/>
+              <w:bottom w:type="dxa" w:w="70"/>
+              <w:right w:type="dxa" w:w="110"/>
+            </w:tcMar>
+          </w:tcPr>
+          <w:p>
+            <w:pPr>
+              <w:spacing w:after="30" w:line="264"/>
+            </w:pPr>
+            <w:r>
+              <w:t xml:space="preserve">Cuenta los segundos con la fluoroscopia encendida. Con más de 20 s avisa de «mucha exposición». No resta puntos.</w:t>
+            </w:r>
+          </w:p>
+        </w:tc>
+      </w:tr>
+      <w:tr>
+        <w:trPr>
+          <w:cantSplit/>
+        </w:trPr>
+        <w:tc>
+          <w:tcPr>
+            <w:tcW w:type="dxa" w:w="2700"/>
+            <w:tcBorders>
+              <w:top w:val="single" w:color="C9D3E3" w:sz="4"/>
+              <w:left w:val="single" w:color="C9D3E3" w:sz="4"/>
+              <w:bottom w:val="single" w:color="C9D3E3" w:sz="4"/>
+              <w:right w:val="single" w:color="C9D3E3" w:sz="4"/>
+            </w:tcBorders>
+            <w:shd w:fill="F6F8FC" w:color="auto" w:val="clear"/>
+            <w:tcMar>
+              <w:top w:type="dxa" w:w="70"/>
+              <w:left w:type="dxa" w:w="110"/>
+              <w:bottom w:type="dxa" w:w="70"/>
+              <w:right w:type="dxa" w:w="110"/>
+            </w:tcMar>
+          </w:tcPr>
+          <w:p>
+            <w:pPr>
+              <w:spacing w:after="30" w:line="264"/>
+            </w:pPr>
+            <w:r>
               <w:t xml:space="preserve">Apagar la fluoroscopia</w:t>
             </w:r>
           </w:p>
@@ -15733,6 +15819,7 @@
               <w:bottom w:val="single" w:color="C9D3E3" w:sz="4"/>
               <w:right w:val="single" w:color="C9D3E3" w:sz="4"/>
             </w:tcBorders>
+            <w:shd w:fill="F6F8FC" w:color="auto" w:val="clear"/>
             <w:tcMar>
               <w:top w:type="dxa" w:w="70"/>
               <w:left w:type="dxa" w:w="110"/>
@@ -21435,6 +21522,118 @@
               <w:spacing w:after="30" w:line="264"/>
             </w:pPr>
             <w:r>
+              <w:t xml:space="preserve">Rueda sobre la imagen de la fluoroscopia</w:t>
+            </w:r>
+          </w:p>
+        </w:tc>
+        <w:tc>
+          <w:tcPr>
+            <w:tcW w:type="dxa" w:w="6060"/>
+            <w:tcBorders>
+              <w:top w:val="single" w:color="C9D3E3" w:sz="4"/>
+              <w:left w:val="single" w:color="C9D3E3" w:sz="4"/>
+              <w:bottom w:val="single" w:color="C9D3E3" w:sz="4"/>
+              <w:right w:val="single" w:color="C9D3E3" w:sz="4"/>
+            </w:tcBorders>
+            <w:shd w:fill="F6F8FC" w:color="auto" w:val="clear"/>
+            <w:tcMar>
+              <w:top w:type="dxa" w:w="70"/>
+              <w:left w:type="dxa" w:w="110"/>
+              <w:bottom w:type="dxa" w:w="70"/>
+              <w:right w:type="dxa" w:w="110"/>
+            </w:tcMar>
+          </w:tcPr>
+          <w:p>
+            <w:pPr>
+              <w:spacing w:after="30" w:line="264"/>
+            </w:pPr>
+            <w:r>
+              <w:t xml:space="preserve">Acerca o aleja la imagen, de 0,6× a 4×.</w:t>
+            </w:r>
+          </w:p>
+        </w:tc>
+      </w:tr>
+      <w:tr>
+        <w:trPr>
+          <w:cantSplit/>
+        </w:trPr>
+        <w:tc>
+          <w:tcPr>
+            <w:tcW w:type="dxa" w:w="3300"/>
+            <w:tcBorders>
+              <w:top w:val="single" w:color="C9D3E3" w:sz="4"/>
+              <w:left w:val="single" w:color="C9D3E3" w:sz="4"/>
+              <w:bottom w:val="single" w:color="C9D3E3" w:sz="4"/>
+              <w:right w:val="single" w:color="C9D3E3" w:sz="4"/>
+            </w:tcBorders>
+            <w:tcMar>
+              <w:top w:type="dxa" w:w="70"/>
+              <w:left w:type="dxa" w:w="110"/>
+              <w:bottom w:type="dxa" w:w="70"/>
+              <w:right w:type="dxa" w:w="110"/>
+            </w:tcMar>
+          </w:tcPr>
+          <w:p>
+            <w:pPr>
+              <w:spacing w:after="30" w:line="264"/>
+            </w:pPr>
+            <w:r>
+              <w:t xml:space="preserve">Arrastrar el borde de la fluoroscopia</w:t>
+            </w:r>
+          </w:p>
+        </w:tc>
+        <w:tc>
+          <w:tcPr>
+            <w:tcW w:type="dxa" w:w="6060"/>
+            <w:tcBorders>
+              <w:top w:val="single" w:color="C9D3E3" w:sz="4"/>
+              <w:left w:val="single" w:color="C9D3E3" w:sz="4"/>
+              <w:bottom w:val="single" w:color="C9D3E3" w:sz="4"/>
+              <w:right w:val="single" w:color="C9D3E3" w:sz="4"/>
+            </w:tcBorders>
+            <w:tcMar>
+              <w:top w:type="dxa" w:w="70"/>
+              <w:left w:type="dxa" w:w="110"/>
+              <w:bottom w:type="dxa" w:w="70"/>
+              <w:right w:type="dxa" w:w="110"/>
+            </w:tcMar>
+          </w:tcPr>
+          <w:p>
+            <w:pPr>
+              <w:spacing w:after="30" w:line="264"/>
+            </w:pPr>
+            <w:r>
+              <w:t xml:space="preserve">Ensancha o estrecha el recuadro de la imagen.</w:t>
+            </w:r>
+          </w:p>
+        </w:tc>
+      </w:tr>
+      <w:tr>
+        <w:trPr>
+          <w:cantSplit/>
+        </w:trPr>
+        <w:tc>
+          <w:tcPr>
+            <w:tcW w:type="dxa" w:w="3300"/>
+            <w:tcBorders>
+              <w:top w:val="single" w:color="C9D3E3" w:sz="4"/>
+              <w:left w:val="single" w:color="C9D3E3" w:sz="4"/>
+              <w:bottom w:val="single" w:color="C9D3E3" w:sz="4"/>
+              <w:right w:val="single" w:color="C9D3E3" w:sz="4"/>
+            </w:tcBorders>
+            <w:shd w:fill="F6F8FC" w:color="auto" w:val="clear"/>
+            <w:tcMar>
+              <w:top w:type="dxa" w:w="70"/>
+              <w:left w:type="dxa" w:w="110"/>
+              <w:bottom w:type="dxa" w:w="70"/>
+              <w:right w:type="dxa" w:w="110"/>
+            </w:tcMar>
+          </w:tcPr>
+          <w:p>
+            <w:pPr>
+              <w:spacing w:after="30" w:line="264"/>
+            </w:pPr>
+            <w:r>
               <w:t xml:space="preserve">Arrastrar una flecha (Mover → Un trozo)</w:t>
             </w:r>
           </w:p>
@@ -22247,7 +22446,7 @@
         <w:sz w:val="17"/>
         <w:szCs w:val="17"/>
       </w:rPr>
-      <w:t xml:space="preserve">Versión 1.2 · octubre de 2026</w:t>
+      <w:t xml:space="preserve">Versión 1.3 · octubre de 2026</w:t>
     </w:r>
     <w:r>
       <w:rPr>

--- a/docs/MANUAL-DEL-SIMULADOR-QUIRURGICO.docx
+++ b/docs/MANUAL-DEL-SIMULADOR-QUIRURGICO.docx
@@ -4,19 +4,48 @@
   <w:body>
     <w:p>
       <w:pPr>
-        <w:spacing w:after="40" w:before="1700"/>
+        <w:spacing w:after="60" w:before="700"/>
         <w:jc w:val="center"/>
       </w:pPr>
       <w:r>
-        <w:rPr>
-          <w:b/>
-          <w:bCs/>
-          <w:color w:val="1F5FBF"/>
-          <w:spacing w:val="60"/>
-          <w:sz w:val="30"/>
-          <w:szCs w:val="30"/>
-        </w:rPr>
-        <w:t xml:space="preserve">TraumaHub</w:t>
+        <w:drawing>
+          <wp:inline distT="0" distB="0" distL="0" distR="0">
+            <wp:extent cx="2651760" cy="1587496"/>
+            <wp:effectExtent t="0" r="0" b="0" l="0"/>
+            <wp:docPr id="9900" name="logo-traumahub" descr="Logotipo de TraumaHub" title="Logotipo de TraumaHub"/>
+            <wp:cNvGraphicFramePr>
+              <a:graphicFrameLocks xmlns:a="http://schemas.openxmlformats.org/drawingml/2006/main" noChangeAspect="1"/>
+            </wp:cNvGraphicFramePr>
+            <a:graphic xmlns:a="http://schemas.openxmlformats.org/drawingml/2006/main">
+              <a:graphicData uri="http://schemas.openxmlformats.org/drawingml/2006/picture">
+                <pic:pic xmlns:pic="http://schemas.openxmlformats.org/drawingml/2006/picture">
+                  <pic:nvPicPr>
+                    <pic:cNvPr id="0" name="" descr=""/>
+                    <pic:cNvPicPr>
+                      <a:picLocks noChangeAspect="1" noChangeArrowheads="1"/>
+                    </pic:cNvPicPr>
+                  </pic:nvPicPr>
+                  <pic:blipFill>
+                    <a:blip r:embed="rId9901" cstate="none"/>
+                    <a:srcRect/>
+                    <a:stretch>
+                      <a:fillRect/>
+                    </a:stretch>
+                  </pic:blipFill>
+                  <pic:spPr bwMode="auto">
+                    <a:xfrm>
+                      <a:off x="0" y="0"/>
+                      <a:ext cx="2651760" cy="1587496"/>
+                    </a:xfrm>
+                    <a:prstGeom prst="rect">
+                      <a:avLst/>
+                    </a:prstGeom>
+                  </pic:spPr>
+                </pic:pic>
+              </a:graphicData>
+            </a:graphic>
+          </wp:inline>
+        </w:drawing>
       </w:r>
     </w:p>
     <w:p>
@@ -153,7 +182,7 @@
           <w:sz w:val="20"/>
           <w:szCs w:val="20"/>
         </w:rPr>
-        <w:t xml:space="preserve">Versión 1.3 · 16 de octubre de 2026</w:t>
+        <w:t xml:space="preserve">Versión 1.4 · 21 de octubre de 2026</w:t>
       </w:r>
     </w:p>
     <w:p>
@@ -808,6 +837,19 @@
               <w:right w:type="dxa" w:w="60"/>
             </w:tcMar>
           </w:tcPr>
+          <w:p>
+            <w:pPr>
+              <w:spacing w:after="20"/>
+            </w:pPr>
+            <w:hyperlink w:history="1" w:anchor="cap13">
+              <w:r>
+                <w:rPr>
+                  <w:rStyle w:val="Hyperlink"/>
+                </w:rPr>
+                <w:t xml:space="preserve">13. Novedades de la versión 1.4</w:t>
+              </w:r>
+            </w:hyperlink>
+          </w:p>
           <w:p>
             <w:pPr>
               <w:spacing w:after="20"/>
@@ -19964,6 +20006,1529 @@
         <w:pStyle w:val="Heading1"/>
         <w:pageBreakBefore/>
       </w:pPr>
+      <w:bookmarkStart w:name="cap13" w:id="90"/>
+      <w:r>
+        <w:t xml:space="preserve">13. Novedades de la versión 1.4</w:t>
+      </w:r>
+      <w:bookmarkEnd w:id="90"/>
+    </w:p>
+    <w:p>
+      <w:pPr>
+        <w:spacing w:after="120" w:line="288"/>
+      </w:pPr>
+      <w:r>
+        <w:t xml:space="preserve">Este capítulo reúne lo que cambió en el simulador desde la versión 1.3 (16 de octubre de 2026). Es lo que ya funciona en la plataforma; donde un capítulo anterior diga otra cosa, </w:t>
+      </w:r>
+      <w:r>
+        <w:rPr>
+          <w:b/>
+          <w:bCs/>
+        </w:rPr>
+        <w:t xml:space="preserve">vale lo de aquí</w:t>
+      </w:r>
+      <w:r>
+        <w:t xml:space="preserve">. Lo marcado como «para el editor» es lo que cambia en la forma de escribir un caso.</w:t>
+      </w:r>
+    </w:p>
+    <w:p>
+      <w:pPr>
+        <w:pStyle w:val="Heading2"/>
+      </w:pPr>
+      <w:r>
+        <w:t xml:space="preserve">13.1 En un vistazo</w:t>
+      </w:r>
+    </w:p>
+    <w:p>
+      <w:pPr>
+        <w:pStyle w:val="ListParagraph"/>
+        <w:numPr>
+          <w:ilvl w:val="0"/>
+          <w:numId w:val="4"/>
+        </w:numPr>
+        <w:spacing w:after="90" w:line="280"/>
+      </w:pPr>
+      <w:r>
+        <w:rPr>
+          <w:b/>
+          <w:bCs/>
+        </w:rPr>
+        <w:t xml:space="preserve">Modelos 3D en dos carpetas:</w:t>
+      </w:r>
+      <w:r>
+        <w:t xml:space="preserve"> «Herramientas» y «Modelos del cuerpo».</w:t>
+      </w:r>
+    </w:p>
+    <w:p>
+      <w:pPr>
+        <w:pStyle w:val="ListParagraph"/>
+        <w:numPr>
+          <w:ilvl w:val="0"/>
+          <w:numId w:val="4"/>
+        </w:numPr>
+        <w:spacing w:after="90" w:line="280"/>
+      </w:pPr>
+      <w:r>
+        <w:rPr>
+          <w:b/>
+          <w:bCs/>
+        </w:rPr>
+        <w:t xml:space="preserve">La bandeja trae toda la mesa</w:t>
+      </w:r>
+      <w:r>
+        <w:t xml:space="preserve"> por omisión; los insumos de cada recorrido quedan guardados.</w:t>
+      </w:r>
+    </w:p>
+    <w:p>
+      <w:pPr>
+        <w:pStyle w:val="ListParagraph"/>
+        <w:numPr>
+          <w:ilvl w:val="0"/>
+          <w:numId w:val="4"/>
+        </w:numPr>
+        <w:spacing w:after="90" w:line="280"/>
+      </w:pPr>
+      <w:r>
+        <w:rPr>
+          <w:b/>
+          <w:bCs/>
+        </w:rPr>
+        <w:t xml:space="preserve">Los modos de ratón, en una barra sobre el lienzo</w:t>
+      </w:r>
+      <w:r>
+        <w:t xml:space="preserve">, de izquierda a derecha; «Info» pasa a llamarse </w:t>
+      </w:r>
+      <w:r>
+        <w:rPr>
+          <w:b/>
+          <w:bCs/>
+        </w:rPr>
+        <w:t xml:space="preserve">«Seleccionar estructura»</w:t>
+      </w:r>
+      <w:r>
+        <w:t xml:space="preserve">.</w:t>
+      </w:r>
+    </w:p>
+    <w:p>
+      <w:pPr>
+        <w:pStyle w:val="ListParagraph"/>
+        <w:numPr>
+          <w:ilvl w:val="0"/>
+          <w:numId w:val="4"/>
+        </w:numPr>
+        <w:spacing w:after="90" w:line="280"/>
+      </w:pPr>
+      <w:r>
+        <w:rPr>
+          <w:b/>
+          <w:bCs/>
+        </w:rPr>
+        <w:t xml:space="preserve">Separar con un clic:</w:t>
+      </w:r>
+      <w:r>
+        <w:t xml:space="preserve"> el clic decide el plano y un músculo se aparta con un solo clic.</w:t>
+      </w:r>
+    </w:p>
+    <w:p>
+      <w:pPr>
+        <w:pStyle w:val="ListParagraph"/>
+        <w:numPr>
+          <w:ilvl w:val="0"/>
+          <w:numId w:val="4"/>
+        </w:numPr>
+        <w:spacing w:after="90" w:line="280"/>
+      </w:pPr>
+      <w:r>
+        <w:rPr>
+          <w:b/>
+          <w:bCs/>
+        </w:rPr>
+        <w:t xml:space="preserve">Una sola placa</w:t>
+      </w:r>
+      <w:r>
+        <w:t xml:space="preserve">, con direcciones del paciente y orificios que declara el editor; </w:t>
+      </w:r>
+      <w:r>
+        <w:rPr>
+          <w:b/>
+          <w:bCs/>
+        </w:rPr>
+        <w:t xml:space="preserve">tornillos por tipo</w:t>
+      </w:r>
+      <w:r>
+        <w:t xml:space="preserve">, secuencia que se despliega sola y trayectoria de dos clics.</w:t>
+      </w:r>
+    </w:p>
+    <w:p>
+      <w:pPr>
+        <w:pStyle w:val="ListParagraph"/>
+        <w:numPr>
+          <w:ilvl w:val="0"/>
+          <w:numId w:val="4"/>
+        </w:numPr>
+        <w:spacing w:after="90" w:line="280"/>
+      </w:pPr>
+      <w:r>
+        <w:rPr>
+          <w:b/>
+          <w:bCs/>
+        </w:rPr>
+        <w:t xml:space="preserve">Menú «Mover» por ejes</w:t>
+      </w:r>
+      <w:r>
+        <w:t xml:space="preserve"> para el trozo y la placa, y </w:t>
+      </w:r>
+      <w:r>
+        <w:rPr>
+          <w:b/>
+          <w:bCs/>
+        </w:rPr>
+        <w:t xml:space="preserve">reducción automática</w:t>
+      </w:r>
+      <w:r>
+        <w:t xml:space="preserve"> que no puntúa.</w:t>
+      </w:r>
+    </w:p>
+    <w:p>
+      <w:pPr>
+        <w:pStyle w:val="ListParagraph"/>
+        <w:numPr>
+          <w:ilvl w:val="0"/>
+          <w:numId w:val="4"/>
+        </w:numPr>
+        <w:spacing w:after="90" w:line="280"/>
+      </w:pPr>
+      <w:r>
+        <w:rPr>
+          <w:b/>
+          <w:bCs/>
+        </w:rPr>
+        <w:t xml:space="preserve">La broca y el medidor se quedan puestos</w:t>
+      </w:r>
+      <w:r>
+        <w:t xml:space="preserve"> en el orificio mientras se pide el disparo.</w:t>
+      </w:r>
+    </w:p>
+    <w:p>
+      <w:pPr>
+        <w:pStyle w:val="ListParagraph"/>
+        <w:numPr>
+          <w:ilvl w:val="0"/>
+          <w:numId w:val="4"/>
+        </w:numPr>
+        <w:spacing w:after="90" w:line="280"/>
+      </w:pPr>
+      <w:r>
+        <w:rPr>
+          <w:b/>
+          <w:bCs/>
+        </w:rPr>
+        <w:t xml:space="preserve">Compresión de la fractura:</w:t>
+      </w:r>
+      <w:r>
+        <w:t xml:space="preserve"> orificio oval con tornillo excéntrico, broca de deslizamiento y rosca parcial; objetivo opcional de paso.</w:t>
+      </w:r>
+    </w:p>
+    <w:p>
+      <w:pPr>
+        <w:pStyle w:val="ListParagraph"/>
+        <w:numPr>
+          <w:ilvl w:val="0"/>
+          <w:numId w:val="4"/>
+        </w:numPr>
+        <w:spacing w:after="90" w:line="280"/>
+      </w:pPr>
+      <w:r>
+        <w:rPr>
+          <w:b/>
+          <w:bCs/>
+        </w:rPr>
+        <w:t xml:space="preserve">Radiografía postoperatoria</w:t>
+      </w:r>
+      <w:r>
+        <w:t xml:space="preserve"> al terminar la cirugía, con su lámina en PNG para presentar.</w:t>
+      </w:r>
+    </w:p>
+    <w:p>
+      <w:pPr>
+        <w:pStyle w:val="Heading2"/>
+      </w:pPr>
+      <w:r>
+        <w:t xml:space="preserve">13.2 Modelos 3D en dos carpetas y bandeja completa</w:t>
+      </w:r>
+    </w:p>
+    <w:p>
+      <w:pPr>
+        <w:spacing w:after="120" w:line="288"/>
+      </w:pPr>
+      <w:r>
+        <w:t xml:space="preserve">En «Contenido» → «Modelos 3D» hay </w:t>
+      </w:r>
+      <w:r>
+        <w:rPr>
+          <w:b/>
+          <w:bCs/>
+        </w:rPr>
+        <w:t xml:space="preserve">dos pestañas</w:t>
+      </w:r>
+      <w:r>
+        <w:t xml:space="preserve">: </w:t>
+      </w:r>
+      <w:r>
+        <w:rPr>
+          <w:b/>
+          <w:bCs/>
+        </w:rPr>
+        <w:t xml:space="preserve">«Herramientas»</w:t>
+      </w:r>
+      <w:r>
+        <w:t xml:space="preserve"> (lo que el residente tiene en la mano: instrumentos, placas, tornillos) y </w:t>
+      </w:r>
+      <w:r>
+        <w:rPr>
+          <w:b/>
+          <w:bCs/>
+        </w:rPr>
+        <w:t xml:space="preserve">«Modelos del cuerpo»</w:t>
+      </w:r>
+      <w:r>
+        <w:t xml:space="preserve"> (huesos, músculos, piezas del atlas). Lo que se sube desde una pestaña cae en ella, y cada desplegable de modelo ofrece solo la suya: el del instrumento, herramientas; el de la cirugía, modelos del cuerpo. Para pasar un modelo de una carpeta a otra se edita y se cambia «Carpeta».</w:t>
+      </w:r>
+    </w:p>
+    <w:p>
+      <w:pPr>
+        <w:spacing w:after="120" w:line="288"/>
+      </w:pPr>
+      <w:r>
+        <w:rPr>
+          <w:b/>
+          <w:bCs/>
+        </w:rPr>
+        <w:t xml:space="preserve">Para el editor — la bandeja.</w:t>
+      </w:r>
+      <w:r>
+        <w:t xml:space="preserve"> Por omisión el residente ve </w:t>
+      </w:r>
+      <w:r>
+        <w:rPr>
+          <w:b/>
+          <w:bCs/>
+        </w:rPr>
+        <w:t xml:space="preserve">toda la mesa</w:t>
+      </w:r>
+      <w:r>
+        <w:t xml:space="preserve">: todo el instrumental del catálogo, agrupado por categoría, sin tener que ir metiéndolo. En la consola hay un interruptor sobre la bandeja: </w:t>
+      </w:r>
+      <w:r>
+        <w:rPr>
+          <w:b/>
+          <w:bCs/>
+        </w:rPr>
+        <w:t xml:space="preserve">«Toda la mesa»</w:t>
+      </w:r>
+      <w:r>
+        <w:t xml:space="preserve"> o </w:t>
+      </w:r>
+      <w:r>
+        <w:rPr>
+          <w:b/>
+          <w:bCs/>
+        </w:rPr>
+        <w:t xml:space="preserve">«Solo lo que elijo»</w:t>
+      </w:r>
+      <w:r>
+        <w:t xml:space="preserve">. Con «Solo lo que elijo» el residente ve únicamente lo que piden los pasos más lo que usted añada como señuelos; es lo que hay que usar para limitar la elección. Las cirugías que ya tenían su bandeja armada </w:t>
+      </w:r>
+      <w:r>
+        <w:rPr>
+          <w:b/>
+          <w:bCs/>
+        </w:rPr>
+        <w:t xml:space="preserve">la conservan</w:t>
+      </w:r>
+      <w:r>
+        <w:t xml:space="preserve">.</w:t>
+      </w:r>
+    </w:p>
+    <w:p>
+      <w:pPr>
+        <w:spacing w:after="120" w:line="288"/>
+      </w:pPr>
+      <w:r>
+        <w:t xml:space="preserve">Una cirugía nueva se opera sin rellenar las piezas: lo que la pestaña «Piezas» no declara toma la capa que trae el modelo (piel, músculo, hueso). Si una herramienta dice que «ninguna pieza de este modelo es piel» (o músculo, o hueso), el modelo no trae esa capa: márquela en «Piezas» o pulse «Rellenar desde el modelo».</w:t>
+      </w:r>
+    </w:p>
+    <w:p>
+      <w:pPr>
+        <w:pStyle w:val="Heading2"/>
+      </w:pPr>
+      <w:r>
+        <w:t xml:space="preserve">13.3 Insumos utilizados</w:t>
+      </w:r>
+    </w:p>
+    <w:p>
+      <w:pPr>
+        <w:spacing w:after="120" w:line="288"/>
+      </w:pPr>
+      <w:r>
+        <w:t xml:space="preserve">Al terminar el caso, la consola lista </w:t>
+      </w:r>
+      <w:r>
+        <w:rPr>
+          <w:b/>
+          <w:bCs/>
+        </w:rPr>
+        <w:t xml:space="preserve">lo que se usó</w:t>
+      </w:r>
+      <w:r>
+        <w:t xml:space="preserve"> —lo que hizo algo: cortó, separó, pinzó, perforó, midió, cosió o fijó; elegir un instrumento y soltarlo no cuenta—, por categoría y con los tornillos por tipo y largo. </w:t>
+      </w:r>
+      <w:r>
+        <w:rPr>
+          <w:b/>
+          <w:bCs/>
+        </w:rPr>
+        <w:t xml:space="preserve">Queda guardado con el recorrido</w:t>
+      </w:r>
+      <w:r>
+        <w:t xml:space="preserve">: al volver a abrir el caso, «Su recorrido anterior» muestra también los insumos.</w:t>
+      </w:r>
+    </w:p>
+    <w:p>
+      <w:pPr>
+        <w:spacing w:after="120" w:line="288"/>
+      </w:pPr>
+      <w:r>
+        <w:rPr>
+          <w:b/>
+          <w:bCs/>
+        </w:rPr>
+        <w:t xml:space="preserve">Para el editor.</w:t>
+      </w:r>
+      <w:r>
+        <w:t xml:space="preserve"> En el editor, cada instrumento de la bandeja lleva una casilla (lo usado, marcada; con «Solo lo que elijo», lo que estaba y no se usó, sin marcar) y el botón </w:t>
+      </w:r>
+      <w:r>
+        <w:rPr>
+          <w:b/>
+          <w:bCs/>
+        </w:rPr>
+        <w:t xml:space="preserve">«Usar como bandeja del caso»</w:t>
+      </w:r>
+      <w:r>
+        <w:t xml:space="preserve"> deja la bandeja exactamente con lo marcado y la pasa a «Solo lo que elijo». Sirve para armar la bandeja de un caso recorriéndolo una vez.</w:t>
+      </w:r>
+    </w:p>
+    <w:p>
+      <w:pPr>
+        <w:pStyle w:val="Heading2"/>
+      </w:pPr>
+      <w:r>
+        <w:t xml:space="preserve">13.4 Los modos, en una barra</w:t>
+      </w:r>
+    </w:p>
+    <w:p>
+      <w:pPr>
+        <w:spacing w:after="120" w:line="288"/>
+      </w:pPr>
+      <w:r>
+        <w:t xml:space="preserve">Los modos de ratón —</w:t>
+      </w:r>
+      <w:r>
+        <w:rPr>
+          <w:b/>
+          <w:bCs/>
+        </w:rPr>
+        <w:t xml:space="preserve">Orbitar, Trazar, Mover, Separar, Pinzar, Reducir, Perforar, Fijar, Coser, Disecar y Seleccionar estructura</w:t>
+      </w:r>
+      <w:r>
+        <w:t xml:space="preserve">— están en una barra sobre el lienzo, de izquierda a derecha, en el orden en que se hace una cirugía; solo salen los que el instrumento en la mano usa. Bajo la barra, una línea dice qué hace el modo; el que pide el paso lleva la marca «paso». En un lienzo estrecho la barra queda en iconos (el nombre sale al pasar el ratón).</w:t>
+      </w:r>
+    </w:p>
+    <w:p>
+      <w:pPr>
+        <w:spacing w:after="120" w:line="288"/>
+      </w:pPr>
+      <w:r>
+        <w:rPr>
+          <w:b/>
+          <w:bCs/>
+        </w:rPr>
+        <w:t xml:space="preserve">«Seleccionar estructura»</w:t>
+      </w:r>
+      <w:r>
+        <w:t xml:space="preserve"> (antes «Info») sirve para todos: un clic en una estructura (músculo, nervio, vaso, hueso) la destaca en azul y abre su ficha a la derecha del modelo, con el nombre, el nombre latino y «Aprenda más» (definición, origen, inserción, inervación, acción e irrigación). Quien edita ve además </w:t>
+      </w:r>
+      <w:r>
+        <w:rPr>
+          <w:b/>
+          <w:bCs/>
+        </w:rPr>
+        <w:t xml:space="preserve">«Editar»</w:t>
+      </w:r>
+      <w:r>
+        <w:t xml:space="preserve">, que abre la ficha para corregirla en el momento.</w:t>
+      </w:r>
+    </w:p>
+    <w:p>
+      <w:pPr>
+        <w:pStyle w:val="Heading2"/>
+      </w:pPr>
+      <w:r>
+        <w:t xml:space="preserve">13.5 Separar con un clic y trabajar por planos</w:t>
+      </w:r>
+    </w:p>
+    <w:p>
+      <w:pPr>
+        <w:pStyle w:val="ListParagraph"/>
+        <w:numPr>
+          <w:ilvl w:val="0"/>
+          <w:numId w:val="4"/>
+        </w:numPr>
+        <w:spacing w:after="90" w:line="280"/>
+      </w:pPr>
+      <w:r>
+        <w:t xml:space="preserve">Con un separador en la mano y el modo </w:t>
+      </w:r>
+      <w:r>
+        <w:rPr>
+          <w:b/>
+          <w:bCs/>
+        </w:rPr>
+        <w:t xml:space="preserve">Separar</w:t>
+      </w:r>
+      <w:r>
+        <w:t xml:space="preserve">, </w:t>
+      </w:r>
+      <w:r>
+        <w:rPr>
+          <w:b/>
+          <w:bCs/>
+        </w:rPr>
+        <w:t xml:space="preserve">un clic en un músculo lo retrae de una vez</w:t>
+      </w:r>
+      <w:r>
+        <w:t xml:space="preserve">, sin abrir la ficha ni elegir el plano; la rueda lo abre o lo cierra, y otro clic en otro músculo lo separa también sin soltar el anterior.</w:t>
+      </w:r>
+    </w:p>
+    <w:p>
+      <w:pPr>
+        <w:pStyle w:val="ListParagraph"/>
+        <w:numPr>
+          <w:ilvl w:val="0"/>
+          <w:numId w:val="4"/>
+        </w:numPr>
+        <w:spacing w:after="90" w:line="280"/>
+      </w:pPr>
+      <w:r>
+        <w:t xml:space="preserve">El plano lo decide el clic: sobre el </w:t>
+      </w:r>
+      <w:r>
+        <w:rPr>
+          <w:b/>
+          <w:bCs/>
+        </w:rPr>
+        <w:t xml:space="preserve">labio de una herida</w:t>
+      </w:r>
+      <w:r>
+        <w:t xml:space="preserve"> el separador va al plano que se ve (piel o músculo); lejos de todo labio y sobre un músculo, lo retrae. El selector del panel («Automático», «Piel», «Músculo») sigue ahí para forzarlo.</w:t>
+      </w:r>
+    </w:p>
+    <w:p>
+      <w:pPr>
+        <w:pStyle w:val="ListParagraph"/>
+        <w:numPr>
+          <w:ilvl w:val="0"/>
+          <w:numId w:val="4"/>
+        </w:numPr>
+        <w:spacing w:after="90" w:line="280"/>
+      </w:pPr>
+      <w:r>
+        <w:t xml:space="preserve">La lista </w:t>
+      </w:r>
+      <w:r>
+        <w:rPr>
+          <w:b/>
+          <w:bCs/>
+        </w:rPr>
+        <w:t xml:space="preserve">«Estructuras separadas»</w:t>
+      </w:r>
+      <w:r>
+        <w:t xml:space="preserve"> trae una fila por músculo: un clic en el nombre lo hace el que atiende la rueda, </w:t>
+      </w:r>
+      <w:r>
+        <w:rPr>
+          <w:b/>
+          <w:bCs/>
+        </w:rPr>
+        <w:t xml:space="preserve">«Otro lado»</w:t>
+      </w:r>
+      <w:r>
+        <w:t xml:space="preserve"> lo aparta hacia delante o hacia atrás, </w:t>
+      </w:r>
+      <w:r>
+        <w:rPr>
+          <w:b/>
+          <w:bCs/>
+        </w:rPr>
+        <w:t xml:space="preserve">«Cortar»</w:t>
+      </w:r>
+      <w:r>
+        <w:t xml:space="preserve"> pone el instrumento de corte en la mano y deja el músculo como objetivo del corte, y la X lo devuelve a su sitio. </w:t>
+      </w:r>
+      <w:r>
+        <w:rPr>
+          <w:b/>
+          <w:bCs/>
+        </w:rPr>
+        <w:t xml:space="preserve">Mayúsculas + rueda</w:t>
+      </w:r>
+      <w:r>
+        <w:t xml:space="preserve"> corre la zona retraída a lo largo del músculo.</w:t>
+      </w:r>
+    </w:p>
+    <w:p>
+      <w:pPr>
+        <w:pStyle w:val="ListParagraph"/>
+        <w:numPr>
+          <w:ilvl w:val="0"/>
+          <w:numId w:val="4"/>
+        </w:numPr>
+        <w:spacing w:after="90" w:line="280"/>
+      </w:pPr>
+      <w:r>
+        <w:rPr>
+          <w:b/>
+          <w:bCs/>
+        </w:rPr>
+        <w:t xml:space="preserve">Para el editor.</w:t>
+      </w:r>
+      <w:r>
+        <w:t xml:space="preserve"> Un paso puede evaluar </w:t>
+      </w:r>
+      <w:r>
+        <w:rPr>
+          <w:b/>
+          <w:bCs/>
+        </w:rPr>
+        <w:t xml:space="preserve">«Cortar o separar un músculo concreto»</w:t>
+      </w:r>
+      <w:r>
+        <w:t xml:space="preserve">: se escribe el nombre del objeto del músculo en el modelo y se elige si hay que cortarlo o separarlo. Un abordaje con dos planos son dos pasos seguidos; el orden de los planos también puede ser un objetivo de paso. En la ficha de cada músculo («Estructuras»), los campos «Cortar con» y «Separar con» dejan escritos los instrumentos que se ofrecen.</w:t>
+      </w:r>
+    </w:p>
+    <w:p>
+      <w:pPr>
+        <w:pStyle w:val="Heading2"/>
+      </w:pPr>
+      <w:r>
+        <w:t xml:space="preserve">13.6 La placa, los tornillos y los orificios</w:t>
+      </w:r>
+    </w:p>
+    <w:p>
+      <w:pPr>
+        <w:pStyle w:val="ListParagraph"/>
+        <w:numPr>
+          <w:ilvl w:val="0"/>
+          <w:numId w:val="4"/>
+        </w:numPr>
+        <w:spacing w:after="90" w:line="280"/>
+      </w:pPr>
+      <w:r>
+        <w:rPr>
+          <w:b/>
+          <w:bCs/>
+        </w:rPr>
+        <w:t xml:space="preserve">Una sola placa.</w:t>
+      </w:r>
+      <w:r>
+        <w:t xml:space="preserve"> Con una puesta, la que se lleva en la mano ya no sale al mover el ratón; «Quitar la placa» permite empezar otra. La placa se ajusta con tres campos que se </w:t>
+      </w:r>
+      <w:r>
+        <w:rPr>
+          <w:b/>
+          <w:bCs/>
+        </w:rPr>
+        <w:t xml:space="preserve">escriben</w:t>
+      </w:r>
+      <w:r>
+        <w:t xml:space="preserve"> —</w:t>
+      </w:r>
+      <w:r>
+        <w:rPr>
+          <w:b/>
+          <w:bCs/>
+        </w:rPr>
+        <w:t xml:space="preserve">proximal ↔ distal</w:t>
+      </w:r>
+      <w:r>
+        <w:t xml:space="preserve">, </w:t>
+      </w:r>
+      <w:r>
+        <w:rPr>
+          <w:b/>
+          <w:bCs/>
+        </w:rPr>
+        <w:t xml:space="preserve">anterior ↔ posterior</w:t>
+      </w:r>
+      <w:r>
+        <w:t xml:space="preserve"> y </w:t>
+      </w:r>
+      <w:r>
+        <w:rPr>
+          <w:b/>
+          <w:bCs/>
+        </w:rPr>
+        <w:t xml:space="preserve">angulación</w:t>
+      </w:r>
+      <w:r>
+        <w:t xml:space="preserve">— con una línea que lo dice como se habla en quirófano («75 mm hacia distal»). Los rangos salen del hueso que hay en pantalla. </w:t>
+      </w:r>
+      <w:r>
+        <w:rPr>
+          <w:b/>
+          <w:bCs/>
+        </w:rPr>
+        <w:t xml:space="preserve">«Fijar la placa»</w:t>
+      </w:r>
+      <w:r>
+        <w:t xml:space="preserve"> cierra el ajuste («Soltar» lo reabre).</w:t>
+      </w:r>
+    </w:p>
+    <w:p>
+      <w:pPr>
+        <w:pStyle w:val="ListParagraph"/>
+        <w:numPr>
+          <w:ilvl w:val="0"/>
+          <w:numId w:val="4"/>
+        </w:numPr>
+        <w:spacing w:after="90" w:line="280"/>
+      </w:pPr>
+      <w:r>
+        <w:rPr>
+          <w:b/>
+          <w:bCs/>
+        </w:rPr>
+        <w:t xml:space="preserve">El orden es perforar, medir y atornillar.</w:t>
+      </w:r>
+      <w:r>
+        <w:t xml:space="preserve"> La broca se centra en el agujero y anota diámetro, largo y si cruzó las dos corticales; el medidor deja anotada su lectura; el tornillo solo entra en un agujero perforado y medido, y si no la consola dice qué falta. Los tornillos, brocas, medidor y destornillador de la placa aparecen solos en la bandeja con la etiqueta «para esta placa».</w:t>
+      </w:r>
+    </w:p>
+    <w:p>
+      <w:pPr>
+        <w:pStyle w:val="ListParagraph"/>
+        <w:numPr>
+          <w:ilvl w:val="0"/>
+          <w:numId w:val="4"/>
+        </w:numPr>
+        <w:spacing w:after="90" w:line="280"/>
+      </w:pPr>
+      <w:r>
+        <w:rPr>
+          <w:b/>
+          <w:bCs/>
+        </w:rPr>
+        <w:t xml:space="preserve">Tornillos por tipo, diámetro y largo.</w:t>
+      </w:r>
+      <w:r>
+        <w:t xml:space="preserve"> En la bandeja salen separados por tipo (corticales, de esponjosa, de rosca parcial, bloqueados, canulados, otros). Al coger uno, el panel ofrece el </w:t>
+      </w:r>
+      <w:r>
+        <w:rPr>
+          <w:b/>
+          <w:bCs/>
+        </w:rPr>
+        <w:t xml:space="preserve">diámetro de una lista</w:t>
+      </w:r>
+      <w:r>
+        <w:t xml:space="preserve"> según su tipo (2,7 · 3,5 · 4,0 · 4,5 · 5,0 · 6,5 mm) y dice qué broca le corresponde; el </w:t>
+      </w:r>
+      <w:r>
+        <w:rPr>
+          <w:b/>
+          <w:bCs/>
+        </w:rPr>
+        <w:t xml:space="preserve">largo se escribe</w:t>
+      </w:r>
+      <w:r>
+        <w:t xml:space="preserve"> (con el sugerido del medidor ya puesto). Perforar con otro calibre avisa de que el agujero queda estrecho o ancho.</w:t>
+      </w:r>
+    </w:p>
+    <w:p>
+      <w:pPr>
+        <w:pStyle w:val="ListParagraph"/>
+        <w:numPr>
+          <w:ilvl w:val="0"/>
+          <w:numId w:val="4"/>
+        </w:numPr>
+        <w:spacing w:after="90" w:line="280"/>
+      </w:pPr>
+      <w:r>
+        <w:rPr>
+          <w:b/>
+          <w:bCs/>
+        </w:rPr>
+        <w:t xml:space="preserve">La secuencia se despliega sola.</w:t>
+      </w:r>
+      <w:r>
+        <w:t xml:space="preserve"> Al terminar un tiempo, el instrumento que sigue se abre en la bandeja (etiqueta «siguiente») y, con «Poner el siguiente en la mano» encendido, pasa a la mano: broca, medidor, tornillo y vuelta a la broca para el orificio siguiente.</w:t>
+      </w:r>
+    </w:p>
+    <w:p>
+      <w:pPr>
+        <w:pStyle w:val="ListParagraph"/>
+        <w:numPr>
+          <w:ilvl w:val="0"/>
+          <w:numId w:val="4"/>
+        </w:numPr>
+        <w:spacing w:after="90" w:line="280"/>
+      </w:pPr>
+      <w:r>
+        <w:rPr>
+          <w:b/>
+          <w:bCs/>
+        </w:rPr>
+        <w:t xml:space="preserve">Trayectoria de un tornillo con dos clics.</w:t>
+      </w:r>
+      <w:r>
+        <w:t xml:space="preserve"> Con la broca, el medidor o un tornillo en la mano, «Marcar la trayectoria» convierte los dos clics siguientes sobre el hueso en la entrada y la salida: queda dibujada una línea y la broca, el medidor y el tornillo la siguen, </w:t>
+      </w:r>
+      <w:r>
+        <w:rPr>
+          <w:b/>
+          <w:bCs/>
+        </w:rPr>
+        <w:t xml:space="preserve">sin placa</w:t>
+      </w:r>
+      <w:r>
+        <w:t xml:space="preserve">, para un tornillo de tracción entre fragmentos.</w:t>
+      </w:r>
+    </w:p>
+    <w:p>
+      <w:pPr>
+        <w:pStyle w:val="ListParagraph"/>
+        <w:numPr>
+          <w:ilvl w:val="0"/>
+          <w:numId w:val="4"/>
+        </w:numPr>
+        <w:spacing w:after="90" w:line="280"/>
+      </w:pPr>
+      <w:r>
+        <w:rPr>
+          <w:b/>
+          <w:bCs/>
+        </w:rPr>
+        <w:t xml:space="preserve">Para el editor — datos del instrumento.</w:t>
+      </w:r>
+      <w:r>
+        <w:t xml:space="preserve"> Si el modelo 3D de una placa </w:t>
+      </w:r>
+      <w:r>
+        <w:rPr>
+          <w:b/>
+          <w:bCs/>
+        </w:rPr>
+        <w:t xml:space="preserve">no trae la posición de sus agujeros</w:t>
+      </w:r>
+      <w:r>
+        <w:t xml:space="preserve">, se escribe </w:t>
+      </w:r>
+      <w:r>
+        <w:rPr>
+          <w:b/>
+          <w:bCs/>
+        </w:rPr>
+        <w:t xml:space="preserve">cuántos orificios tiene</w:t>
+      </w:r>
+      <w:r>
+        <w:t xml:space="preserve"> en su instrumento (campo </w:t>
+      </w:r>
+      <w:r>
+        <w:rPr>
+          <w:b/>
+          <w:bCs/>
+        </w:rPr>
+        <w:t xml:space="preserve">«Orificios de la placa»</w:t>
+      </w:r>
+      <w:r>
+        <w:t xml:space="preserve">, en el taller anatómico → Instrumental o en el catálogo): los agujeros se reparten a partes iguales a lo largo de la placa. Si el modelo sí los trae, mandan los del modelo y, si el número no coincide, la consola lo avisa. En un tornillo, </w:t>
+      </w:r>
+      <w:r>
+        <w:rPr>
+          <w:b/>
+          <w:bCs/>
+        </w:rPr>
+        <w:t xml:space="preserve">«Largo del tornillo (mm)»</w:t>
+      </w:r>
+      <w:r>
+        <w:t xml:space="preserve"> es el largo con que se ofrece al cogerlo y </w:t>
+      </w:r>
+      <w:r>
+        <w:rPr>
+          <w:b/>
+          <w:bCs/>
+        </w:rPr>
+        <w:t xml:space="preserve">«Tipo de tornillo»</w:t>
+      </w:r>
+      <w:r>
+        <w:t xml:space="preserve"> decide su grupo y sus diámetros; sin escribirlo, el tipo se deduce del nombre.</w:t>
+      </w:r>
+    </w:p>
+    <w:p>
+      <w:pPr>
+        <w:pStyle w:val="Heading2"/>
+      </w:pPr>
+      <w:r>
+        <w:t xml:space="preserve">13.7 Mover por ejes y reducción automática</w:t>
+      </w:r>
+    </w:p>
+    <w:p>
+      <w:pPr>
+        <w:spacing w:after="120" w:line="288"/>
+      </w:pPr>
+      <w:r>
+        <w:t xml:space="preserve">Con un trozo de hueso elegido —agarrado con la pinza de reducción o con «Mover → Un trozo»— aparece bajo los modos un menú de tres botones: </w:t>
+      </w:r>
+      <w:r>
+        <w:rPr>
+          <w:b/>
+          <w:bCs/>
+        </w:rPr>
+        <w:t xml:space="preserve">Trasladar</w:t>
+      </w:r>
+      <w:r>
+        <w:t xml:space="preserve"> (ejes coronal, axial y sagital), </w:t>
+      </w:r>
+      <w:r>
+        <w:rPr>
+          <w:b/>
+          <w:bCs/>
+        </w:rPr>
+        <w:t xml:space="preserve">Angular</w:t>
+      </w:r>
+      <w:r>
+        <w:t xml:space="preserve"> (coronal: varo/valgo; sagital: antecurvatum/recurvatum) y </w:t>
+      </w:r>
+      <w:r>
+        <w:rPr>
+          <w:b/>
+          <w:bCs/>
+        </w:rPr>
+        <w:t xml:space="preserve">Rotar</w:t>
+      </w:r>
+      <w:r>
+        <w:t xml:space="preserve"> (sobre el eje largo, la mala rotación). Los ejes son los del paciente: axial es a lo largo del hueso, coronal de lado a lado y sagital de delante atrás. Elegido un eje, el lienzo dibuja una sola línea y el trozo se mueve con las </w:t>
+      </w:r>
+      <w:r>
+        <w:rPr>
+          <w:b/>
+          <w:bCs/>
+        </w:rPr>
+        <w:t xml:space="preserve">flechas del teclado</w:t>
+      </w:r>
+      <w:r>
+        <w:t xml:space="preserve"> (1 mm o 1° por pulsación; Mayúsculas 0,2; Ctrl 5) o </w:t>
+      </w:r>
+      <w:r>
+        <w:rPr>
+          <w:b/>
+          <w:bCs/>
+        </w:rPr>
+        <w:t xml:space="preserve">arrastrando</w:t>
+      </w:r>
+      <w:r>
+        <w:t xml:space="preserve">. </w:t>
+      </w:r>
+      <w:r>
+        <w:rPr>
+          <w:b/>
+          <w:bCs/>
+        </w:rPr>
+        <w:t xml:space="preserve">Esc</w:t>
+      </w:r>
+      <w:r>
+        <w:t xml:space="preserve"> suelta el eje. Las asas de siempre quedan detrás del interruptor «Asas libres». Con la placa puesta y sin fijar sale el mismo menú.</w:t>
+      </w:r>
+    </w:p>
+    <w:p>
+      <w:pPr>
+        <w:spacing w:after="120" w:line="288"/>
+      </w:pPr>
+      <w:r>
+        <w:t xml:space="preserve">Con una pinza de reducción en la mano, el panel ofrece </w:t>
+      </w:r>
+      <w:r>
+        <w:rPr>
+          <w:b/>
+          <w:bCs/>
+        </w:rPr>
+        <w:t xml:space="preserve">Manual</w:t>
+      </w:r>
+      <w:r>
+        <w:t xml:space="preserve"> (por omisión) y </w:t>
+      </w:r>
+      <w:r>
+        <w:rPr>
+          <w:b/>
+          <w:bCs/>
+        </w:rPr>
+        <w:t xml:space="preserve">Automática</w:t>
+      </w:r>
+      <w:r>
+        <w:t xml:space="preserve">. La automática lleva el fragmento a su sitio en 0,6 s y deja el desplazamiento, la angulación y la diástasis en 0. </w:t>
+      </w:r>
+      <w:r>
+        <w:rPr>
+          <w:b/>
+          <w:bCs/>
+        </w:rPr>
+        <w:t xml:space="preserve">El ejercicio de reducir no puntúa</w:t>
+      </w:r>
+      <w:r>
+        <w:t xml:space="preserve"> con la automática (a mano sigue puntuando), y el recorrido guarda que se usó: «Su recorrido anterior» lo dice. Es útil cuando el objetivo de la clase es otro.</w:t>
+      </w:r>
+    </w:p>
+    <w:p>
+      <w:pPr>
+        <w:pStyle w:val="Heading2"/>
+      </w:pPr>
+      <w:r>
+        <w:t xml:space="preserve">13.8 La broca y el medidor se quedan puestos</w:t>
+      </w:r>
+    </w:p>
+    <w:p>
+      <w:pPr>
+        <w:spacing w:after="120" w:line="288"/>
+      </w:pPr>
+      <w:r>
+        <w:t xml:space="preserve">Al soltar, </w:t>
+      </w:r>
+      <w:r>
+        <w:rPr>
+          <w:b/>
+          <w:bCs/>
+        </w:rPr>
+        <w:t xml:space="preserve">la broca se queda puesta en el hoyo</w:t>
+      </w:r>
+      <w:r>
+        <w:t xml:space="preserve"> —no se retira—: se puede salir del lienzo a pulsar «Disparar» y la imagen la enseña a la profundidad en que estaba, que es para lo que sirve el rayo. Se sigue metiendo manteniendo pulsado o con la rueda (0,5 mm por muesca; con Mayúsculas, 0,1; hacia atrás la saca). </w:t>
+      </w:r>
+      <w:r>
+        <w:rPr>
+          <w:b/>
+          <w:bCs/>
+        </w:rPr>
+        <w:t xml:space="preserve">«Apagar la broca»</w:t>
+      </w:r>
+      <w:r>
+        <w:t xml:space="preserve"> (o Espacio) la detiene sin retirarla; </w:t>
+      </w:r>
+      <w:r>
+        <w:rPr>
+          <w:b/>
+          <w:bCs/>
+        </w:rPr>
+        <w:t xml:space="preserve">«Retirar»</w:t>
+      </w:r>
+      <w:r>
+        <w:t xml:space="preserve">, </w:t>
+      </w:r>
+      <w:r>
+        <w:rPr>
+          <w:b/>
+          <w:bCs/>
+        </w:rPr>
+        <w:t xml:space="preserve">Esc</w:t>
+      </w:r>
+      <w:r>
+        <w:t xml:space="preserve"> o el </w:t>
+      </w:r>
+      <w:r>
+        <w:rPr>
+          <w:b/>
+          <w:bCs/>
+        </w:rPr>
+        <w:t xml:space="preserve">botón derecho</w:t>
+      </w:r>
+      <w:r>
+        <w:t xml:space="preserve"> la sacan, y queda el túnel con calibre, profundidad, si fue bicortical y el ángulo. El medidor posado en un orificio perforado también se queda ahí mientras se pide el disparo. Cambiar de instrumento o de modo con una puesta la retira.</w:t>
+      </w:r>
+    </w:p>
+    <w:p>
+      <w:pPr>
+        <w:pStyle w:val="Heading2"/>
+      </w:pPr>
+      <w:r>
+        <w:t xml:space="preserve">13.9 Compresión de la fractura</w:t>
+      </w:r>
+    </w:p>
+    <w:p>
+      <w:pPr>
+        <w:spacing w:after="120" w:line="288"/>
+      </w:pPr>
+      <w:r>
+        <w:t xml:space="preserve">Con una </w:t>
+      </w:r>
+      <w:r>
+        <w:rPr>
+          <w:b/>
+          <w:bCs/>
+        </w:rPr>
+        <w:t xml:space="preserve">placa de compresión</w:t>
+      </w:r>
+      <w:r>
+        <w:t xml:space="preserve"> (DCP o LC-DCP: orificios ovales; LCP: combinados) fijada, el panel enseña el </w:t>
+      </w:r>
+      <w:r>
+        <w:rPr>
+          <w:b/>
+          <w:bCs/>
+        </w:rPr>
+        <w:t xml:space="preserve">orificio oval</w:t>
+      </w:r>
+      <w:r>
+        <w:t xml:space="preserve"> en un esquema con una flecha hacia la fractura. Se elige el orificio y se hace </w:t>
+      </w:r>
+      <w:r>
+        <w:rPr>
+          <w:b/>
+          <w:bCs/>
+        </w:rPr>
+        <w:t xml:space="preserve">clic dentro del óvalo</w:t>
+      </w:r>
+      <w:r>
+        <w:t xml:space="preserve"> para marcar dónde se broca; el texto dice si es:</w:t>
+      </w:r>
+    </w:p>
+    <w:p>
+      <w:pPr>
+        <w:pStyle w:val="ListParagraph"/>
+        <w:numPr>
+          <w:ilvl w:val="0"/>
+          <w:numId w:val="4"/>
+        </w:numPr>
+        <w:spacing w:after="90" w:line="280"/>
+      </w:pPr>
+      <w:r>
+        <w:rPr>
+          <w:b/>
+          <w:bCs/>
+        </w:rPr>
+        <w:t xml:space="preserve">céntrico:</w:t>
+      </w:r>
+      <w:r>
+        <w:t xml:space="preserve"> no comprime;</w:t>
+      </w:r>
+    </w:p>
+    <w:p>
+      <w:pPr>
+        <w:pStyle w:val="ListParagraph"/>
+        <w:numPr>
+          <w:ilvl w:val="0"/>
+          <w:numId w:val="4"/>
+        </w:numPr>
+        <w:spacing w:after="90" w:line="280"/>
+      </w:pPr>
+      <w:r>
+        <w:rPr>
+          <w:b/>
+          <w:bCs/>
+        </w:rPr>
+        <w:t xml:space="preserve">concéntrico hacia la fractura:</w:t>
+      </w:r>
+      <w:r>
+        <w:t xml:space="preserve"> no comprime y tiende a separar;</w:t>
+      </w:r>
+    </w:p>
+    <w:p>
+      <w:pPr>
+        <w:pStyle w:val="ListParagraph"/>
+        <w:numPr>
+          <w:ilvl w:val="0"/>
+          <w:numId w:val="4"/>
+        </w:numPr>
+        <w:spacing w:after="90" w:line="280"/>
+      </w:pPr>
+      <w:r>
+        <w:rPr>
+          <w:b/>
+          <w:bCs/>
+        </w:rPr>
+        <w:t xml:space="preserve">excéntrico, lejos de la fractura:</w:t>
+      </w:r>
+      <w:r>
+        <w:t xml:space="preserve"> comprime, hasta 1 mm por tornillo.</w:t>
+      </w:r>
+    </w:p>
+    <w:p>
+      <w:pPr>
+        <w:spacing w:after="120" w:line="288"/>
+      </w:pPr>
+      <w:r>
+        <w:t xml:space="preserve">«Acercar al orificio» lleva la cámara a él y «Volver la vista» la devuelve. La broca entra donde se eligió; al poner el tornillo (no bloqueado) </w:t>
+      </w:r>
+      <w:r>
+        <w:rPr>
+          <w:b/>
+          <w:bCs/>
+        </w:rPr>
+        <w:t xml:space="preserve">el fragmento se desliza hacia su sitio y la diástasis baja</w:t>
+      </w:r>
+      <w:r>
+        <w:t xml:space="preserve"> lo comprimido, sin pasar de lo que hay separado. Con un </w:t>
+      </w:r>
+      <w:r>
+        <w:rPr>
+          <w:b/>
+          <w:bCs/>
+        </w:rPr>
+        <w:t xml:space="preserve">tornillo de tracción</w:t>
+      </w:r>
+      <w:r>
+        <w:t xml:space="preserve"> por una trayectoria de dos clics que cruza la fractura hay dos formas de comprimir: la </w:t>
+      </w:r>
+      <w:r>
+        <w:rPr>
+          <w:b/>
+          <w:bCs/>
+        </w:rPr>
+        <w:t xml:space="preserve">broca de deslizamiento</w:t>
+      </w:r>
+      <w:r>
+        <w:t xml:space="preserve"> (el fragmento cercano con un calibre no menor que el diámetro exterior y el lejano con el de núcleo, perforando en dos tiempos) o un tornillo de </w:t>
+      </w:r>
+      <w:r>
+        <w:rPr>
+          <w:b/>
+          <w:bCs/>
+        </w:rPr>
+        <w:t xml:space="preserve">rosca parcial</w:t>
+      </w:r>
+      <w:r>
+        <w:t xml:space="preserve"> con toda la rosca en el fragmento lejano; si la rosca cruza la fractura, no comprime y la consola dice por qué. El panel suma lo comprimido («Compresión: 1,0 mm (tornillo excéntrico)»).</w:t>
+      </w:r>
+    </w:p>
+    <w:p>
+      <w:pPr>
+        <w:spacing w:after="120" w:line="288"/>
+      </w:pPr>
+      <w:r>
+        <w:rPr>
+          <w:b/>
+          <w:bCs/>
+        </w:rPr>
+        <w:t xml:space="preserve">Para el editor.</w:t>
+      </w:r>
+      <w:r>
+        <w:t xml:space="preserve"> Un paso de fijación puede </w:t>
+      </w:r>
+      <w:r>
+        <w:rPr>
+          <w:b/>
+          <w:bCs/>
+        </w:rPr>
+        <w:t xml:space="preserve">exigir comprimir</w:t>
+      </w:r>
+      <w:r>
+        <w:t xml:space="preserve">: casilla </w:t>
+      </w:r>
+      <w:r>
+        <w:rPr>
+          <w:b/>
+          <w:bCs/>
+        </w:rPr>
+        <w:t xml:space="preserve">«La fijación tiene que comprimir la fractura»</w:t>
+      </w:r>
+      <w:r>
+        <w:t xml:space="preserve">. Sin marcarla, el paso no mira la compresión. </w:t>
+      </w:r>
+      <w:r>
+        <w:rPr>
+          <w:b/>
+          <w:bCs/>
+        </w:rPr>
+        <w:t xml:space="preserve">Importante:</w:t>
+      </w:r>
+      <w:r>
+        <w:t xml:space="preserve"> las reglas (qué tan lejos del centro es «excéntrico», cuánto comprime cada tornillo) son una primera propuesta y </w:t>
+      </w:r>
+      <w:r>
+        <w:rPr>
+          <w:b/>
+          <w:bCs/>
+        </w:rPr>
+        <w:t xml:space="preserve">deben ser validadas por el traumatólogo</w:t>
+      </w:r>
+      <w:r>
+        <w:t xml:space="preserve">; están escritas en un solo archivo para poder corregirlas.</w:t>
+      </w:r>
+    </w:p>
+    <w:p>
+      <w:pPr>
+        <w:pStyle w:val="Heading2"/>
+      </w:pPr>
+      <w:r>
+        <w:t xml:space="preserve">13.10 Radiografía postoperatoria y lámina para presentar</w:t>
+      </w:r>
+    </w:p>
+    <w:p>
+      <w:pPr>
+        <w:spacing w:after="120" w:line="288"/>
+      </w:pPr>
+      <w:r>
+        <w:t xml:space="preserve">Al terminar el último paso, la consola dice </w:t>
+      </w:r>
+      <w:r>
+        <w:rPr>
+          <w:b/>
+          <w:bCs/>
+        </w:rPr>
+        <w:t xml:space="preserve">«Cirugía finalizada. ¡Felicidades!»</w:t>
+      </w:r>
+      <w:r>
+        <w:t xml:space="preserve"> y ofrece </w:t>
+      </w:r>
+      <w:r>
+        <w:rPr>
+          <w:b/>
+          <w:bCs/>
+        </w:rPr>
+        <w:t xml:space="preserve">Ir a radiografía postoperatoria</w:t>
+      </w:r>
+      <w:r>
+        <w:t xml:space="preserve"> (o </w:t>
+      </w:r>
+      <w:r>
+        <w:rPr>
+          <w:b/>
+          <w:bCs/>
+        </w:rPr>
+        <w:t xml:space="preserve">Omitir</w:t>
+      </w:r>
+      <w:r>
+        <w:t xml:space="preserve">, que deja el cierre de siempre). El editor, que ensaya, no ve esta invitación.</w:t>
+      </w:r>
+    </w:p>
+    <w:p>
+      <w:pPr>
+        <w:pStyle w:val="ListParagraph"/>
+        <w:numPr>
+          <w:ilvl w:val="0"/>
+          <w:numId w:val="4"/>
+        </w:numPr>
+        <w:spacing w:after="90" w:line="280"/>
+      </w:pPr>
+      <w:r>
+        <w:rPr>
+          <w:b/>
+          <w:bCs/>
+        </w:rPr>
+        <w:t xml:space="preserve">La toma.</w:t>
+      </w:r>
+      <w:r>
+        <w:t xml:space="preserve"> Se elige la proyección (AP, lateral u oblicua), el zoom, la penetración (kV) y el contraste. La placa es </w:t>
+      </w:r>
+      <w:r>
+        <w:rPr>
+          <w:b/>
+          <w:bCs/>
+        </w:rPr>
+        <w:t xml:space="preserve">rectangular (3 : 4) y en positivo</w:t>
+      </w:r>
+      <w:r>
+        <w:t xml:space="preserve">: el hueso y el metal salen blancos sobre negro, distinta del círculo de la fluoroscopia. No cuenta exposición. Caben </w:t>
+      </w:r>
+      <w:r>
+        <w:rPr>
+          <w:b/>
+          <w:bCs/>
+        </w:rPr>
+        <w:t xml:space="preserve">hasta tres</w:t>
+      </w:r>
+      <w:r>
+        <w:t xml:space="preserve"> en la lámina y cada una se puede quitar.</w:t>
+      </w:r>
+    </w:p>
+    <w:p>
+      <w:pPr>
+        <w:pStyle w:val="ListParagraph"/>
+        <w:numPr>
+          <w:ilvl w:val="0"/>
+          <w:numId w:val="4"/>
+        </w:numPr>
+        <w:spacing w:after="90" w:line="280"/>
+      </w:pPr>
+      <w:r>
+        <w:rPr>
+          <w:b/>
+          <w:bCs/>
+        </w:rPr>
+        <w:t xml:space="preserve">Los datos.</w:t>
+      </w:r>
+      <w:r>
+        <w:t xml:space="preserve"> </w:t>
+      </w:r>
+      <w:r>
+        <w:rPr>
+          <w:b/>
+          <w:bCs/>
+        </w:rPr>
+        <w:t xml:space="preserve">Cirujano</w:t>
+      </w:r>
+      <w:r>
+        <w:t xml:space="preserve"> (precargado con el nombre de la cuenta; el «Dr.» lo pone la lámina), </w:t>
+      </w:r>
+      <w:r>
+        <w:rPr>
+          <w:b/>
+          <w:bCs/>
+        </w:rPr>
+        <w:t xml:space="preserve">fractura</w:t>
+      </w:r>
+      <w:r>
+        <w:t xml:space="preserve"> (autocompletada con el hueso y la clasificación del caso), </w:t>
+      </w:r>
+      <w:r>
+        <w:rPr>
+          <w:b/>
+          <w:bCs/>
+        </w:rPr>
+        <w:t xml:space="preserve">intervención</w:t>
+      </w:r>
+      <w:r>
+        <w:t xml:space="preserve"> (propuesta según lo usado, por ejemplo «Reducción abierta y osteosíntesis con placa DCP 4,5 mm y 6 tornillos»; se corrige o se elige una frase de la lista) y, si se quiere, el equipo.</w:t>
+      </w:r>
+    </w:p>
+    <w:p>
+      <w:pPr>
+        <w:pStyle w:val="ListParagraph"/>
+        <w:numPr>
+          <w:ilvl w:val="0"/>
+          <w:numId w:val="4"/>
+        </w:numPr>
+        <w:spacing w:after="90" w:line="280"/>
+      </w:pPr>
+      <w:r>
+        <w:rPr>
+          <w:b/>
+          <w:bCs/>
+        </w:rPr>
+        <w:t xml:space="preserve">La lámina.</w:t>
+      </w:r>
+      <w:r>
+        <w:t xml:space="preserve"> «Descargar lámina (PNG)» baja una imagen de </w:t>
+      </w:r>
+      <w:r>
+        <w:rPr>
+          <w:b/>
+          <w:bCs/>
+        </w:rPr>
+        <w:t xml:space="preserve">1920 × 1080 con fondo negro</w:t>
+      </w:r>
+      <w:r>
+        <w:t xml:space="preserve">: el caso, el diagnóstico, la intervención, el cirujano, la fecha, el logotipo de TraumaHub y las radiografías. </w:t>
+      </w:r>
+      <w:r>
+        <w:rPr>
+          <w:b/>
+          <w:bCs/>
+        </w:rPr>
+        <w:t xml:space="preserve">No lleva los insumos ni el puntaje.</w:t>
+      </w:r>
+      <w:r>
+        <w:t xml:space="preserve"> Pensada para la diapositiva de la reunión clínica.</w:t>
+      </w:r>
+    </w:p>
+    <w:p>
+      <w:pPr>
+        <w:pStyle w:val="ListParagraph"/>
+        <w:numPr>
+          <w:ilvl w:val="0"/>
+          <w:numId w:val="4"/>
+        </w:numPr>
+        <w:spacing w:after="90" w:line="280"/>
+      </w:pPr>
+      <w:r>
+        <w:rPr>
+          <w:b/>
+          <w:bCs/>
+        </w:rPr>
+        <w:t xml:space="preserve">Dentro del archivo.</w:t>
+      </w:r>
+      <w:r>
+        <w:t xml:space="preserve"> Los mismos datos (autor, título, descripción, fecha) van como metadatos del PNG, de modo que acompañan a la imagen aunque se renombre. Los datos escritos se guardan con el recorrido —no la imagen—; así se podrá contar más adelante cuántas cirugías hizo cada estudiante.</w:t>
+      </w:r>
+    </w:p>
+    <w:p>
+      <w:pPr>
+        <w:pStyle w:val="Heading2"/>
+      </w:pPr>
+      <w:r>
+        <w:t xml:space="preserve">13.11 Lo que conviene saber al editar</w:t>
+      </w:r>
+    </w:p>
+    <w:p>
+      <w:pPr>
+        <w:pStyle w:val="ListParagraph"/>
+        <w:numPr>
+          <w:ilvl w:val="0"/>
+          <w:numId w:val="4"/>
+        </w:numPr>
+        <w:spacing w:after="90" w:line="280"/>
+      </w:pPr>
+      <w:r>
+        <w:t xml:space="preserve">Los campos nuevos del instrumento («Orificios de la placa», «Largo del tornillo (mm)», «Tipo de tornillo») y del paso («La fijación tiene que comprimir la fractura») son </w:t>
+      </w:r>
+      <w:r>
+        <w:rPr>
+          <w:b/>
+          <w:bCs/>
+        </w:rPr>
+        <w:t xml:space="preserve">opcionales</w:t>
+      </w:r>
+      <w:r>
+        <w:t xml:space="preserve">: sin escribirlos, todo funciona como antes.</w:t>
+      </w:r>
+    </w:p>
+    <w:p>
+      <w:pPr>
+        <w:pStyle w:val="ListParagraph"/>
+        <w:numPr>
+          <w:ilvl w:val="0"/>
+          <w:numId w:val="4"/>
+        </w:numPr>
+        <w:spacing w:after="90" w:line="280"/>
+      </w:pPr>
+      <w:r>
+        <w:t xml:space="preserve">Si la pantalla del lienzo se queda en blanco, la plataforma ahora recupera el contexto gráfico o vuelve a montar la escena y lo dice, en vez de quedarse muda.</w:t>
+      </w:r>
+    </w:p>
+    <w:p>
+      <w:pPr>
+        <w:pStyle w:val="ListParagraph"/>
+        <w:numPr>
+          <w:ilvl w:val="0"/>
+          <w:numId w:val="4"/>
+        </w:numPr>
+        <w:spacing w:after="90" w:line="280"/>
+      </w:pPr>
+      <w:r>
+        <w:t xml:space="preserve">Los tornillos largos, la broca que se pasa de la cortical y la fijación sin compresión (si el paso la exige) son complicaciones que se registran en «Su recorrido anterior».</w:t>
+      </w:r>
+    </w:p>
+    <w:p>
+      <w:pPr>
+        <w:spacing w:after="120" w:line="288"/>
+      </w:pPr>
+      <w:r>
+        <w:t xml:space="preserve">Este capítulo describe la plataforma al 21 de octubre de 2026. Si una pantalla es distinta de lo que aquí se dice, avise para actualizar el manual.</w:t>
+      </w:r>
+    </w:p>
+    <w:p>
+      <w:pPr>
+        <w:pStyle w:val="Heading1"/>
+        <w:pageBreakBefore/>
+      </w:pPr>
       <w:bookmarkStart w:name="anexo" w:id="13"/>
       <w:r>
         <w:t xml:space="preserve">Anexos</w:t>
@@ -22446,7 +24011,7 @@
         <w:sz w:val="17"/>
         <w:szCs w:val="17"/>
       </w:rPr>
-      <w:t xml:space="preserve">Versión 1.3 · octubre de 2026</w:t>
+      <w:t xml:space="preserve">Versión 1.4 · octubre de 2026</w:t>
     </w:r>
     <w:r>
       <w:rPr>
@@ -22523,6 +24088,49 @@
         <w:tab w:val="right" w:pos="9360"/>
       </w:tabs>
     </w:pPr>
+    <w:r>
+      <w:rPr>
+        <w:noProof/>
+      </w:rPr>
+      <w:drawing>
+        <wp:inline distT="0" distB="0" distL="0" distR="0">
+          <wp:extent cx="357500" cy="260000"/>
+          <wp:effectExtent t="0" r="0" b="0" l="0"/>
+          <wp:docPr id="9902" name="logo-traumahub" descr="Logotipo de TraumaHub"/>
+          <wp:cNvGraphicFramePr>
+            <a:graphicFrameLocks xmlns:a="http://schemas.openxmlformats.org/drawingml/2006/main" noChangeAspect="1"/>
+          </wp:cNvGraphicFramePr>
+          <a:graphic xmlns:a="http://schemas.openxmlformats.org/drawingml/2006/main">
+            <a:graphicData uri="http://schemas.openxmlformats.org/drawingml/2006/picture">
+              <pic:pic xmlns:pic="http://schemas.openxmlformats.org/drawingml/2006/picture">
+                <pic:nvPicPr>
+                  <pic:cNvPr id="0" name="logo"/>
+                  <pic:cNvPicPr/>
+                </pic:nvPicPr>
+                <pic:blipFill>
+                  <a:blip r:embed="rId1"/>
+                  <a:stretch>
+                    <a:fillRect/>
+                  </a:stretch>
+                </pic:blipFill>
+                <pic:spPr>
+                  <a:xfrm>
+                    <a:off x="0" y="0"/>
+                    <a:ext cx="357500" cy="260000"/>
+                  </a:xfrm>
+                  <a:prstGeom prst="rect">
+                    <a:avLst/>
+                  </a:prstGeom>
+                </pic:spPr>
+              </pic:pic>
+            </a:graphicData>
+          </a:graphic>
+        </wp:inline>
+      </w:drawing>
+    </w:r>
+    <w:r>
+      <w:t xml:space="preserve"> </w:t>
+    </w:r>
     <w:r>
       <w:rPr>
         <w:b/>

--- a/docs/MANUAL-DEL-SIMULADOR-QUIRURGICO.docx
+++ b/docs/MANUAL-DEL-SIMULADOR-QUIRURGICO.docx
@@ -21464,7 +21464,175 @@
         <w:pStyle w:val="Heading2"/>
       </w:pPr>
       <w:r>
-        <w:t xml:space="preserve">13.11 Lo que conviene saber al editar</w:t>
+        <w:t xml:space="preserve">13.11 Opciones de la herramienta, anchos y pantalla en blanco</w:t>
+      </w:r>
+    </w:p>
+    <w:p>
+      <w:pPr>
+        <w:pStyle w:val="ListParagraph"/>
+        <w:numPr>
+          <w:ilvl w:val="0"/>
+          <w:numId w:val="4"/>
+        </w:numPr>
+        <w:spacing w:after="90" w:line="280"/>
+      </w:pPr>
+      <w:r>
+        <w:rPr>
+          <w:b/>
+          <w:bCs/>
+        </w:rPr>
+        <w:t xml:space="preserve">Las opciones de la herramienta, a la izquierda del lienzo.</w:t>
+      </w:r>
+      <w:r>
+        <w:t xml:space="preserve"> Al coger un instrumento se despliega a la izquierda del lienzo un recuadro del mismo tamaño y con el mismo comportamiento que la ficha de «Seleccionar estructura» (que va a la derecha). Lleva el modelo y su previsualización, el modo de uso, todo lo que se configura con esa herramienta (potencia, apertura, diámetro y largo del tornillo, broca, medidor…), «Soltar» y, en el editor, «Es el correcto en este paso». En una pantalla estrecha (menos de 1000 px) flota sobre el lienzo. La columna derecha queda para la bandeja.</w:t>
+      </w:r>
+    </w:p>
+    <w:p>
+      <w:pPr>
+        <w:pStyle w:val="ListParagraph"/>
+        <w:numPr>
+          <w:ilvl w:val="0"/>
+          <w:numId w:val="4"/>
+        </w:numPr>
+        <w:spacing w:after="90" w:line="280"/>
+      </w:pPr>
+      <w:r>
+        <w:rPr>
+          <w:b/>
+          <w:bCs/>
+        </w:rPr>
+        <w:t xml:space="preserve">Anchos que se arrastran.</w:t>
+      </w:r>
+      <w:r>
+        <w:t xml:space="preserve"> Las dos columnas de los lados y los recuadros junto al lienzo (el de la herramienta y el de la estructura) se ensanchan o se angostan </w:t>
+      </w:r>
+      <w:r>
+        <w:rPr>
+          <w:b/>
+          <w:bCs/>
+        </w:rPr>
+        <w:t xml:space="preserve">arrastrando su borde con el ratón</w:t>
+      </w:r>
+      <w:r>
+        <w:t xml:space="preserve">. Con el teclado, las flechas ← → mueven de 16 en 16 px, y un doble clic devuelve el ancho de origen. El navegador recuerda cómo se dejaron.</w:t>
+      </w:r>
+    </w:p>
+    <w:p>
+      <w:pPr>
+        <w:pStyle w:val="ListParagraph"/>
+        <w:numPr>
+          <w:ilvl w:val="0"/>
+          <w:numId w:val="4"/>
+        </w:numPr>
+        <w:spacing w:after="90" w:line="280"/>
+      </w:pPr>
+      <w:r>
+        <w:rPr>
+          <w:b/>
+          <w:bCs/>
+        </w:rPr>
+        <w:t xml:space="preserve">La posición del paciente</w:t>
+      </w:r>
+      <w:r>
+        <w:t xml:space="preserve"> («De pie», «Supino», «Prono») está arriba a la derecha, en la misma fila que los modos («Orbitar», «Trazar»…). «Giro libre» y el giro de 90° siguen en la columna izquierda.</w:t>
+      </w:r>
+    </w:p>
+    <w:p>
+      <w:pPr>
+        <w:pStyle w:val="ListParagraph"/>
+        <w:numPr>
+          <w:ilvl w:val="0"/>
+          <w:numId w:val="4"/>
+        </w:numPr>
+        <w:spacing w:after="90" w:line="280"/>
+      </w:pPr>
+      <w:r>
+        <w:rPr>
+          <w:b/>
+          <w:bCs/>
+        </w:rPr>
+        <w:t xml:space="preserve">Señalar (solo para el editor).</w:t>
+      </w:r>
+      <w:r>
+        <w:t xml:space="preserve"> El modo «Señalar» sirve para </w:t>
+      </w:r>
+      <w:r>
+        <w:rPr>
+          <w:b/>
+          <w:bCs/>
+        </w:rPr>
+        <w:t xml:space="preserve">declarar las piezas del caso</w:t>
+      </w:r>
+      <w:r>
+        <w:t xml:space="preserve">: un clic en un trozo del modelo lo añade a la pestaña «Piezas» con su nombre exacto. El residente no lo tiene.</w:t>
+      </w:r>
+    </w:p>
+    <w:p>
+      <w:pPr>
+        <w:pStyle w:val="ListParagraph"/>
+        <w:numPr>
+          <w:ilvl w:val="0"/>
+          <w:numId w:val="4"/>
+        </w:numPr>
+        <w:spacing w:after="90" w:line="280"/>
+      </w:pPr>
+      <w:r>
+        <w:rPr>
+          <w:b/>
+          <w:bCs/>
+        </w:rPr>
+        <w:t xml:space="preserve">Más margen contra la pantalla en blanco.</w:t>
+      </w:r>
+      <w:r>
+        <w:t xml:space="preserve"> Si el navegador le quita a la página el contexto gráfico, la consola espera </w:t>
+      </w:r>
+      <w:r>
+        <w:rPr>
+          <w:b/>
+          <w:bCs/>
+        </w:rPr>
+        <w:t xml:space="preserve">12 segundos</w:t>
+      </w:r>
+      <w:r>
+        <w:t xml:space="preserve"> (antes 3) antes de ofrecer «Recuperar la vista» y, si en </w:t>
+      </w:r>
+      <w:r>
+        <w:rPr>
+          <w:b/>
+          <w:bCs/>
+        </w:rPr>
+        <w:t xml:space="preserve">30 segundos</w:t>
+      </w:r>
+      <w:r>
+        <w:t xml:space="preserve"> no vuelve, </w:t>
+      </w:r>
+      <w:r>
+        <w:rPr>
+          <w:b/>
+          <w:bCs/>
+        </w:rPr>
+        <w:t xml:space="preserve">monta el lienzo de nuevo sola</w:t>
+      </w:r>
+      <w:r>
+        <w:t xml:space="preserve">, sin tocar el caso, los pasos ni el puntaje. Tras una pérdida el lienzo vuelve con menos detalle (primero menor resolución, a la segunda sin suavizado de bordes) y el dibujo nunca pasa de 4 millones de píxeles. El tope de 5 MB de los modelos 3D </w:t>
+      </w:r>
+      <w:r>
+        <w:rPr>
+          <w:b/>
+          <w:bCs/>
+        </w:rPr>
+        <w:t xml:space="preserve">no se subió</w:t>
+      </w:r>
+      <w:r>
+        <w:t xml:space="preserve">, a propósito: un modelo más pesado gasta más memoria de la tarjeta gráfica y empeora el blanco que se quiere evitar.</w:t>
+      </w:r>
+    </w:p>
+    <w:p>
+      <w:pPr>
+        <w:pStyle w:val="Heading2"/>
+      </w:pPr>
+      <w:r>
+        <w:t xml:space="preserve">13.12 Lo que conviene saber al editar</w:t>
       </w:r>
     </w:p>
     <w:p>

--- a/docs/MANUAL-DEL-SIMULADOR-QUIRURGICO.docx
+++ b/docs/MANUAL-DEL-SIMULADOR-QUIRURGICO.docx
@@ -21581,6 +21581,36 @@
           <w:b/>
           <w:bCs/>
         </w:rPr>
+        <w:t xml:space="preserve">El aviso de lo que acaba de pasar</w:t>
+      </w:r>
+      <w:r>
+        <w:t xml:space="preserve"> (un acierto, un error, una complicación) sale </w:t>
+      </w:r>
+      <w:r>
+        <w:rPr>
+          <w:b/>
+          <w:bCs/>
+        </w:rPr>
+        <w:t xml:space="preserve">a la derecha del recuadro de la herramienta</w:t>
+      </w:r>
+      <w:r>
+        <w:t xml:space="preserve">, sobre el lienzo y bajo su barra, y ya no abajo en la columna derecha. Se cierra con su ✕ y lo reemplaza el siguiente; el registro completo sigue en el pie.</w:t>
+      </w:r>
+    </w:p>
+    <w:p>
+      <w:pPr>
+        <w:pStyle w:val="ListParagraph"/>
+        <w:numPr>
+          <w:ilvl w:val="0"/>
+          <w:numId w:val="4"/>
+        </w:numPr>
+        <w:spacing w:after="90" w:line="280"/>
+      </w:pPr>
+      <w:r>
+        <w:rPr>
+          <w:b/>
+          <w:bCs/>
+        </w:rPr>
         <w:t xml:space="preserve">Más margen contra la pantalla en blanco.</w:t>
       </w:r>
       <w:r>
@@ -21614,17 +21644,17 @@
         <w:t xml:space="preserve">monta el lienzo de nuevo sola</w:t>
       </w:r>
       <w:r>
-        <w:t xml:space="preserve">, sin tocar el caso, los pasos ni el puntaje. Tras una pérdida el lienzo vuelve con menos detalle (primero menor resolución, a la segunda sin suavizado de bordes) y el dibujo nunca pasa de 4 millones de píxeles. El tope de 5 MB de los modelos 3D </w:t>
-      </w:r>
-      <w:r>
-        <w:rPr>
-          <w:b/>
-          <w:bCs/>
-        </w:rPr>
-        <w:t xml:space="preserve">no se subió</w:t>
-      </w:r>
-      <w:r>
-        <w:t xml:space="preserve">, a propósito: un modelo más pesado gasta más memoria de la tarjeta gráfica y empeora el blanco que se quiere evitar.</w:t>
+        <w:t xml:space="preserve">, sin tocar el caso, los pasos ni el puntaje. El primer montaje pide todo lo que la pantalla da (hasta 3× la densidad, hasta 16 millones de píxeles); solo tras una pérdida baja el detalle. </w:t>
+      </w:r>
+      <w:r>
+        <w:rPr>
+          <w:b/>
+          <w:bCs/>
+        </w:rPr>
+        <w:t xml:space="preserve">Los modelos 3D pueden pesar hasta 20 MB</w:t>
+      </w:r>
+      <w:r>
+        <w:t xml:space="preserve"> (antes 5), pensando en equipos holgados y casos con muchos instrumentos; en un equipo modesto un modelo así puede tardar o no abrir.</w:t>
       </w:r>
     </w:p>
     <w:p>

--- a/docs/MANUAL-DEL-SIMULADOR-QUIRURGICO.docx
+++ b/docs/MANUAL-DEL-SIMULADOR-QUIRURGICO.docx
@@ -21662,7 +21662,186 @@
         <w:pStyle w:val="Heading2"/>
       </w:pPr>
       <w:r>
-        <w:t xml:space="preserve">13.12 Lo que conviene saber al editar</w:t>
+        <w:t xml:space="preserve">13.12 Modelar una placa fuera del hueso</w:t>
+      </w:r>
+    </w:p>
+    <w:p>
+      <w:pPr>
+        <w:spacing w:after="120" w:line="288"/>
+      </w:pPr>
+      <w:r>
+        <w:t xml:space="preserve">Una placa se puede </w:t>
+      </w:r>
+      <w:r>
+        <w:rPr>
+          <w:b/>
+          <w:bCs/>
+        </w:rPr>
+        <w:t xml:space="preserve">doblar y torcer antes de ponerla en el hueso</w:t>
+      </w:r>
+      <w:r>
+        <w:t xml:space="preserve">, como en pabellón. Con una placa en la mano, el botón </w:t>
+      </w:r>
+      <w:r>
+        <w:rPr>
+          <w:b/>
+          <w:bCs/>
+        </w:rPr>
+        <w:t xml:space="preserve">«Llevar a la mesa de modelado»</w:t>
+      </w:r>
+      <w:r>
+        <w:t xml:space="preserve"> deja una copia suelta a un costado del modelo, de cara a quien mira. Se mueve </w:t>
+      </w:r>
+      <w:r>
+        <w:rPr>
+          <w:b/>
+          <w:bCs/>
+        </w:rPr>
+        <w:t xml:space="preserve">arrastrándola</w:t>
+      </w:r>
+      <w:r>
+        <w:t xml:space="preserve">, y «15°» (a un lado y a otro) y «Voltear» la giran.</w:t>
+      </w:r>
+    </w:p>
+    <w:p>
+      <w:pPr>
+        <w:pStyle w:val="ListParagraph"/>
+        <w:numPr>
+          <w:ilvl w:val="0"/>
+          <w:numId w:val="4"/>
+        </w:numPr>
+        <w:spacing w:after="90" w:line="280"/>
+      </w:pPr>
+      <w:r>
+        <w:rPr>
+          <w:b/>
+          <w:bCs/>
+        </w:rPr>
+        <w:t xml:space="preserve">Alicate de doblado de tres puntos</w:t>
+      </w:r>
+      <w:r>
+        <w:t xml:space="preserve"> y </w:t>
+      </w:r>
+      <w:r>
+        <w:rPr>
+          <w:b/>
+          <w:bCs/>
+        </w:rPr>
+        <w:t xml:space="preserve">grifa de torsión</w:t>
+      </w:r>
+      <w:r>
+        <w:t xml:space="preserve"> (en «Modelado de placas»): se coge la herramienta, se hace </w:t>
+      </w:r>
+      <w:r>
+        <w:rPr>
+          <w:b/>
+          <w:bCs/>
+        </w:rPr>
+        <w:t xml:space="preserve">clic sobre la placa</w:t>
+      </w:r>
+      <w:r>
+        <w:t xml:space="preserve"> donde se quiere actuar —una raya naranja marca el sitio— y la </w:t>
+      </w:r>
+      <w:r>
+        <w:rPr>
+          <w:b/>
+          <w:bCs/>
+        </w:rPr>
+        <w:t xml:space="preserve">rueda del ratón</w:t>
+      </w:r>
+      <w:r>
+        <w:t xml:space="preserve"> dobla un grado por muesca (con Mayúsculas, una quinta parte). También hay botones de −5°, −1°, +1° y +5°. La grifa además tuerce.</w:t>
+      </w:r>
+    </w:p>
+    <w:p>
+      <w:pPr>
+        <w:pStyle w:val="ListParagraph"/>
+        <w:numPr>
+          <w:ilvl w:val="0"/>
+          <w:numId w:val="4"/>
+        </w:numPr>
+        <w:spacing w:after="90" w:line="280"/>
+      </w:pPr>
+      <w:r>
+        <w:t xml:space="preserve">La malla se deforma de verdad, y el recuadro dice cómo va: «2 dobleces · flexión total 25° · flecha 3,2 mm». «Deshacer el último» quita el último doblez.</w:t>
+      </w:r>
+    </w:p>
+    <w:p>
+      <w:pPr>
+        <w:pStyle w:val="ListParagraph"/>
+        <w:numPr>
+          <w:ilvl w:val="0"/>
+          <w:numId w:val="4"/>
+        </w:numPr>
+        <w:spacing w:after="90" w:line="280"/>
+      </w:pPr>
+      <w:r>
+        <w:rPr>
+          <w:b/>
+          <w:bCs/>
+        </w:rPr>
+        <w:t xml:space="preserve">Reglas:</w:t>
+      </w:r>
+      <w:r>
+        <w:t xml:space="preserve"> no se dobla sobre un orificio (lo deforma y, en una placa LCP, estropea la rosca del bloqueo); un sitio no cede más de 45° y la placa entera no pasa de 120°; doblar de ida y vuelta en el mismo sitio fatiga el metal. Son una propuesta que el traumatólogo debe revisar.</w:t>
+      </w:r>
+    </w:p>
+    <w:p>
+      <w:pPr>
+        <w:pStyle w:val="ListParagraph"/>
+        <w:numPr>
+          <w:ilvl w:val="0"/>
+          <w:numId w:val="4"/>
+        </w:numPr>
+        <w:spacing w:after="90" w:line="280"/>
+      </w:pPr>
+      <w:r>
+        <w:rPr>
+          <w:b/>
+          <w:bCs/>
+        </w:rPr>
+        <w:t xml:space="preserve">«Llevar al hueso»</w:t>
+      </w:r>
+      <w:r>
+        <w:t xml:space="preserve"> coge la placa de nuevo; al picar sobre el hueso </w:t>
+      </w:r>
+      <w:r>
+        <w:rPr>
+          <w:b/>
+          <w:bCs/>
+        </w:rPr>
+        <w:t xml:space="preserve">se apoya con la forma que se le dio</w:t>
+      </w:r>
+      <w:r>
+        <w:t xml:space="preserve">: sus agujeros quedan donde los dejó el doblez y la separación al hueso se mide con ellos. La placa sale de la mesa.</w:t>
+      </w:r>
+    </w:p>
+    <w:p>
+      <w:pPr>
+        <w:pStyle w:val="ListParagraph"/>
+        <w:numPr>
+          <w:ilvl w:val="0"/>
+          <w:numId w:val="4"/>
+        </w:numPr>
+        <w:spacing w:after="90" w:line="280"/>
+      </w:pPr>
+      <w:r>
+        <w:rPr>
+          <w:b/>
+          <w:bCs/>
+        </w:rPr>
+        <w:t xml:space="preserve">Todavía no:</w:t>
+      </w:r>
+      <w:r>
+        <w:t xml:space="preserve"> la plantilla maleable de aluminio no copia aún el contorno del hueso, y no se avisa si la placa doblada se cruza con el hueso.</w:t>
+      </w:r>
+    </w:p>
+    <w:p>
+      <w:pPr>
+        <w:pStyle w:val="Heading2"/>
+      </w:pPr>
+      <w:r>
+        <w:t xml:space="preserve">13.13 Lo que conviene saber al editar</w:t>
       </w:r>
     </w:p>
     <w:p>

--- a/docs/MANUAL-DEL-SIMULADOR-QUIRURGICO.docx
+++ b/docs/MANUAL-DEL-SIMULADOR-QUIRURGICO.docx
@@ -21841,7 +21841,139 @@
         <w:pStyle w:val="Heading2"/>
       </w:pPr>
       <w:r>
-        <w:t xml:space="preserve">13.13 Lo que conviene saber al editar</w:t>
+        <w:t xml:space="preserve">13.13 Despegar el periostio</w:t>
+      </w:r>
+    </w:p>
+    <w:p>
+      <w:pPr>
+        <w:spacing w:after="120" w:line="288"/>
+      </w:pPr>
+      <w:r>
+        <w:t xml:space="preserve">El </w:t>
+      </w:r>
+      <w:r>
+        <w:rPr>
+          <w:b/>
+          <w:bCs/>
+        </w:rPr>
+        <w:t xml:space="preserve">elevador de Freer</w:t>
+      </w:r>
+      <w:r>
+        <w:t xml:space="preserve"> (hojas de 3 y 5 mm), el </w:t>
+      </w:r>
+      <w:r>
+        <w:rPr>
+          <w:b/>
+          <w:bCs/>
+        </w:rPr>
+        <w:t xml:space="preserve">periostótomo AO / Lambotte</w:t>
+      </w:r>
+      <w:r>
+        <w:t xml:space="preserve"> (6 y 14 mm) y el </w:t>
+      </w:r>
+      <w:r>
+        <w:rPr>
+          <w:b/>
+          <w:bCs/>
+        </w:rPr>
+        <w:t xml:space="preserve">periostótomo de Farabeuf</w:t>
+      </w:r>
+      <w:r>
+        <w:t xml:space="preserve"> (11 y 15 mm) despegan el periostio de la cortical, como se hace antes de apoyar una placa. Al cogerlos el modo pasa a </w:t>
+      </w:r>
+      <w:r>
+        <w:rPr>
+          <w:b/>
+          <w:bCs/>
+        </w:rPr>
+        <w:t xml:space="preserve">«Elevar»</w:t>
+      </w:r>
+      <w:r>
+        <w:t xml:space="preserve">.</w:t>
+      </w:r>
+    </w:p>
+    <w:p>
+      <w:pPr>
+        <w:pStyle w:val="ListParagraph"/>
+        <w:numPr>
+          <w:ilvl w:val="0"/>
+          <w:numId w:val="4"/>
+        </w:numPr>
+        <w:spacing w:after="90" w:line="280"/>
+      </w:pPr>
+      <w:r>
+        <w:t xml:space="preserve">Se elige la </w:t>
+      </w:r>
+      <w:r>
+        <w:rPr>
+          <w:b/>
+          <w:bCs/>
+        </w:rPr>
+        <w:t xml:space="preserve">hoja</w:t>
+      </w:r>
+      <w:r>
+        <w:t xml:space="preserve"> en el recuadro, se </w:t>
+      </w:r>
+      <w:r>
+        <w:rPr>
+          <w:b/>
+          <w:bCs/>
+        </w:rPr>
+        <w:t xml:space="preserve">mantiene pulsado y se arrastra sobre el hueso</w:t>
+      </w:r>
+      <w:r>
+        <w:t xml:space="preserve">, y queda una franja clara —del ancho de la hoja— donde el hueso ya no tiene periostio. Para verla hay que apagar la capa «Músculo».</w:t>
+      </w:r>
+    </w:p>
+    <w:p>
+      <w:pPr>
+        <w:pStyle w:val="ListParagraph"/>
+        <w:numPr>
+          <w:ilvl w:val="0"/>
+          <w:numId w:val="4"/>
+        </w:numPr>
+        <w:spacing w:after="90" w:line="280"/>
+      </w:pPr>
+      <w:r>
+        <w:t xml:space="preserve">El recuadro dice cuánto se despegó («Expuesto: unos 390 mm²»); </w:t>
+      </w:r>
+      <w:r>
+        <w:rPr>
+          <w:b/>
+          <w:bCs/>
+        </w:rPr>
+        <w:t xml:space="preserve">«Volver a cubrir el hueso»</w:t>
+      </w:r>
+      <w:r>
+        <w:t xml:space="preserve"> lo borra.</w:t>
+      </w:r>
+    </w:p>
+    <w:p>
+      <w:pPr>
+        <w:pStyle w:val="ListParagraph"/>
+        <w:numPr>
+          <w:ilvl w:val="0"/>
+          <w:numId w:val="4"/>
+        </w:numPr>
+        <w:spacing w:after="90" w:line="280"/>
+      </w:pPr>
+      <w:r>
+        <w:rPr>
+          <w:b/>
+          <w:bCs/>
+        </w:rPr>
+        <w:t xml:space="preserve">Al fijar la placa</w:t>
+      </w:r>
+      <w:r>
+        <w:t xml:space="preserve">, la consola avisa si no se despegó nada, qué agujeros caen sobre periostio sin despegar y si se despegó de más (sobre unos 2.500 mm² el hueso empieza a perder irrigación). Es un consejo, no una traba. Las cifras son una propuesta que el traumatólogo debe revisar.</w:t>
+      </w:r>
+    </w:p>
+    <w:p>
+      <w:pPr>
+        <w:pStyle w:val="Heading2"/>
+      </w:pPr>
+      <w:r>
+        <w:t xml:space="preserve">13.14 Lo que conviene saber al editar</w:t>
       </w:r>
     </w:p>
     <w:p>

--- a/docs/MANUAL-DEL-SIMULADOR-QUIRURGICO.docx
+++ b/docs/MANUAL-DEL-SIMULADOR-QUIRURGICO.docx
@@ -21973,7 +21973,122 @@
         <w:pStyle w:val="Heading2"/>
       </w:pPr>
       <w:r>
-        <w:t xml:space="preserve">13.14 Lo que conviene saber al editar</w:t>
+        <w:t xml:space="preserve">13.14 La aguja de Kirschner</w:t>
+      </w:r>
+    </w:p>
+    <w:p>
+      <w:pPr>
+        <w:spacing w:after="120" w:line="288"/>
+      </w:pPr>
+      <w:r>
+        <w:t xml:space="preserve">La </w:t>
+      </w:r>
+      <w:r>
+        <w:rPr>
+          <w:b/>
+          <w:bCs/>
+        </w:rPr>
+        <w:t xml:space="preserve">aguja de Kirschner</w:t>
+      </w:r>
+      <w:r>
+        <w:t xml:space="preserve"> (1,6 mm) se clava con el motor y, a diferencia de una broca, </w:t>
+      </w:r>
+      <w:r>
+        <w:rPr>
+          <w:b/>
+          <w:bCs/>
+        </w:rPr>
+        <w:t xml:space="preserve">se queda puesta</w:t>
+      </w:r>
+      <w:r>
+        <w:t xml:space="preserve">: al «Retirar» el motor, la aguja sigue clavada, se ve en la escena y en la fluoroscopia y asoma por fuera del hueso.</w:t>
+      </w:r>
+    </w:p>
+    <w:p>
+      <w:pPr>
+        <w:pStyle w:val="ListParagraph"/>
+        <w:numPr>
+          <w:ilvl w:val="0"/>
+          <w:numId w:val="4"/>
+        </w:numPr>
+        <w:spacing w:after="90" w:line="280"/>
+      </w:pPr>
+      <w:r>
+        <w:t xml:space="preserve">Se apunta al hueso, se </w:t>
+      </w:r>
+      <w:r>
+        <w:rPr>
+          <w:b/>
+          <w:bCs/>
+        </w:rPr>
+        <w:t xml:space="preserve">mantiene pulsado</w:t>
+      </w:r>
+      <w:r>
+        <w:t xml:space="preserve"> y avanza. El recuadro de la herramienta lista cada aguja («Aguja 2 · 26,5 mm · bicortical · asoma 123 mm»).</w:t>
+      </w:r>
+    </w:p>
+    <w:p>
+      <w:pPr>
+        <w:pStyle w:val="ListParagraph"/>
+        <w:numPr>
+          <w:ilvl w:val="0"/>
+          <w:numId w:val="4"/>
+        </w:numPr>
+        <w:spacing w:after="90" w:line="280"/>
+      </w:pPr>
+      <w:r>
+        <w:t xml:space="preserve">Avisa si </w:t>
+      </w:r>
+      <w:r>
+        <w:rPr>
+          <w:b/>
+          <w:bCs/>
+        </w:rPr>
+        <w:t xml:space="preserve">quedó en la cortical cercana</w:t>
+      </w:r>
+      <w:r>
+        <w:t xml:space="preserve"> (sujeta poco) o si </w:t>
+      </w:r>
+      <w:r>
+        <w:rPr>
+          <w:b/>
+          <w:bCs/>
+        </w:rPr>
+        <w:t xml:space="preserve">se pasó más de 3 mm de la cortical opuesta</w:t>
+      </w:r>
+      <w:r>
+        <w:t xml:space="preserve"> (riesgo para vasos y nervios). Las cifras son una propuesta que el traumatólogo debe revisar.</w:t>
+      </w:r>
+    </w:p>
+    <w:p>
+      <w:pPr>
+        <w:pStyle w:val="ListParagraph"/>
+        <w:numPr>
+          <w:ilvl w:val="0"/>
+          <w:numId w:val="4"/>
+        </w:numPr>
+        <w:spacing w:after="90" w:line="280"/>
+      </w:pPr>
+      <w:r>
+        <w:t xml:space="preserve">Caben hasta 6 a la vez. </w:t>
+      </w:r>
+      <w:r>
+        <w:rPr>
+          <w:b/>
+          <w:bCs/>
+        </w:rPr>
+        <w:t xml:space="preserve">«Quitar las agujas»</w:t>
+      </w:r>
+      <w:r>
+        <w:t xml:space="preserve"> las retira todas, igual que «Reiniciar el caso».</w:t>
+      </w:r>
+    </w:p>
+    <w:p>
+      <w:pPr>
+        <w:pStyle w:val="Heading2"/>
+      </w:pPr>
+      <w:r>
+        <w:t xml:space="preserve">13.15 Lo que conviene saber al editar</w:t>
       </w:r>
     </w:p>
     <w:p>

--- a/docs/MANUAL-DEL-SIMULADOR-QUIRURGICO.docx
+++ b/docs/MANUAL-DEL-SIMULADOR-QUIRURGICO.docx
@@ -22088,7 +22088,186 @@
         <w:pStyle w:val="Heading2"/>
       </w:pPr>
       <w:r>
-        <w:t xml:space="preserve">13.15 Lo que conviene saber al editar</w:t>
+        <w:t xml:space="preserve">13.15 El enclavado endomedular, paso a paso</w:t>
+      </w:r>
+    </w:p>
+    <w:p>
+      <w:pPr>
+        <w:spacing w:after="120" w:line="288"/>
+      </w:pPr>
+      <w:r>
+        <w:t xml:space="preserve">Las herramientas del grupo </w:t>
+      </w:r>
+      <w:r>
+        <w:rPr>
+          <w:b/>
+          <w:bCs/>
+        </w:rPr>
+        <w:t xml:space="preserve">Enclavado endomedular</w:t>
+      </w:r>
+      <w:r>
+        <w:t xml:space="preserve"> (punzón iniciador, guía de punta de oliva, dedo reductor, fresa canulada y tubo de intercambio) llevan el modo </w:t>
+      </w:r>
+      <w:r>
+        <w:rPr>
+          <w:b/>
+          <w:bCs/>
+        </w:rPr>
+        <w:t xml:space="preserve">«Enclavar»</w:t>
+      </w:r>
+      <w:r>
+        <w:t xml:space="preserve"> y se usan </w:t>
+      </w:r>
+      <w:r>
+        <w:rPr>
+          <w:b/>
+          <w:bCs/>
+        </w:rPr>
+        <w:t xml:space="preserve">en orden</w:t>
+      </w:r>
+      <w:r>
+        <w:t xml:space="preserve">.</w:t>
+      </w:r>
+    </w:p>
+    <w:p>
+      <w:pPr>
+        <w:pStyle w:val="ListParagraph"/>
+        <w:numPr>
+          <w:ilvl w:val="0"/>
+          <w:numId w:val="4"/>
+        </w:numPr>
+        <w:spacing w:after="90" w:line="280"/>
+      </w:pPr>
+      <w:r>
+        <w:rPr>
+          <w:b/>
+          <w:bCs/>
+        </w:rPr>
+        <w:t xml:space="preserve">Entrada</w:t>
+      </w:r>
+      <w:r>
+        <w:t xml:space="preserve">: con el punzón, un clic sobre el extremo proximal del hueso, por delante. Aro verde si sirve (hasta unos 25 mm del extremo y en línea con el canal); naranja si no: se corrige con otro clic.</w:t>
+      </w:r>
+    </w:p>
+    <w:p>
+      <w:pPr>
+        <w:pStyle w:val="ListParagraph"/>
+        <w:numPr>
+          <w:ilvl w:val="0"/>
+          <w:numId w:val="4"/>
+        </w:numPr>
+        <w:spacing w:after="90" w:line="280"/>
+      </w:pPr>
+      <w:r>
+        <w:rPr>
+          <w:b/>
+          <w:bCs/>
+        </w:rPr>
+        <w:t xml:space="preserve">Guía</w:t>
+      </w:r>
+      <w:r>
+        <w:t xml:space="preserve">: </w:t>
+      </w:r>
+      <w:r>
+        <w:rPr>
+          <w:b/>
+          <w:bCs/>
+        </w:rPr>
+        <w:t xml:space="preserve">mantenga pulsado</w:t>
+      </w:r>
+      <w:r>
+        <w:t xml:space="preserve"> en el lienzo para empujarla por el canal hasta unos 10 mm del extremo distal. Si los fragmentos están desalineados se </w:t>
+      </w:r>
+      <w:r>
+        <w:rPr>
+          <w:b/>
+          <w:bCs/>
+        </w:rPr>
+        <w:t xml:space="preserve">atasca en el foco</w:t>
+      </w:r>
+      <w:r>
+        <w:t xml:space="preserve">: reduzca mejor o ayúdese con el </w:t>
+      </w:r>
+      <w:r>
+        <w:rPr>
+          <w:b/>
+          <w:bCs/>
+        </w:rPr>
+        <w:t xml:space="preserve">dedo reductor</w:t>
+      </w:r>
+      <w:r>
+        <w:t xml:space="preserve"> (un clic lo pone o lo quita).</w:t>
+      </w:r>
+    </w:p>
+    <w:p>
+      <w:pPr>
+        <w:pStyle w:val="ListParagraph"/>
+        <w:numPr>
+          <w:ilvl w:val="0"/>
+          <w:numId w:val="4"/>
+        </w:numPr>
+        <w:spacing w:after="90" w:line="280"/>
+      </w:pPr>
+      <w:r>
+        <w:rPr>
+          <w:b/>
+          <w:bCs/>
+        </w:rPr>
+        <w:t xml:space="preserve">Fresado</w:t>
+      </w:r>
+      <w:r>
+        <w:t xml:space="preserve">: con la guía en el extremo distal, mantenga pulsado para pasar la cabeza elegida en el recuadro y suba </w:t>
+      </w:r>
+      <w:r>
+        <w:rPr>
+          <w:b/>
+          <w:bCs/>
+        </w:rPr>
+        <w:t xml:space="preserve">de 0,5 en 0,5 mm</w:t>
+      </w:r>
+      <w:r>
+        <w:t xml:space="preserve"> hasta 1 a 1,5 mm sobre el calibre del clavo de la bandeja. Un salto de más de 1 mm o fresar de más avisa.</w:t>
+      </w:r>
+    </w:p>
+    <w:p>
+      <w:pPr>
+        <w:pStyle w:val="ListParagraph"/>
+        <w:numPr>
+          <w:ilvl w:val="0"/>
+          <w:numId w:val="4"/>
+        </w:numPr>
+        <w:spacing w:after="90" w:line="280"/>
+      </w:pPr>
+      <w:r>
+        <w:rPr>
+          <w:b/>
+          <w:bCs/>
+        </w:rPr>
+        <w:t xml:space="preserve">Cambio de guía</w:t>
+      </w:r>
+      <w:r>
+        <w:t xml:space="preserve">: con el tubo de intercambio, un clic cambia la de punta de oliva por la lisa. El recuadro lista cada paso y dice qué falta antes del clavo; «Retirar la guía» y «Quitar el enclavado» deshacen.</w:t>
+      </w:r>
+    </w:p>
+    <w:p>
+      <w:pPr>
+        <w:pStyle w:val="ListParagraph"/>
+        <w:numPr>
+          <w:ilvl w:val="0"/>
+          <w:numId w:val="4"/>
+        </w:numPr>
+        <w:spacing w:after="90" w:line="280"/>
+      </w:pPr>
+      <w:r>
+        <w:t xml:space="preserve">La guía se ve en la fluoroscopia; el canal fresado se ve como un tubo ámbar a través del hueso, solo en la escena. Las cifras son una propuesta, pensada para la tibia, que el traumatólogo debe revisar. El clavo y su inserción son la etapa siguiente.</w:t>
+      </w:r>
+    </w:p>
+    <w:p>
+      <w:pPr>
+        <w:pStyle w:val="Heading2"/>
+      </w:pPr>
+      <w:r>
+        <w:t xml:space="preserve">13.16 Lo que conviene saber al editar</w:t>
       </w:r>
     </w:p>
     <w:p>

--- a/docs/MANUAL-DEL-SIMULADOR-QUIRURGICO.docx
+++ b/docs/MANUAL-DEL-SIMULADOR-QUIRURGICO.docx
@@ -22267,7 +22267,179 @@
         <w:pStyle w:val="Heading2"/>
       </w:pPr>
       <w:r>
-        <w:t xml:space="preserve">13.16 Lo que conviene saber al editar</w:t>
+        <w:t xml:space="preserve">13.16 Introducir y asentar el clavo</w:t>
+      </w:r>
+    </w:p>
+    <w:p>
+      <w:pPr>
+        <w:spacing w:after="120" w:line="288"/>
+      </w:pPr>
+      <w:r>
+        <w:t xml:space="preserve">Con el canal fresado y la guía lisa puesta, el </w:t>
+      </w:r>
+      <w:r>
+        <w:rPr>
+          <w:b/>
+          <w:bCs/>
+        </w:rPr>
+        <w:t xml:space="preserve">clavo</w:t>
+      </w:r>
+      <w:r>
+        <w:t xml:space="preserve"> de la bandeja (por ejemplo «Clavo tibial 9 × 330 mm») se coge y </w:t>
+      </w:r>
+      <w:r>
+        <w:rPr>
+          <w:b/>
+          <w:bCs/>
+        </w:rPr>
+        <w:t xml:space="preserve">un clic lo introduce unos 40 mm con la mano</w:t>
+      </w:r>
+      <w:r>
+        <w:t xml:space="preserve">. Se asienta con el arco, el impactador y el martillo.</w:t>
+      </w:r>
+    </w:p>
+    <w:p>
+      <w:pPr>
+        <w:pStyle w:val="ListParagraph"/>
+        <w:numPr>
+          <w:ilvl w:val="0"/>
+          <w:numId w:val="4"/>
+        </w:numPr>
+        <w:spacing w:after="90" w:line="280"/>
+      </w:pPr>
+      <w:r>
+        <w:rPr>
+          <w:b/>
+          <w:bCs/>
+        </w:rPr>
+        <w:t xml:space="preserve">Arco de inserción</w:t>
+      </w:r>
+      <w:r>
+        <w:t xml:space="preserve">: un clic lo monta en el clavo (otro lo retira). Hace falta para golpear con el impactador.</w:t>
+      </w:r>
+    </w:p>
+    <w:p>
+      <w:pPr>
+        <w:pStyle w:val="ListParagraph"/>
+        <w:numPr>
+          <w:ilvl w:val="0"/>
+          <w:numId w:val="4"/>
+        </w:numPr>
+        <w:spacing w:after="90" w:line="280"/>
+      </w:pPr>
+      <w:r>
+        <w:rPr>
+          <w:b/>
+          <w:bCs/>
+        </w:rPr>
+        <w:t xml:space="preserve">Impactador</w:t>
+      </w:r>
+      <w:r>
+        <w:t xml:space="preserve">: va conectado al arco y </w:t>
+      </w:r>
+      <w:r>
+        <w:rPr>
+          <w:b/>
+          <w:bCs/>
+        </w:rPr>
+        <w:t xml:space="preserve">cada clic es un golpe</w:t>
+      </w:r>
+      <w:r>
+        <w:t xml:space="preserve">: avanza 8 mm si el canal tiene 1 mm o más de holgura sobre el clavo, 3 mm si es justa y nada si no cabe (entonces hay que fresar más).</w:t>
+      </w:r>
+    </w:p>
+    <w:p>
+      <w:pPr>
+        <w:pStyle w:val="ListParagraph"/>
+        <w:numPr>
+          <w:ilvl w:val="0"/>
+          <w:numId w:val="4"/>
+        </w:numPr>
+        <w:spacing w:after="90" w:line="280"/>
+      </w:pPr>
+      <w:r>
+        <w:rPr>
+          <w:b/>
+          <w:bCs/>
+        </w:rPr>
+        <w:t xml:space="preserve">Martillo</w:t>
+      </w:r>
+      <w:r>
+        <w:t xml:space="preserve">: también avanza el clavo, pero golpea su extremo sin protección y avisa de que deforma la rosca donde va el arco.</w:t>
+      </w:r>
+    </w:p>
+    <w:p>
+      <w:pPr>
+        <w:pStyle w:val="ListParagraph"/>
+        <w:numPr>
+          <w:ilvl w:val="0"/>
+          <w:numId w:val="4"/>
+        </w:numPr>
+        <w:spacing w:after="90" w:line="280"/>
+      </w:pPr>
+      <w:r>
+        <w:t xml:space="preserve">El recuadro dice si el clavo asoma, queda </w:t>
+      </w:r>
+      <w:r>
+        <w:rPr>
+          <w:b/>
+          <w:bCs/>
+        </w:rPr>
+        <w:t xml:space="preserve">a ras (ideal)</w:t>
+      </w:r>
+      <w:r>
+        <w:t xml:space="preserve">, queda </w:t>
+      </w:r>
+      <w:r>
+        <w:rPr>
+          <w:b/>
+          <w:bCs/>
+        </w:rPr>
+        <w:t xml:space="preserve">hundido</w:t>
+      </w:r>
+      <w:r>
+        <w:t xml:space="preserve"> (más de 10 mm cuesta retirarlo) o </w:t>
+      </w:r>
+      <w:r>
+        <w:rPr>
+          <w:b/>
+          <w:bCs/>
+        </w:rPr>
+        <w:t xml:space="preserve">pasó la articulación</w:t>
+      </w:r>
+      <w:r>
+        <w:t xml:space="preserve">, y juzga su </w:t>
+      </w:r>
+      <w:r>
+        <w:rPr>
+          <w:b/>
+          <w:bCs/>
+        </w:rPr>
+        <w:t xml:space="preserve">largo</w:t>
+      </w:r>
+      <w:r>
+        <w:t xml:space="preserve"> contra el canal (deben sobrar de 10 a 40 mm). «Retirar el clavo» lo saca. El clavo se ve en la fluoroscopia.</w:t>
+      </w:r>
+    </w:p>
+    <w:p>
+      <w:pPr>
+        <w:pStyle w:val="ListParagraph"/>
+        <w:numPr>
+          <w:ilvl w:val="0"/>
+          <w:numId w:val="4"/>
+        </w:numPr>
+        <w:spacing w:after="90" w:line="280"/>
+      </w:pPr>
+      <w:r>
+        <w:t xml:space="preserve">Sin entrada buena, guía hasta el fondo, fresado suficiente para ese clavo y guía lisa, el clavo no entra y el aviso dice qué falta. Las cifras son una propuesta que el traumatólogo debe revisar. Los tornillos de bloqueo son la etapa siguiente.</w:t>
+      </w:r>
+    </w:p>
+    <w:p>
+      <w:pPr>
+        <w:pStyle w:val="Heading2"/>
+      </w:pPr>
+      <w:r>
+        <w:t xml:space="preserve">13.17 Lo que conviene saber al editar</w:t>
       </w:r>
     </w:p>
     <w:p>

--- a/docs/MANUAL-DEL-SIMULADOR-QUIRURGICO.docx
+++ b/docs/MANUAL-DEL-SIMULADOR-QUIRURGICO.docx
@@ -22439,7 +22439,165 @@
         <w:pStyle w:val="Heading2"/>
       </w:pPr>
       <w:r>
-        <w:t xml:space="preserve">13.17 Lo que conviene saber al editar</w:t>
+        <w:t xml:space="preserve">13.17 Bloquear el clavo y apretar los tornillos</w:t>
+      </w:r>
+    </w:p>
+    <w:p>
+      <w:pPr>
+        <w:spacing w:after="120" w:line="288"/>
+      </w:pPr>
+      <w:r>
+        <w:t xml:space="preserve">Con el clavo asentado, el </w:t>
+      </w:r>
+      <w:r>
+        <w:rPr>
+          <w:b/>
+          <w:bCs/>
+        </w:rPr>
+        <w:t xml:space="preserve">tornillo de bloqueo de clavo</w:t>
+      </w:r>
+      <w:r>
+        <w:t xml:space="preserve"> se coge y </w:t>
+      </w:r>
+      <w:r>
+        <w:rPr>
+          <w:b/>
+          <w:bCs/>
+        </w:rPr>
+        <w:t xml:space="preserve">un clic en el hueso, a la altura de un orificio oscuro del clavo</w:t>
+      </w:r>
+      <w:r>
+        <w:t xml:space="preserve"> lo pone por ese orificio. El recuadro lista los orificios (P1… proximales, D1… distales).</w:t>
+      </w:r>
+    </w:p>
+    <w:p>
+      <w:pPr>
+        <w:pStyle w:val="ListParagraph"/>
+        <w:numPr>
+          <w:ilvl w:val="0"/>
+          <w:numId w:val="4"/>
+        </w:numPr>
+        <w:spacing w:after="90" w:line="280"/>
+      </w:pPr>
+      <w:r>
+        <w:t xml:space="preserve">Los </w:t>
+      </w:r>
+      <w:r>
+        <w:rPr>
+          <w:b/>
+          <w:bCs/>
+        </w:rPr>
+        <w:t xml:space="preserve">proximales, con el arco montado, van guiados</w:t>
+      </w:r>
+      <w:r>
+        <w:t xml:space="preserve"> y aciertan siempre. Los </w:t>
+      </w:r>
+      <w:r>
+        <w:rPr>
+          <w:b/>
+          <w:bCs/>
+        </w:rPr>
+        <w:t xml:space="preserve">distales van a pulso</w:t>
+      </w:r>
+      <w:r>
+        <w:t xml:space="preserve">: hasta 2 mm del centro acierta, hasta 4 mm roza el borde y más allá </w:t>
+      </w:r>
+      <w:r>
+        <w:rPr>
+          <w:b/>
+          <w:bCs/>
+        </w:rPr>
+        <w:t xml:space="preserve">pasa junto al clavo y no lo bloquea</w:t>
+      </w:r>
+      <w:r>
+        <w:t xml:space="preserve">.</w:t>
+      </w:r>
+    </w:p>
+    <w:p>
+      <w:pPr>
+        <w:pStyle w:val="ListParagraph"/>
+        <w:numPr>
+          <w:ilvl w:val="0"/>
+          <w:numId w:val="4"/>
+        </w:numPr>
+        <w:spacing w:after="90" w:line="280"/>
+      </w:pPr>
+      <w:r>
+        <w:t xml:space="preserve">El recuadro dice si el bloqueo es suficiente (uno arriba y dos abajo) o qué falta. Un clavo sin tornillos distales puede rotar y acortarse.</w:t>
+      </w:r>
+    </w:p>
+    <w:p>
+      <w:pPr>
+        <w:pStyle w:val="ListParagraph"/>
+        <w:numPr>
+          <w:ilvl w:val="0"/>
+          <w:numId w:val="4"/>
+        </w:numPr>
+        <w:spacing w:after="90" w:line="280"/>
+      </w:pPr>
+      <w:r>
+        <w:t xml:space="preserve">El </w:t>
+      </w:r>
+      <w:r>
+        <w:rPr>
+          <w:b/>
+          <w:bCs/>
+        </w:rPr>
+        <w:t xml:space="preserve">destornillador</w:t>
+      </w:r>
+      <w:r>
+        <w:t xml:space="preserve"> aprieta el tornillo al que se apunta con un clic: el </w:t>
+      </w:r>
+      <w:r>
+        <w:rPr>
+          <w:b/>
+          <w:bCs/>
+        </w:rPr>
+        <w:t xml:space="preserve">hexagonal</w:t>
+      </w:r>
+      <w:r>
+        <w:t xml:space="preserve"> para las cabezas normales y el </w:t>
+      </w:r>
+      <w:r>
+        <w:rPr>
+          <w:b/>
+          <w:bCs/>
+        </w:rPr>
+        <w:t xml:space="preserve">Stardrive</w:t>
+      </w:r>
+      <w:r>
+        <w:t xml:space="preserve"> de la talla de la cabeza para las bloqueadas (T15 en 3,5 mm, T25 en 5,0). Si no calza, lo dice.</w:t>
+      </w:r>
+    </w:p>
+    <w:p>
+      <w:pPr>
+        <w:pStyle w:val="ListParagraph"/>
+        <w:numPr>
+          <w:ilvl w:val="0"/>
+          <w:numId w:val="4"/>
+        </w:numPr>
+        <w:spacing w:after="90" w:line="280"/>
+      </w:pPr>
+      <w:r>
+        <w:t xml:space="preserve">El </w:t>
+      </w:r>
+      <w:r>
+        <w:rPr>
+          <w:b/>
+          <w:bCs/>
+        </w:rPr>
+        <w:t xml:space="preserve">limitador de torque</w:t>
+      </w:r>
+      <w:r>
+        <w:t xml:space="preserve"> se monta en el destornillador con un clic (otro lo quita): una cabeza bloqueada de placa sin limitador avisa del sobre-apriete, y uno de otros N·m avisa o salta antes. Las cifras son una propuesta que el traumatólogo debe revisar.</w:t>
+      </w:r>
+    </w:p>
+    <w:p>
+      <w:pPr>
+        <w:pStyle w:val="Heading2"/>
+      </w:pPr>
+      <w:r>
+        <w:t xml:space="preserve">13.18 Lo que conviene saber al editar</w:t>
       </w:r>
     </w:p>
     <w:p>

--- a/docs/MANUAL-DEL-SIMULADOR-QUIRURGICO.docx
+++ b/docs/MANUAL-DEL-SIMULADOR-QUIRURGICO.docx
@@ -22597,7 +22597,116 @@
         <w:pStyle w:val="Heading2"/>
       </w:pPr>
       <w:r>
-        <w:t xml:space="preserve">13.18 Lo que conviene saber al editar</w:t>
+        <w:t xml:space="preserve">13.18 Injertos óseos</w:t>
+      </w:r>
+    </w:p>
+    <w:p>
+      <w:pPr>
+        <w:spacing w:after="120" w:line="288"/>
+      </w:pPr>
+      <w:r>
+        <w:t xml:space="preserve">Los dos injertos del grupo </w:t>
+      </w:r>
+      <w:r>
+        <w:rPr>
+          <w:b/>
+          <w:bCs/>
+        </w:rPr>
+        <w:t xml:space="preserve">Injerto óseo</w:t>
+      </w:r>
+      <w:r>
+        <w:t xml:space="preserve"> se ponen con un clic junto al foco, donde falta hueso. El recuadro dice el </w:t>
+      </w:r>
+      <w:r>
+        <w:rPr>
+          <w:b/>
+          <w:bCs/>
+        </w:rPr>
+        <w:t xml:space="preserve">defecto</w:t>
+      </w:r>
+      <w:r>
+        <w:t xml:space="preserve"> que hay entre los fragmentos (la diástasis, con su volumen aproximado en cc).</w:t>
+      </w:r>
+    </w:p>
+    <w:p>
+      <w:pPr>
+        <w:pStyle w:val="ListParagraph"/>
+        <w:numPr>
+          <w:ilvl w:val="0"/>
+          <w:numId w:val="4"/>
+        </w:numPr>
+        <w:spacing w:after="90" w:line="280"/>
+      </w:pPr>
+      <w:r>
+        <w:rPr>
+          <w:b/>
+          <w:bCs/>
+        </w:rPr>
+        <w:t xml:space="preserve">Injerto esponjoso</w:t>
+      </w:r>
+      <w:r>
+        <w:t xml:space="preserve">: cada clic deposita un puñado de trozos (2 cc). Se busca llenar entre el 60 y el 120 % del defecto; con menos falta y con más se sale del foco sin compactarse.</w:t>
+      </w:r>
+    </w:p>
+    <w:p>
+      <w:pPr>
+        <w:pStyle w:val="ListParagraph"/>
+        <w:numPr>
+          <w:ilvl w:val="0"/>
+          <w:numId w:val="4"/>
+        </w:numPr>
+        <w:spacing w:after="90" w:line="280"/>
+      </w:pPr>
+      <w:r>
+        <w:rPr>
+          <w:b/>
+          <w:bCs/>
+        </w:rPr>
+        <w:t xml:space="preserve">Bloque tricortical de cresta ilíaca</w:t>
+      </w:r>
+      <w:r>
+        <w:t xml:space="preserve">: se pone en el hueco entre los fragmentos con el </w:t>
+      </w:r>
+      <w:r>
+        <w:rPr>
+          <w:b/>
+          <w:bCs/>
+        </w:rPr>
+        <w:t xml:space="preserve">largo</w:t>
+      </w:r>
+      <w:r>
+        <w:t xml:space="preserve"> que se elige en el recuadro; debe medir lo mismo que el defecto (2 mm de tolerancia). Como es estructural, el recuadro avisa mientras no haya placa, tornillos o clavo que lo sostengan.</w:t>
+      </w:r>
+    </w:p>
+    <w:p>
+      <w:pPr>
+        <w:pStyle w:val="ListParagraph"/>
+        <w:numPr>
+          <w:ilvl w:val="0"/>
+          <w:numId w:val="4"/>
+        </w:numPr>
+        <w:spacing w:after="90" w:line="280"/>
+      </w:pPr>
+      <w:r>
+        <w:t xml:space="preserve">Se juzgan contra el defecto </w:t>
+      </w:r>
+      <w:r>
+        <w:rPr>
+          <w:b/>
+          <w:bCs/>
+        </w:rPr>
+        <w:t xml:space="preserve">de ahora</w:t>
+      </w:r>
+      <w:r>
+        <w:t xml:space="preserve">: al reducir la fractura el defecto desaparece y el injerto puesto sobra. Los dos se ven en la fluoroscopia y «Quitar el injerto» los retira. Las cifras son una propuesta que el traumatólogo debe revisar.</w:t>
+      </w:r>
+    </w:p>
+    <w:p>
+      <w:pPr>
+        <w:pStyle w:val="Heading2"/>
+      </w:pPr>
+      <w:r>
+        <w:t xml:space="preserve">13.19 Lo que conviene saber al editar</w:t>
       </w:r>
     </w:p>
     <w:p>

--- a/docs/MANUAL-DEL-SIMULADOR-QUIRURGICO.docx
+++ b/docs/MANUAL-DEL-SIMULADOR-QUIRURGICO.docx
@@ -22706,7 +22706,102 @@
         <w:pStyle w:val="Heading2"/>
       </w:pPr>
       <w:r>
-        <w:t xml:space="preserve">13.19 Lo que conviene saber al editar</w:t>
+        <w:t xml:space="preserve">13.19 Si la imagen se va a blanco o se recarga la página</w:t>
+      </w:r>
+    </w:p>
+    <w:p>
+      <w:pPr>
+        <w:spacing w:after="120" w:line="288"/>
+      </w:pPr>
+      <w:r>
+        <w:t xml:space="preserve">El simulador </w:t>
+      </w:r>
+      <w:r>
+        <w:rPr>
+          <w:b/>
+          <w:bCs/>
+        </w:rPr>
+        <w:t xml:space="preserve">no pierde lo puesto en el paciente</w:t>
+      </w:r>
+      <w:r>
+        <w:t xml:space="preserve">. Si el navegador le quita la tarjeta gráfica, a los pocos segundos aparece «La imagen volvió» y todo sigue donde estaba: la placa, los tornillos, el clavo, los injertos, el periostio, las agujas y la reducción.</w:t>
+      </w:r>
+    </w:p>
+    <w:p>
+      <w:pPr>
+        <w:pStyle w:val="ListParagraph"/>
+        <w:numPr>
+          <w:ilvl w:val="0"/>
+          <w:numId w:val="4"/>
+        </w:numPr>
+        <w:spacing w:after="90" w:line="280"/>
+      </w:pPr>
+      <w:r>
+        <w:t xml:space="preserve">Si se </w:t>
+      </w:r>
+      <w:r>
+        <w:rPr>
+          <w:b/>
+          <w:bCs/>
+        </w:rPr>
+        <w:t xml:space="preserve">recarga la página</w:t>
+      </w:r>
+      <w:r>
+        <w:t xml:space="preserve"> (o la pestaña se cae y se vuelve a abrir en la misma ventana), lo puesto en el paciente </w:t>
+      </w:r>
+      <w:r>
+        <w:rPr>
+          <w:b/>
+          <w:bCs/>
+        </w:rPr>
+        <w:t xml:space="preserve">vuelve solo</w:t>
+      </w:r>
+      <w:r>
+        <w:t xml:space="preserve"> y el simulador avisa «Se recuperó lo que había puesto en el paciente».</w:t>
+      </w:r>
+    </w:p>
+    <w:p>
+      <w:pPr>
+        <w:pStyle w:val="ListParagraph"/>
+        <w:numPr>
+          <w:ilvl w:val="0"/>
+          <w:numId w:val="4"/>
+        </w:numPr>
+        <w:spacing w:after="90" w:line="280"/>
+      </w:pPr>
+      <w:r>
+        <w:t xml:space="preserve">Solo se vacía si el residente lo quita o pulsa «Reiniciar caso». Lo que </w:t>
+      </w:r>
+      <w:r>
+        <w:rPr>
+          <w:b/>
+          <w:bCs/>
+        </w:rPr>
+        <w:t xml:space="preserve">no</w:t>
+      </w:r>
+      <w:r>
+        <w:t xml:space="preserve"> vuelve es la placa que se estaba doblando en la mesa de modelado.</w:t>
+      </w:r>
+    </w:p>
+    <w:p>
+      <w:pPr>
+        <w:pStyle w:val="ListParagraph"/>
+        <w:numPr>
+          <w:ilvl w:val="0"/>
+          <w:numId w:val="4"/>
+        </w:numPr>
+        <w:spacing w:after="90" w:line="280"/>
+      </w:pPr>
+      <w:r>
+        <w:t xml:space="preserve">Cada vez que se pierde la tarjeta gráfica, el navegador deja constancia de lo que estaba pasando (tarjeta, tamaño del dibujo, memoria, carga de la escena) para saber por qué ocurrió.</w:t>
+      </w:r>
+    </w:p>
+    <w:p>
+      <w:pPr>
+        <w:pStyle w:val="Heading2"/>
+      </w:pPr>
+      <w:r>
+        <w:t xml:space="preserve">13.20 Lo que conviene saber al editar</w:t>
       </w:r>
     </w:p>
     <w:p>
